--- a/prompt.docx
+++ b/prompt.docx
@@ -2893,7 +2893,7 @@
       <w:pPr>
         <w:numPr>
           <w:ilvl w:val="0"/>
-          <w:numId w:val="1"/>
+          <w:numId w:val="5"/>
         </w:numPr>
         <w:spacing w:before="100" w:beforeAutospacing="1" w:after="100" w:afterAutospacing="1" w:line="240" w:lineRule="auto"/>
         <w:rPr>
@@ -2937,7 +2937,7 @@
       <w:pPr>
         <w:numPr>
           <w:ilvl w:val="0"/>
-          <w:numId w:val="1"/>
+          <w:numId w:val="5"/>
         </w:numPr>
         <w:spacing w:before="100" w:beforeAutospacing="1" w:after="100" w:afterAutospacing="1" w:line="240" w:lineRule="auto"/>
         <w:rPr>
@@ -2992,7 +2992,7 @@
       <w:pPr>
         <w:numPr>
           <w:ilvl w:val="0"/>
-          <w:numId w:val="1"/>
+          <w:numId w:val="5"/>
         </w:numPr>
         <w:spacing w:before="100" w:beforeAutospacing="1" w:after="100" w:afterAutospacing="1" w:line="240" w:lineRule="auto"/>
         <w:rPr>
@@ -3056,7 +3056,7 @@
       <w:pPr>
         <w:numPr>
           <w:ilvl w:val="0"/>
-          <w:numId w:val="1"/>
+          <w:numId w:val="5"/>
         </w:numPr>
         <w:spacing w:before="100" w:beforeAutospacing="1" w:after="100" w:afterAutospacing="1" w:line="240" w:lineRule="auto"/>
         <w:rPr>
@@ -8081,7 +8081,7 @@
       <w:pPr>
         <w:numPr>
           <w:ilvl w:val="0"/>
-          <w:numId w:val="2"/>
+          <w:numId w:val="6"/>
         </w:numPr>
         <w:spacing w:before="100" w:beforeAutospacing="1" w:after="100" w:afterAutospacing="1" w:line="240" w:lineRule="auto"/>
         <w:rPr>
@@ -8145,7 +8145,7 @@
       <w:pPr>
         <w:numPr>
           <w:ilvl w:val="0"/>
-          <w:numId w:val="2"/>
+          <w:numId w:val="6"/>
         </w:numPr>
         <w:spacing w:before="100" w:beforeAutospacing="1" w:after="100" w:afterAutospacing="1" w:line="240" w:lineRule="auto"/>
         <w:rPr>
@@ -8229,7 +8229,7 @@
       <w:pPr>
         <w:numPr>
           <w:ilvl w:val="0"/>
-          <w:numId w:val="2"/>
+          <w:numId w:val="6"/>
         </w:numPr>
         <w:spacing w:before="100" w:beforeAutospacing="1" w:after="100" w:afterAutospacing="1" w:line="240" w:lineRule="auto"/>
         <w:rPr>
@@ -14815,7 +14815,7 @@
       <w:pPr>
         <w:numPr>
           <w:ilvl w:val="0"/>
-          <w:numId w:val="3"/>
+          <w:numId w:val="7"/>
         </w:numPr>
         <w:spacing w:before="100" w:beforeAutospacing="1" w:after="100" w:afterAutospacing="1" w:line="240" w:lineRule="auto"/>
         <w:rPr>
@@ -14948,7 +14948,7 @@
       <w:pPr>
         <w:numPr>
           <w:ilvl w:val="0"/>
-          <w:numId w:val="3"/>
+          <w:numId w:val="7"/>
         </w:numPr>
         <w:spacing w:before="100" w:beforeAutospacing="1" w:after="100" w:afterAutospacing="1" w:line="240" w:lineRule="auto"/>
         <w:rPr>
@@ -15101,7 +15101,7 @@
       <w:pPr>
         <w:numPr>
           <w:ilvl w:val="0"/>
-          <w:numId w:val="3"/>
+          <w:numId w:val="7"/>
         </w:numPr>
         <w:spacing w:before="100" w:beforeAutospacing="1" w:after="100" w:afterAutospacing="1" w:line="240" w:lineRule="auto"/>
         <w:rPr>
@@ -15235,7 +15235,7 @@
       <w:pPr>
         <w:numPr>
           <w:ilvl w:val="0"/>
-          <w:numId w:val="3"/>
+          <w:numId w:val="7"/>
         </w:numPr>
         <w:spacing w:before="100" w:beforeAutospacing="1" w:after="100" w:afterAutospacing="1" w:line="240" w:lineRule="auto"/>
         <w:rPr>
@@ -15339,7 +15339,7 @@
       <w:pPr>
         <w:numPr>
           <w:ilvl w:val="0"/>
-          <w:numId w:val="3"/>
+          <w:numId w:val="7"/>
         </w:numPr>
         <w:spacing w:before="100" w:beforeAutospacing="1" w:after="100" w:afterAutospacing="1" w:line="240" w:lineRule="auto"/>
         <w:rPr>
@@ -18627,7 +18627,7 @@
       <w:pPr>
         <w:numPr>
           <w:ilvl w:val="0"/>
-          <w:numId w:val="4"/>
+          <w:numId w:val="8"/>
         </w:numPr>
         <w:spacing w:before="100" w:beforeAutospacing="1" w:after="100" w:afterAutospacing="1" w:line="240" w:lineRule="auto"/>
         <w:rPr>
@@ -18651,7 +18651,7 @@
       <w:pPr>
         <w:numPr>
           <w:ilvl w:val="0"/>
-          <w:numId w:val="4"/>
+          <w:numId w:val="8"/>
         </w:numPr>
         <w:spacing w:before="100" w:beforeAutospacing="1" w:after="100" w:afterAutospacing="1" w:line="240" w:lineRule="auto"/>
         <w:rPr>
@@ -18695,7 +18695,7 @@
       <w:pPr>
         <w:numPr>
           <w:ilvl w:val="0"/>
-          <w:numId w:val="4"/>
+          <w:numId w:val="8"/>
         </w:numPr>
         <w:spacing w:before="100" w:beforeAutospacing="1" w:after="100" w:afterAutospacing="1" w:line="240" w:lineRule="auto"/>
         <w:rPr>
@@ -18719,7 +18719,7 @@
       <w:pPr>
         <w:numPr>
           <w:ilvl w:val="0"/>
-          <w:numId w:val="4"/>
+          <w:numId w:val="8"/>
         </w:numPr>
         <w:spacing w:before="100" w:beforeAutospacing="1" w:after="100" w:afterAutospacing="1" w:line="240" w:lineRule="auto"/>
         <w:rPr>
@@ -21029,6 +21029,4388 @@
           <w:lang w:eastAsia="hu-HU"/>
         </w:rPr>
         <w:t xml:space="preserve"> lesz, amelynek minden színe semleges, a szövege pedig bal oldalon helyezkedik el.</w:t>
+      </w:r>
+    </w:p>
+    <w:p>
+      <w:pPr>
+        <w:spacing w:before="100" w:beforeAutospacing="1" w:after="100" w:afterAutospacing="1" w:line="240" w:lineRule="auto"/>
+        <w:outlineLvl w:val="3"/>
+        <w:rPr>
+          <w:rFonts w:ascii="Times New Roman" w:eastAsia="Times New Roman" w:hAnsi="Times New Roman" w:cs="Times New Roman"/>
+          <w:b/>
+          <w:bCs/>
+          <w:sz w:val="24"/>
+          <w:szCs w:val="24"/>
+          <w:lang w:eastAsia="hu-HU"/>
+        </w:rPr>
+      </w:pPr>
+      <w:proofErr w:type="gramStart"/>
+      <w:r>
+        <w:rPr>
+          <w:rFonts w:ascii="Times New Roman" w:eastAsia="Times New Roman" w:hAnsi="Symbol" w:cs="Times New Roman"/>
+          <w:b/>
+          <w:bCs/>
+          <w:sz w:val="24"/>
+          <w:szCs w:val="24"/>
+          <w:lang w:eastAsia="hu-HU"/>
+        </w:rPr>
+        <w:t></w:t>
+      </w:r>
+      <w:r>
+        <w:rPr>
+          <w:rFonts w:ascii="Times New Roman" w:eastAsia="Times New Roman" w:hAnsi="Times New Roman" w:cs="Times New Roman"/>
+          <w:b/>
+          <w:bCs/>
+          <w:sz w:val="24"/>
+          <w:szCs w:val="24"/>
+          <w:lang w:eastAsia="hu-HU"/>
+        </w:rPr>
+        <w:t xml:space="preserve">  Ezt</w:t>
+      </w:r>
+      <w:proofErr w:type="gramEnd"/>
+      <w:r>
+        <w:rPr>
+          <w:rFonts w:ascii="Times New Roman" w:eastAsia="Times New Roman" w:hAnsi="Times New Roman" w:cs="Times New Roman"/>
+          <w:b/>
+          <w:bCs/>
+          <w:sz w:val="24"/>
+          <w:szCs w:val="24"/>
+          <w:lang w:eastAsia="hu-HU"/>
+        </w:rPr>
+        <w:t xml:space="preserve"> mondtad:</w:t>
+      </w:r>
+    </w:p>
+    <w:p>
+      <w:pPr>
+        <w:spacing w:before="100" w:beforeAutospacing="1" w:after="100" w:afterAutospacing="1" w:line="240" w:lineRule="auto"/>
+        <w:rPr>
+          <w:rFonts w:ascii="Times New Roman" w:eastAsia="Times New Roman" w:hAnsi="Times New Roman" w:cs="Times New Roman"/>
+          <w:sz w:val="24"/>
+          <w:szCs w:val="24"/>
+          <w:lang w:eastAsia="hu-HU"/>
+        </w:rPr>
+      </w:pPr>
+      <w:r>
+        <w:rPr>
+          <w:rFonts w:ascii="Times New Roman" w:eastAsia="Times New Roman" w:hAnsi="Times New Roman" w:cs="Times New Roman"/>
+          <w:sz w:val="24"/>
+          <w:szCs w:val="24"/>
+          <w:lang w:eastAsia="hu-HU"/>
+        </w:rPr>
+        <w:t xml:space="preserve">Az </w:t>
+      </w:r>
+      <w:proofErr w:type="spellStart"/>
+      <w:r>
+        <w:rPr>
+          <w:rFonts w:ascii="Times New Roman" w:eastAsia="Times New Roman" w:hAnsi="Times New Roman" w:cs="Times New Roman"/>
+          <w:sz w:val="24"/>
+          <w:szCs w:val="24"/>
+          <w:lang w:eastAsia="hu-HU"/>
+        </w:rPr>
+        <w:t>Articlben</w:t>
+      </w:r>
+      <w:proofErr w:type="spellEnd"/>
+      <w:r>
+        <w:rPr>
+          <w:rFonts w:ascii="Times New Roman" w:eastAsia="Times New Roman" w:hAnsi="Times New Roman" w:cs="Times New Roman"/>
+          <w:sz w:val="24"/>
+          <w:szCs w:val="24"/>
+          <w:lang w:eastAsia="hu-HU"/>
+        </w:rPr>
+        <w:t xml:space="preserve"> a kártyákban a kép bal oldalt legyen és mellette legyen a szöveg.</w:t>
+      </w:r>
+    </w:p>
+    <w:p>
+      <w:pPr>
+        <w:spacing w:before="100" w:beforeAutospacing="1" w:after="100" w:afterAutospacing="1" w:line="240" w:lineRule="auto"/>
+        <w:outlineLvl w:val="3"/>
+        <w:rPr>
+          <w:rFonts w:ascii="Times New Roman" w:eastAsia="Times New Roman" w:hAnsi="Times New Roman" w:cs="Times New Roman"/>
+          <w:b/>
+          <w:bCs/>
+          <w:sz w:val="24"/>
+          <w:szCs w:val="24"/>
+          <w:lang w:eastAsia="hu-HU"/>
+        </w:rPr>
+      </w:pPr>
+      <w:proofErr w:type="gramStart"/>
+      <w:r>
+        <w:rPr>
+          <w:rFonts w:ascii="Times New Roman" w:eastAsia="Times New Roman" w:hAnsi="Symbol" w:cs="Times New Roman"/>
+          <w:b/>
+          <w:bCs/>
+          <w:sz w:val="24"/>
+          <w:szCs w:val="24"/>
+          <w:lang w:eastAsia="hu-HU"/>
+        </w:rPr>
+        <w:t></w:t>
+      </w:r>
+      <w:r>
+        <w:rPr>
+          <w:rFonts w:ascii="Times New Roman" w:eastAsia="Times New Roman" w:hAnsi="Times New Roman" w:cs="Times New Roman"/>
+          <w:b/>
+          <w:bCs/>
+          <w:sz w:val="24"/>
+          <w:szCs w:val="24"/>
+          <w:lang w:eastAsia="hu-HU"/>
+        </w:rPr>
+        <w:t xml:space="preserve">  A</w:t>
+      </w:r>
+      <w:proofErr w:type="gramEnd"/>
+      <w:r>
+        <w:rPr>
+          <w:rFonts w:ascii="Times New Roman" w:eastAsia="Times New Roman" w:hAnsi="Times New Roman" w:cs="Times New Roman"/>
+          <w:b/>
+          <w:bCs/>
+          <w:sz w:val="24"/>
+          <w:szCs w:val="24"/>
+          <w:lang w:eastAsia="hu-HU"/>
+        </w:rPr>
+        <w:t xml:space="preserve"> </w:t>
+      </w:r>
+      <w:proofErr w:type="spellStart"/>
+      <w:r>
+        <w:rPr>
+          <w:rFonts w:ascii="Times New Roman" w:eastAsia="Times New Roman" w:hAnsi="Times New Roman" w:cs="Times New Roman"/>
+          <w:b/>
+          <w:bCs/>
+          <w:sz w:val="24"/>
+          <w:szCs w:val="24"/>
+          <w:lang w:eastAsia="hu-HU"/>
+        </w:rPr>
+        <w:t>ChatGPT</w:t>
+      </w:r>
+      <w:proofErr w:type="spellEnd"/>
+      <w:r>
+        <w:rPr>
+          <w:rFonts w:ascii="Times New Roman" w:eastAsia="Times New Roman" w:hAnsi="Times New Roman" w:cs="Times New Roman"/>
+          <w:b/>
+          <w:bCs/>
+          <w:sz w:val="24"/>
+          <w:szCs w:val="24"/>
+          <w:lang w:eastAsia="hu-HU"/>
+        </w:rPr>
+        <w:t xml:space="preserve"> ezt mondta:</w:t>
+      </w:r>
+    </w:p>
+    <w:p>
+      <w:pPr>
+        <w:spacing w:before="100" w:beforeAutospacing="1" w:after="100" w:afterAutospacing="1" w:line="240" w:lineRule="auto"/>
+        <w:rPr>
+          <w:rFonts w:ascii="Times New Roman" w:eastAsia="Times New Roman" w:hAnsi="Times New Roman" w:cs="Times New Roman"/>
+          <w:sz w:val="24"/>
+          <w:szCs w:val="24"/>
+          <w:lang w:eastAsia="hu-HU"/>
+        </w:rPr>
+      </w:pPr>
+      <w:r>
+        <w:rPr>
+          <w:rFonts w:ascii="Times New Roman" w:eastAsia="Times New Roman" w:hAnsi="Times New Roman" w:cs="Times New Roman"/>
+          <w:sz w:val="24"/>
+          <w:szCs w:val="24"/>
+          <w:lang w:eastAsia="hu-HU"/>
+        </w:rPr>
+        <w:t xml:space="preserve">Ehhez </w:t>
+      </w:r>
+      <w:proofErr w:type="gramStart"/>
+      <w:r>
+        <w:rPr>
+          <w:rFonts w:ascii="Times New Roman" w:eastAsia="Times New Roman" w:hAnsi="Times New Roman" w:cs="Times New Roman"/>
+          <w:sz w:val="24"/>
+          <w:szCs w:val="24"/>
+          <w:lang w:eastAsia="hu-HU"/>
+        </w:rPr>
+        <w:t xml:space="preserve">a </w:t>
+      </w:r>
+      <w:r>
+        <w:rPr>
+          <w:rFonts w:ascii="Courier New" w:eastAsia="Times New Roman" w:hAnsi="Courier New" w:cs="Courier New"/>
+          <w:sz w:val="20"/>
+          <w:szCs w:val="20"/>
+          <w:lang w:eastAsia="hu-HU"/>
+        </w:rPr>
+        <w:t>.</w:t>
+      </w:r>
+      <w:proofErr w:type="spellStart"/>
+      <w:r>
+        <w:rPr>
+          <w:rFonts w:ascii="Courier New" w:eastAsia="Times New Roman" w:hAnsi="Courier New" w:cs="Courier New"/>
+          <w:sz w:val="20"/>
+          <w:szCs w:val="20"/>
+          <w:lang w:eastAsia="hu-HU"/>
+        </w:rPr>
+        <w:t>card</w:t>
+      </w:r>
+      <w:proofErr w:type="spellEnd"/>
+      <w:proofErr w:type="gramEnd"/>
+      <w:r>
+        <w:rPr>
+          <w:rFonts w:ascii="Times New Roman" w:eastAsia="Times New Roman" w:hAnsi="Times New Roman" w:cs="Times New Roman"/>
+          <w:sz w:val="24"/>
+          <w:szCs w:val="24"/>
+          <w:lang w:eastAsia="hu-HU"/>
+        </w:rPr>
+        <w:t xml:space="preserve"> elemet kell </w:t>
+      </w:r>
+      <w:proofErr w:type="spellStart"/>
+      <w:r>
+        <w:rPr>
+          <w:rFonts w:ascii="Times New Roman" w:eastAsia="Times New Roman" w:hAnsi="Times New Roman" w:cs="Times New Roman"/>
+          <w:sz w:val="24"/>
+          <w:szCs w:val="24"/>
+          <w:lang w:eastAsia="hu-HU"/>
+        </w:rPr>
+        <w:t>Flexboxszal</w:t>
+      </w:r>
+      <w:proofErr w:type="spellEnd"/>
+      <w:r>
+        <w:rPr>
+          <w:rFonts w:ascii="Times New Roman" w:eastAsia="Times New Roman" w:hAnsi="Times New Roman" w:cs="Times New Roman"/>
+          <w:sz w:val="24"/>
+          <w:szCs w:val="24"/>
+          <w:lang w:eastAsia="hu-HU"/>
+        </w:rPr>
+        <w:t xml:space="preserve"> elrendezni, így a kép bal oldalon, a szöveg pedig mellette, jobb oldalon jelenik meg.</w:t>
+      </w:r>
+    </w:p>
+    <w:p>
+      <w:pPr>
+        <w:spacing w:before="100" w:beforeAutospacing="1" w:after="100" w:afterAutospacing="1" w:line="240" w:lineRule="auto"/>
+        <w:rPr>
+          <w:rFonts w:ascii="Times New Roman" w:eastAsia="Times New Roman" w:hAnsi="Times New Roman" w:cs="Times New Roman"/>
+          <w:sz w:val="24"/>
+          <w:szCs w:val="24"/>
+          <w:lang w:eastAsia="hu-HU"/>
+        </w:rPr>
+      </w:pPr>
+      <w:r>
+        <w:rPr>
+          <w:rFonts w:ascii="Times New Roman" w:eastAsia="Times New Roman" w:hAnsi="Times New Roman" w:cs="Times New Roman"/>
+          <w:sz w:val="24"/>
+          <w:szCs w:val="24"/>
+          <w:lang w:eastAsia="hu-HU"/>
+        </w:rPr>
+        <w:t>Cseréld le a korábbi kártyákhoz tartozó CSS-t erre:</w:t>
+      </w:r>
+    </w:p>
+    <w:p>
+      <w:pPr>
+        <w:spacing w:after="0" w:line="240" w:lineRule="auto"/>
+        <w:rPr>
+          <w:rFonts w:ascii="Times New Roman" w:eastAsia="Times New Roman" w:hAnsi="Times New Roman" w:cs="Times New Roman"/>
+          <w:sz w:val="24"/>
+          <w:szCs w:val="24"/>
+          <w:lang w:eastAsia="hu-HU"/>
+        </w:rPr>
+      </w:pPr>
+      <w:proofErr w:type="spellStart"/>
+      <w:r>
+        <w:rPr>
+          <w:rFonts w:ascii="Times New Roman" w:eastAsia="Times New Roman" w:hAnsi="Times New Roman" w:cs="Times New Roman"/>
+          <w:sz w:val="24"/>
+          <w:szCs w:val="24"/>
+          <w:lang w:eastAsia="hu-HU"/>
+        </w:rPr>
+        <w:t>css</w:t>
+      </w:r>
+      <w:proofErr w:type="spellEnd"/>
+    </w:p>
+    <w:p>
+      <w:pPr>
+        <w:tabs>
+          <w:tab w:val="left" w:pos="916"/>
+          <w:tab w:val="left" w:pos="1832"/>
+          <w:tab w:val="left" w:pos="2748"/>
+          <w:tab w:val="left" w:pos="3664"/>
+          <w:tab w:val="left" w:pos="4580"/>
+          <w:tab w:val="left" w:pos="5496"/>
+          <w:tab w:val="left" w:pos="6412"/>
+          <w:tab w:val="left" w:pos="7328"/>
+          <w:tab w:val="left" w:pos="8244"/>
+          <w:tab w:val="left" w:pos="9160"/>
+          <w:tab w:val="left" w:pos="10076"/>
+          <w:tab w:val="left" w:pos="10992"/>
+          <w:tab w:val="left" w:pos="11908"/>
+          <w:tab w:val="left" w:pos="12824"/>
+          <w:tab w:val="left" w:pos="13740"/>
+          <w:tab w:val="left" w:pos="14656"/>
+        </w:tabs>
+        <w:spacing w:after="0" w:line="240" w:lineRule="auto"/>
+        <w:rPr>
+          <w:rFonts w:ascii="Courier New" w:eastAsia="Times New Roman" w:hAnsi="Courier New" w:cs="Courier New"/>
+          <w:sz w:val="20"/>
+          <w:szCs w:val="20"/>
+          <w:lang w:eastAsia="hu-HU"/>
+        </w:rPr>
+      </w:pPr>
+    </w:p>
+    <w:p>
+      <w:pPr>
+        <w:tabs>
+          <w:tab w:val="left" w:pos="916"/>
+          <w:tab w:val="left" w:pos="1832"/>
+          <w:tab w:val="left" w:pos="2748"/>
+          <w:tab w:val="left" w:pos="3664"/>
+          <w:tab w:val="left" w:pos="4580"/>
+          <w:tab w:val="left" w:pos="5496"/>
+          <w:tab w:val="left" w:pos="6412"/>
+          <w:tab w:val="left" w:pos="7328"/>
+          <w:tab w:val="left" w:pos="8244"/>
+          <w:tab w:val="left" w:pos="9160"/>
+          <w:tab w:val="left" w:pos="10076"/>
+          <w:tab w:val="left" w:pos="10992"/>
+          <w:tab w:val="left" w:pos="11908"/>
+          <w:tab w:val="left" w:pos="12824"/>
+          <w:tab w:val="left" w:pos="13740"/>
+          <w:tab w:val="left" w:pos="14656"/>
+        </w:tabs>
+        <w:spacing w:after="0" w:line="240" w:lineRule="auto"/>
+        <w:rPr>
+          <w:rFonts w:ascii="Courier New" w:eastAsia="Times New Roman" w:hAnsi="Courier New" w:cs="Courier New"/>
+          <w:sz w:val="20"/>
+          <w:szCs w:val="20"/>
+          <w:lang w:eastAsia="hu-HU"/>
+        </w:rPr>
+      </w:pPr>
+      <w:r>
+        <w:rPr>
+          <w:rFonts w:ascii="Courier New" w:eastAsia="Times New Roman" w:hAnsi="Courier New" w:cs="Courier New"/>
+          <w:sz w:val="20"/>
+          <w:szCs w:val="20"/>
+          <w:lang w:eastAsia="hu-HU"/>
+        </w:rPr>
+        <w:t>/* Kártyák egymás mellett, két oszlopban */</w:t>
+      </w:r>
+    </w:p>
+    <w:p>
+      <w:pPr>
+        <w:tabs>
+          <w:tab w:val="left" w:pos="916"/>
+          <w:tab w:val="left" w:pos="1832"/>
+          <w:tab w:val="left" w:pos="2748"/>
+          <w:tab w:val="left" w:pos="3664"/>
+          <w:tab w:val="left" w:pos="4580"/>
+          <w:tab w:val="left" w:pos="5496"/>
+          <w:tab w:val="left" w:pos="6412"/>
+          <w:tab w:val="left" w:pos="7328"/>
+          <w:tab w:val="left" w:pos="8244"/>
+          <w:tab w:val="left" w:pos="9160"/>
+          <w:tab w:val="left" w:pos="10076"/>
+          <w:tab w:val="left" w:pos="10992"/>
+          <w:tab w:val="left" w:pos="11908"/>
+          <w:tab w:val="left" w:pos="12824"/>
+          <w:tab w:val="left" w:pos="13740"/>
+          <w:tab w:val="left" w:pos="14656"/>
+        </w:tabs>
+        <w:spacing w:after="0" w:line="240" w:lineRule="auto"/>
+        <w:rPr>
+          <w:rFonts w:ascii="Courier New" w:eastAsia="Times New Roman" w:hAnsi="Courier New" w:cs="Courier New"/>
+          <w:sz w:val="20"/>
+          <w:szCs w:val="20"/>
+          <w:lang w:eastAsia="hu-HU"/>
+        </w:rPr>
+      </w:pPr>
+      <w:proofErr w:type="gramStart"/>
+      <w:r>
+        <w:rPr>
+          <w:rFonts w:ascii="Courier New" w:eastAsia="Times New Roman" w:hAnsi="Courier New" w:cs="Courier New"/>
+          <w:sz w:val="20"/>
+          <w:szCs w:val="20"/>
+          <w:lang w:eastAsia="hu-HU"/>
+        </w:rPr>
+        <w:t>.</w:t>
+      </w:r>
+      <w:proofErr w:type="spellStart"/>
+      <w:r>
+        <w:rPr>
+          <w:rFonts w:ascii="Courier New" w:eastAsia="Times New Roman" w:hAnsi="Courier New" w:cs="Courier New"/>
+          <w:sz w:val="20"/>
+          <w:szCs w:val="20"/>
+          <w:lang w:eastAsia="hu-HU"/>
+        </w:rPr>
+        <w:t>card</w:t>
+      </w:r>
+      <w:proofErr w:type="gramEnd"/>
+      <w:r>
+        <w:rPr>
+          <w:rFonts w:ascii="Courier New" w:eastAsia="Times New Roman" w:hAnsi="Courier New" w:cs="Courier New"/>
+          <w:sz w:val="20"/>
+          <w:szCs w:val="20"/>
+          <w:lang w:eastAsia="hu-HU"/>
+        </w:rPr>
+        <w:t>-container</w:t>
+      </w:r>
+      <w:proofErr w:type="spellEnd"/>
+      <w:r>
+        <w:rPr>
+          <w:rFonts w:ascii="Courier New" w:eastAsia="Times New Roman" w:hAnsi="Courier New" w:cs="Courier New"/>
+          <w:sz w:val="20"/>
+          <w:szCs w:val="20"/>
+          <w:lang w:eastAsia="hu-HU"/>
+        </w:rPr>
+        <w:t xml:space="preserve"> {</w:t>
+      </w:r>
+    </w:p>
+    <w:p>
+      <w:pPr>
+        <w:tabs>
+          <w:tab w:val="left" w:pos="916"/>
+          <w:tab w:val="left" w:pos="1832"/>
+          <w:tab w:val="left" w:pos="2748"/>
+          <w:tab w:val="left" w:pos="3664"/>
+          <w:tab w:val="left" w:pos="4580"/>
+          <w:tab w:val="left" w:pos="5496"/>
+          <w:tab w:val="left" w:pos="6412"/>
+          <w:tab w:val="left" w:pos="7328"/>
+          <w:tab w:val="left" w:pos="8244"/>
+          <w:tab w:val="left" w:pos="9160"/>
+          <w:tab w:val="left" w:pos="10076"/>
+          <w:tab w:val="left" w:pos="10992"/>
+          <w:tab w:val="left" w:pos="11908"/>
+          <w:tab w:val="left" w:pos="12824"/>
+          <w:tab w:val="left" w:pos="13740"/>
+          <w:tab w:val="left" w:pos="14656"/>
+        </w:tabs>
+        <w:spacing w:after="0" w:line="240" w:lineRule="auto"/>
+        <w:rPr>
+          <w:rFonts w:ascii="Courier New" w:eastAsia="Times New Roman" w:hAnsi="Courier New" w:cs="Courier New"/>
+          <w:sz w:val="20"/>
+          <w:szCs w:val="20"/>
+          <w:lang w:eastAsia="hu-HU"/>
+        </w:rPr>
+      </w:pPr>
+      <w:r>
+        <w:rPr>
+          <w:rFonts w:ascii="Courier New" w:eastAsia="Times New Roman" w:hAnsi="Courier New" w:cs="Courier New"/>
+          <w:sz w:val="20"/>
+          <w:szCs w:val="20"/>
+          <w:lang w:eastAsia="hu-HU"/>
+        </w:rPr>
+        <w:t xml:space="preserve">  display: </w:t>
+      </w:r>
+      <w:proofErr w:type="spellStart"/>
+      <w:r>
+        <w:rPr>
+          <w:rFonts w:ascii="Courier New" w:eastAsia="Times New Roman" w:hAnsi="Courier New" w:cs="Courier New"/>
+          <w:sz w:val="20"/>
+          <w:szCs w:val="20"/>
+          <w:lang w:eastAsia="hu-HU"/>
+        </w:rPr>
+        <w:t>flex</w:t>
+      </w:r>
+      <w:proofErr w:type="spellEnd"/>
+      <w:r>
+        <w:rPr>
+          <w:rFonts w:ascii="Courier New" w:eastAsia="Times New Roman" w:hAnsi="Courier New" w:cs="Courier New"/>
+          <w:sz w:val="20"/>
+          <w:szCs w:val="20"/>
+          <w:lang w:eastAsia="hu-HU"/>
+        </w:rPr>
+        <w:t>;</w:t>
+      </w:r>
+    </w:p>
+    <w:p>
+      <w:pPr>
+        <w:tabs>
+          <w:tab w:val="left" w:pos="916"/>
+          <w:tab w:val="left" w:pos="1832"/>
+          <w:tab w:val="left" w:pos="2748"/>
+          <w:tab w:val="left" w:pos="3664"/>
+          <w:tab w:val="left" w:pos="4580"/>
+          <w:tab w:val="left" w:pos="5496"/>
+          <w:tab w:val="left" w:pos="6412"/>
+          <w:tab w:val="left" w:pos="7328"/>
+          <w:tab w:val="left" w:pos="8244"/>
+          <w:tab w:val="left" w:pos="9160"/>
+          <w:tab w:val="left" w:pos="10076"/>
+          <w:tab w:val="left" w:pos="10992"/>
+          <w:tab w:val="left" w:pos="11908"/>
+          <w:tab w:val="left" w:pos="12824"/>
+          <w:tab w:val="left" w:pos="13740"/>
+          <w:tab w:val="left" w:pos="14656"/>
+        </w:tabs>
+        <w:spacing w:after="0" w:line="240" w:lineRule="auto"/>
+        <w:rPr>
+          <w:rFonts w:ascii="Courier New" w:eastAsia="Times New Roman" w:hAnsi="Courier New" w:cs="Courier New"/>
+          <w:sz w:val="20"/>
+          <w:szCs w:val="20"/>
+          <w:lang w:eastAsia="hu-HU"/>
+        </w:rPr>
+      </w:pPr>
+      <w:r>
+        <w:rPr>
+          <w:rFonts w:ascii="Courier New" w:eastAsia="Times New Roman" w:hAnsi="Courier New" w:cs="Courier New"/>
+          <w:sz w:val="20"/>
+          <w:szCs w:val="20"/>
+          <w:lang w:eastAsia="hu-HU"/>
+        </w:rPr>
+        <w:t xml:space="preserve">  </w:t>
+      </w:r>
+      <w:proofErr w:type="spellStart"/>
+      <w:r>
+        <w:rPr>
+          <w:rFonts w:ascii="Courier New" w:eastAsia="Times New Roman" w:hAnsi="Courier New" w:cs="Courier New"/>
+          <w:sz w:val="20"/>
+          <w:szCs w:val="20"/>
+          <w:lang w:eastAsia="hu-HU"/>
+        </w:rPr>
+        <w:t>flex-wrap</w:t>
+      </w:r>
+      <w:proofErr w:type="spellEnd"/>
+      <w:r>
+        <w:rPr>
+          <w:rFonts w:ascii="Courier New" w:eastAsia="Times New Roman" w:hAnsi="Courier New" w:cs="Courier New"/>
+          <w:sz w:val="20"/>
+          <w:szCs w:val="20"/>
+          <w:lang w:eastAsia="hu-HU"/>
+        </w:rPr>
+        <w:t xml:space="preserve">: </w:t>
+      </w:r>
+      <w:proofErr w:type="spellStart"/>
+      <w:r>
+        <w:rPr>
+          <w:rFonts w:ascii="Courier New" w:eastAsia="Times New Roman" w:hAnsi="Courier New" w:cs="Courier New"/>
+          <w:sz w:val="20"/>
+          <w:szCs w:val="20"/>
+          <w:lang w:eastAsia="hu-HU"/>
+        </w:rPr>
+        <w:t>wrap</w:t>
+      </w:r>
+      <w:proofErr w:type="spellEnd"/>
+      <w:r>
+        <w:rPr>
+          <w:rFonts w:ascii="Courier New" w:eastAsia="Times New Roman" w:hAnsi="Courier New" w:cs="Courier New"/>
+          <w:sz w:val="20"/>
+          <w:szCs w:val="20"/>
+          <w:lang w:eastAsia="hu-HU"/>
+        </w:rPr>
+        <w:t>;</w:t>
+      </w:r>
+    </w:p>
+    <w:p>
+      <w:pPr>
+        <w:tabs>
+          <w:tab w:val="left" w:pos="916"/>
+          <w:tab w:val="left" w:pos="1832"/>
+          <w:tab w:val="left" w:pos="2748"/>
+          <w:tab w:val="left" w:pos="3664"/>
+          <w:tab w:val="left" w:pos="4580"/>
+          <w:tab w:val="left" w:pos="5496"/>
+          <w:tab w:val="left" w:pos="6412"/>
+          <w:tab w:val="left" w:pos="7328"/>
+          <w:tab w:val="left" w:pos="8244"/>
+          <w:tab w:val="left" w:pos="9160"/>
+          <w:tab w:val="left" w:pos="10076"/>
+          <w:tab w:val="left" w:pos="10992"/>
+          <w:tab w:val="left" w:pos="11908"/>
+          <w:tab w:val="left" w:pos="12824"/>
+          <w:tab w:val="left" w:pos="13740"/>
+          <w:tab w:val="left" w:pos="14656"/>
+        </w:tabs>
+        <w:spacing w:after="0" w:line="240" w:lineRule="auto"/>
+        <w:rPr>
+          <w:rFonts w:ascii="Courier New" w:eastAsia="Times New Roman" w:hAnsi="Courier New" w:cs="Courier New"/>
+          <w:sz w:val="20"/>
+          <w:szCs w:val="20"/>
+          <w:lang w:eastAsia="hu-HU"/>
+        </w:rPr>
+      </w:pPr>
+      <w:r>
+        <w:rPr>
+          <w:rFonts w:ascii="Courier New" w:eastAsia="Times New Roman" w:hAnsi="Courier New" w:cs="Courier New"/>
+          <w:sz w:val="20"/>
+          <w:szCs w:val="20"/>
+          <w:lang w:eastAsia="hu-HU"/>
+        </w:rPr>
+        <w:t xml:space="preserve">  </w:t>
+      </w:r>
+      <w:proofErr w:type="spellStart"/>
+      <w:r>
+        <w:rPr>
+          <w:rFonts w:ascii="Courier New" w:eastAsia="Times New Roman" w:hAnsi="Courier New" w:cs="Courier New"/>
+          <w:sz w:val="20"/>
+          <w:szCs w:val="20"/>
+          <w:lang w:eastAsia="hu-HU"/>
+        </w:rPr>
+        <w:t>gap</w:t>
+      </w:r>
+      <w:proofErr w:type="spellEnd"/>
+      <w:r>
+        <w:rPr>
+          <w:rFonts w:ascii="Courier New" w:eastAsia="Times New Roman" w:hAnsi="Courier New" w:cs="Courier New"/>
+          <w:sz w:val="20"/>
+          <w:szCs w:val="20"/>
+          <w:lang w:eastAsia="hu-HU"/>
+        </w:rPr>
+        <w:t>: 20px;</w:t>
+      </w:r>
+    </w:p>
+    <w:p>
+      <w:pPr>
+        <w:tabs>
+          <w:tab w:val="left" w:pos="916"/>
+          <w:tab w:val="left" w:pos="1832"/>
+          <w:tab w:val="left" w:pos="2748"/>
+          <w:tab w:val="left" w:pos="3664"/>
+          <w:tab w:val="left" w:pos="4580"/>
+          <w:tab w:val="left" w:pos="5496"/>
+          <w:tab w:val="left" w:pos="6412"/>
+          <w:tab w:val="left" w:pos="7328"/>
+          <w:tab w:val="left" w:pos="8244"/>
+          <w:tab w:val="left" w:pos="9160"/>
+          <w:tab w:val="left" w:pos="10076"/>
+          <w:tab w:val="left" w:pos="10992"/>
+          <w:tab w:val="left" w:pos="11908"/>
+          <w:tab w:val="left" w:pos="12824"/>
+          <w:tab w:val="left" w:pos="13740"/>
+          <w:tab w:val="left" w:pos="14656"/>
+        </w:tabs>
+        <w:spacing w:after="0" w:line="240" w:lineRule="auto"/>
+        <w:rPr>
+          <w:rFonts w:ascii="Courier New" w:eastAsia="Times New Roman" w:hAnsi="Courier New" w:cs="Courier New"/>
+          <w:sz w:val="20"/>
+          <w:szCs w:val="20"/>
+          <w:lang w:eastAsia="hu-HU"/>
+        </w:rPr>
+      </w:pPr>
+      <w:r>
+        <w:rPr>
+          <w:rFonts w:ascii="Courier New" w:eastAsia="Times New Roman" w:hAnsi="Courier New" w:cs="Courier New"/>
+          <w:sz w:val="20"/>
+          <w:szCs w:val="20"/>
+          <w:lang w:eastAsia="hu-HU"/>
+        </w:rPr>
+        <w:t>}</w:t>
+      </w:r>
+    </w:p>
+    <w:p>
+      <w:pPr>
+        <w:tabs>
+          <w:tab w:val="left" w:pos="916"/>
+          <w:tab w:val="left" w:pos="1832"/>
+          <w:tab w:val="left" w:pos="2748"/>
+          <w:tab w:val="left" w:pos="3664"/>
+          <w:tab w:val="left" w:pos="4580"/>
+          <w:tab w:val="left" w:pos="5496"/>
+          <w:tab w:val="left" w:pos="6412"/>
+          <w:tab w:val="left" w:pos="7328"/>
+          <w:tab w:val="left" w:pos="8244"/>
+          <w:tab w:val="left" w:pos="9160"/>
+          <w:tab w:val="left" w:pos="10076"/>
+          <w:tab w:val="left" w:pos="10992"/>
+          <w:tab w:val="left" w:pos="11908"/>
+          <w:tab w:val="left" w:pos="12824"/>
+          <w:tab w:val="left" w:pos="13740"/>
+          <w:tab w:val="left" w:pos="14656"/>
+        </w:tabs>
+        <w:spacing w:after="0" w:line="240" w:lineRule="auto"/>
+        <w:rPr>
+          <w:rFonts w:ascii="Courier New" w:eastAsia="Times New Roman" w:hAnsi="Courier New" w:cs="Courier New"/>
+          <w:sz w:val="20"/>
+          <w:szCs w:val="20"/>
+          <w:lang w:eastAsia="hu-HU"/>
+        </w:rPr>
+      </w:pPr>
+    </w:p>
+    <w:p>
+      <w:pPr>
+        <w:tabs>
+          <w:tab w:val="left" w:pos="916"/>
+          <w:tab w:val="left" w:pos="1832"/>
+          <w:tab w:val="left" w:pos="2748"/>
+          <w:tab w:val="left" w:pos="3664"/>
+          <w:tab w:val="left" w:pos="4580"/>
+          <w:tab w:val="left" w:pos="5496"/>
+          <w:tab w:val="left" w:pos="6412"/>
+          <w:tab w:val="left" w:pos="7328"/>
+          <w:tab w:val="left" w:pos="8244"/>
+          <w:tab w:val="left" w:pos="9160"/>
+          <w:tab w:val="left" w:pos="10076"/>
+          <w:tab w:val="left" w:pos="10992"/>
+          <w:tab w:val="left" w:pos="11908"/>
+          <w:tab w:val="left" w:pos="12824"/>
+          <w:tab w:val="left" w:pos="13740"/>
+          <w:tab w:val="left" w:pos="14656"/>
+        </w:tabs>
+        <w:spacing w:after="0" w:line="240" w:lineRule="auto"/>
+        <w:rPr>
+          <w:rFonts w:ascii="Courier New" w:eastAsia="Times New Roman" w:hAnsi="Courier New" w:cs="Courier New"/>
+          <w:sz w:val="20"/>
+          <w:szCs w:val="20"/>
+          <w:lang w:eastAsia="hu-HU"/>
+        </w:rPr>
+      </w:pPr>
+      <w:r>
+        <w:rPr>
+          <w:rFonts w:ascii="Courier New" w:eastAsia="Times New Roman" w:hAnsi="Courier New" w:cs="Courier New"/>
+          <w:sz w:val="20"/>
+          <w:szCs w:val="20"/>
+          <w:lang w:eastAsia="hu-HU"/>
+        </w:rPr>
+        <w:t>/* Kép balra, szöveg jobbra */</w:t>
+      </w:r>
+    </w:p>
+    <w:p>
+      <w:pPr>
+        <w:tabs>
+          <w:tab w:val="left" w:pos="916"/>
+          <w:tab w:val="left" w:pos="1832"/>
+          <w:tab w:val="left" w:pos="2748"/>
+          <w:tab w:val="left" w:pos="3664"/>
+          <w:tab w:val="left" w:pos="4580"/>
+          <w:tab w:val="left" w:pos="5496"/>
+          <w:tab w:val="left" w:pos="6412"/>
+          <w:tab w:val="left" w:pos="7328"/>
+          <w:tab w:val="left" w:pos="8244"/>
+          <w:tab w:val="left" w:pos="9160"/>
+          <w:tab w:val="left" w:pos="10076"/>
+          <w:tab w:val="left" w:pos="10992"/>
+          <w:tab w:val="left" w:pos="11908"/>
+          <w:tab w:val="left" w:pos="12824"/>
+          <w:tab w:val="left" w:pos="13740"/>
+          <w:tab w:val="left" w:pos="14656"/>
+        </w:tabs>
+        <w:spacing w:after="0" w:line="240" w:lineRule="auto"/>
+        <w:rPr>
+          <w:rFonts w:ascii="Courier New" w:eastAsia="Times New Roman" w:hAnsi="Courier New" w:cs="Courier New"/>
+          <w:sz w:val="20"/>
+          <w:szCs w:val="20"/>
+          <w:lang w:eastAsia="hu-HU"/>
+        </w:rPr>
+      </w:pPr>
+      <w:proofErr w:type="gramStart"/>
+      <w:r>
+        <w:rPr>
+          <w:rFonts w:ascii="Courier New" w:eastAsia="Times New Roman" w:hAnsi="Courier New" w:cs="Courier New"/>
+          <w:sz w:val="20"/>
+          <w:szCs w:val="20"/>
+          <w:lang w:eastAsia="hu-HU"/>
+        </w:rPr>
+        <w:t>.</w:t>
+      </w:r>
+      <w:proofErr w:type="spellStart"/>
+      <w:r>
+        <w:rPr>
+          <w:rFonts w:ascii="Courier New" w:eastAsia="Times New Roman" w:hAnsi="Courier New" w:cs="Courier New"/>
+          <w:sz w:val="20"/>
+          <w:szCs w:val="20"/>
+          <w:lang w:eastAsia="hu-HU"/>
+        </w:rPr>
+        <w:t>card</w:t>
+      </w:r>
+      <w:proofErr w:type="spellEnd"/>
+      <w:proofErr w:type="gramEnd"/>
+      <w:r>
+        <w:rPr>
+          <w:rFonts w:ascii="Courier New" w:eastAsia="Times New Roman" w:hAnsi="Courier New" w:cs="Courier New"/>
+          <w:sz w:val="20"/>
+          <w:szCs w:val="20"/>
+          <w:lang w:eastAsia="hu-HU"/>
+        </w:rPr>
+        <w:t xml:space="preserve"> {</w:t>
+      </w:r>
+    </w:p>
+    <w:p>
+      <w:pPr>
+        <w:tabs>
+          <w:tab w:val="left" w:pos="916"/>
+          <w:tab w:val="left" w:pos="1832"/>
+          <w:tab w:val="left" w:pos="2748"/>
+          <w:tab w:val="left" w:pos="3664"/>
+          <w:tab w:val="left" w:pos="4580"/>
+          <w:tab w:val="left" w:pos="5496"/>
+          <w:tab w:val="left" w:pos="6412"/>
+          <w:tab w:val="left" w:pos="7328"/>
+          <w:tab w:val="left" w:pos="8244"/>
+          <w:tab w:val="left" w:pos="9160"/>
+          <w:tab w:val="left" w:pos="10076"/>
+          <w:tab w:val="left" w:pos="10992"/>
+          <w:tab w:val="left" w:pos="11908"/>
+          <w:tab w:val="left" w:pos="12824"/>
+          <w:tab w:val="left" w:pos="13740"/>
+          <w:tab w:val="left" w:pos="14656"/>
+        </w:tabs>
+        <w:spacing w:after="0" w:line="240" w:lineRule="auto"/>
+        <w:rPr>
+          <w:rFonts w:ascii="Courier New" w:eastAsia="Times New Roman" w:hAnsi="Courier New" w:cs="Courier New"/>
+          <w:sz w:val="20"/>
+          <w:szCs w:val="20"/>
+          <w:lang w:eastAsia="hu-HU"/>
+        </w:rPr>
+      </w:pPr>
+      <w:r>
+        <w:rPr>
+          <w:rFonts w:ascii="Courier New" w:eastAsia="Times New Roman" w:hAnsi="Courier New" w:cs="Courier New"/>
+          <w:sz w:val="20"/>
+          <w:szCs w:val="20"/>
+          <w:lang w:eastAsia="hu-HU"/>
+        </w:rPr>
+        <w:t xml:space="preserve">  display: </w:t>
+      </w:r>
+      <w:proofErr w:type="spellStart"/>
+      <w:r>
+        <w:rPr>
+          <w:rFonts w:ascii="Courier New" w:eastAsia="Times New Roman" w:hAnsi="Courier New" w:cs="Courier New"/>
+          <w:sz w:val="20"/>
+          <w:szCs w:val="20"/>
+          <w:lang w:eastAsia="hu-HU"/>
+        </w:rPr>
+        <w:t>flex</w:t>
+      </w:r>
+      <w:proofErr w:type="spellEnd"/>
+      <w:r>
+        <w:rPr>
+          <w:rFonts w:ascii="Courier New" w:eastAsia="Times New Roman" w:hAnsi="Courier New" w:cs="Courier New"/>
+          <w:sz w:val="20"/>
+          <w:szCs w:val="20"/>
+          <w:lang w:eastAsia="hu-HU"/>
+        </w:rPr>
+        <w:t>;</w:t>
+      </w:r>
+    </w:p>
+    <w:p>
+      <w:pPr>
+        <w:tabs>
+          <w:tab w:val="left" w:pos="916"/>
+          <w:tab w:val="left" w:pos="1832"/>
+          <w:tab w:val="left" w:pos="2748"/>
+          <w:tab w:val="left" w:pos="3664"/>
+          <w:tab w:val="left" w:pos="4580"/>
+          <w:tab w:val="left" w:pos="5496"/>
+          <w:tab w:val="left" w:pos="6412"/>
+          <w:tab w:val="left" w:pos="7328"/>
+          <w:tab w:val="left" w:pos="8244"/>
+          <w:tab w:val="left" w:pos="9160"/>
+          <w:tab w:val="left" w:pos="10076"/>
+          <w:tab w:val="left" w:pos="10992"/>
+          <w:tab w:val="left" w:pos="11908"/>
+          <w:tab w:val="left" w:pos="12824"/>
+          <w:tab w:val="left" w:pos="13740"/>
+          <w:tab w:val="left" w:pos="14656"/>
+        </w:tabs>
+        <w:spacing w:after="0" w:line="240" w:lineRule="auto"/>
+        <w:rPr>
+          <w:rFonts w:ascii="Courier New" w:eastAsia="Times New Roman" w:hAnsi="Courier New" w:cs="Courier New"/>
+          <w:sz w:val="20"/>
+          <w:szCs w:val="20"/>
+          <w:lang w:eastAsia="hu-HU"/>
+        </w:rPr>
+      </w:pPr>
+      <w:r>
+        <w:rPr>
+          <w:rFonts w:ascii="Courier New" w:eastAsia="Times New Roman" w:hAnsi="Courier New" w:cs="Courier New"/>
+          <w:sz w:val="20"/>
+          <w:szCs w:val="20"/>
+          <w:lang w:eastAsia="hu-HU"/>
+        </w:rPr>
+        <w:t xml:space="preserve">  </w:t>
+      </w:r>
+      <w:proofErr w:type="spellStart"/>
+      <w:r>
+        <w:rPr>
+          <w:rFonts w:ascii="Courier New" w:eastAsia="Times New Roman" w:hAnsi="Courier New" w:cs="Courier New"/>
+          <w:sz w:val="20"/>
+          <w:szCs w:val="20"/>
+          <w:lang w:eastAsia="hu-HU"/>
+        </w:rPr>
+        <w:t>flex</w:t>
+      </w:r>
+      <w:proofErr w:type="spellEnd"/>
+      <w:r>
+        <w:rPr>
+          <w:rFonts w:ascii="Courier New" w:eastAsia="Times New Roman" w:hAnsi="Courier New" w:cs="Courier New"/>
+          <w:sz w:val="20"/>
+          <w:szCs w:val="20"/>
+          <w:lang w:eastAsia="hu-HU"/>
+        </w:rPr>
+        <w:t xml:space="preserve">: 1 1 </w:t>
+      </w:r>
+      <w:proofErr w:type="spellStart"/>
+      <w:proofErr w:type="gramStart"/>
+      <w:r>
+        <w:rPr>
+          <w:rFonts w:ascii="Courier New" w:eastAsia="Times New Roman" w:hAnsi="Courier New" w:cs="Courier New"/>
+          <w:sz w:val="20"/>
+          <w:szCs w:val="20"/>
+          <w:lang w:eastAsia="hu-HU"/>
+        </w:rPr>
+        <w:t>calc</w:t>
+      </w:r>
+      <w:proofErr w:type="spellEnd"/>
+      <w:r>
+        <w:rPr>
+          <w:rFonts w:ascii="Courier New" w:eastAsia="Times New Roman" w:hAnsi="Courier New" w:cs="Courier New"/>
+          <w:sz w:val="20"/>
+          <w:szCs w:val="20"/>
+          <w:lang w:eastAsia="hu-HU"/>
+        </w:rPr>
+        <w:t>(</w:t>
+      </w:r>
+      <w:proofErr w:type="gramEnd"/>
+      <w:r>
+        <w:rPr>
+          <w:rFonts w:ascii="Courier New" w:eastAsia="Times New Roman" w:hAnsi="Courier New" w:cs="Courier New"/>
+          <w:sz w:val="20"/>
+          <w:szCs w:val="20"/>
+          <w:lang w:eastAsia="hu-HU"/>
+        </w:rPr>
+        <w:t>50% - 10px);</w:t>
+      </w:r>
+    </w:p>
+    <w:p>
+      <w:pPr>
+        <w:tabs>
+          <w:tab w:val="left" w:pos="916"/>
+          <w:tab w:val="left" w:pos="1832"/>
+          <w:tab w:val="left" w:pos="2748"/>
+          <w:tab w:val="left" w:pos="3664"/>
+          <w:tab w:val="left" w:pos="4580"/>
+          <w:tab w:val="left" w:pos="5496"/>
+          <w:tab w:val="left" w:pos="6412"/>
+          <w:tab w:val="left" w:pos="7328"/>
+          <w:tab w:val="left" w:pos="8244"/>
+          <w:tab w:val="left" w:pos="9160"/>
+          <w:tab w:val="left" w:pos="10076"/>
+          <w:tab w:val="left" w:pos="10992"/>
+          <w:tab w:val="left" w:pos="11908"/>
+          <w:tab w:val="left" w:pos="12824"/>
+          <w:tab w:val="left" w:pos="13740"/>
+          <w:tab w:val="left" w:pos="14656"/>
+        </w:tabs>
+        <w:spacing w:after="0" w:line="240" w:lineRule="auto"/>
+        <w:rPr>
+          <w:rFonts w:ascii="Courier New" w:eastAsia="Times New Roman" w:hAnsi="Courier New" w:cs="Courier New"/>
+          <w:sz w:val="20"/>
+          <w:szCs w:val="20"/>
+          <w:lang w:eastAsia="hu-HU"/>
+        </w:rPr>
+      </w:pPr>
+      <w:r>
+        <w:rPr>
+          <w:rFonts w:ascii="Courier New" w:eastAsia="Times New Roman" w:hAnsi="Courier New" w:cs="Courier New"/>
+          <w:sz w:val="20"/>
+          <w:szCs w:val="20"/>
+          <w:lang w:eastAsia="hu-HU"/>
+        </w:rPr>
+        <w:t xml:space="preserve">  min-</w:t>
+      </w:r>
+      <w:proofErr w:type="spellStart"/>
+      <w:r>
+        <w:rPr>
+          <w:rFonts w:ascii="Courier New" w:eastAsia="Times New Roman" w:hAnsi="Courier New" w:cs="Courier New"/>
+          <w:sz w:val="20"/>
+          <w:szCs w:val="20"/>
+          <w:lang w:eastAsia="hu-HU"/>
+        </w:rPr>
+        <w:t>width</w:t>
+      </w:r>
+      <w:proofErr w:type="spellEnd"/>
+      <w:r>
+        <w:rPr>
+          <w:rFonts w:ascii="Courier New" w:eastAsia="Times New Roman" w:hAnsi="Courier New" w:cs="Courier New"/>
+          <w:sz w:val="20"/>
+          <w:szCs w:val="20"/>
+          <w:lang w:eastAsia="hu-HU"/>
+        </w:rPr>
+        <w:t>: 280px;</w:t>
+      </w:r>
+    </w:p>
+    <w:p>
+      <w:pPr>
+        <w:tabs>
+          <w:tab w:val="left" w:pos="916"/>
+          <w:tab w:val="left" w:pos="1832"/>
+          <w:tab w:val="left" w:pos="2748"/>
+          <w:tab w:val="left" w:pos="3664"/>
+          <w:tab w:val="left" w:pos="4580"/>
+          <w:tab w:val="left" w:pos="5496"/>
+          <w:tab w:val="left" w:pos="6412"/>
+          <w:tab w:val="left" w:pos="7328"/>
+          <w:tab w:val="left" w:pos="8244"/>
+          <w:tab w:val="left" w:pos="9160"/>
+          <w:tab w:val="left" w:pos="10076"/>
+          <w:tab w:val="left" w:pos="10992"/>
+          <w:tab w:val="left" w:pos="11908"/>
+          <w:tab w:val="left" w:pos="12824"/>
+          <w:tab w:val="left" w:pos="13740"/>
+          <w:tab w:val="left" w:pos="14656"/>
+        </w:tabs>
+        <w:spacing w:after="0" w:line="240" w:lineRule="auto"/>
+        <w:rPr>
+          <w:rFonts w:ascii="Courier New" w:eastAsia="Times New Roman" w:hAnsi="Courier New" w:cs="Courier New"/>
+          <w:sz w:val="20"/>
+          <w:szCs w:val="20"/>
+          <w:lang w:eastAsia="hu-HU"/>
+        </w:rPr>
+      </w:pPr>
+      <w:r>
+        <w:rPr>
+          <w:rFonts w:ascii="Courier New" w:eastAsia="Times New Roman" w:hAnsi="Courier New" w:cs="Courier New"/>
+          <w:sz w:val="20"/>
+          <w:szCs w:val="20"/>
+          <w:lang w:eastAsia="hu-HU"/>
+        </w:rPr>
+        <w:t xml:space="preserve">  overflow: </w:t>
+      </w:r>
+      <w:proofErr w:type="spellStart"/>
+      <w:r>
+        <w:rPr>
+          <w:rFonts w:ascii="Courier New" w:eastAsia="Times New Roman" w:hAnsi="Courier New" w:cs="Courier New"/>
+          <w:sz w:val="20"/>
+          <w:szCs w:val="20"/>
+          <w:lang w:eastAsia="hu-HU"/>
+        </w:rPr>
+        <w:t>hidden</w:t>
+      </w:r>
+      <w:proofErr w:type="spellEnd"/>
+      <w:r>
+        <w:rPr>
+          <w:rFonts w:ascii="Courier New" w:eastAsia="Times New Roman" w:hAnsi="Courier New" w:cs="Courier New"/>
+          <w:sz w:val="20"/>
+          <w:szCs w:val="20"/>
+          <w:lang w:eastAsia="hu-HU"/>
+        </w:rPr>
+        <w:t>;</w:t>
+      </w:r>
+    </w:p>
+    <w:p>
+      <w:pPr>
+        <w:tabs>
+          <w:tab w:val="left" w:pos="916"/>
+          <w:tab w:val="left" w:pos="1832"/>
+          <w:tab w:val="left" w:pos="2748"/>
+          <w:tab w:val="left" w:pos="3664"/>
+          <w:tab w:val="left" w:pos="4580"/>
+          <w:tab w:val="left" w:pos="5496"/>
+          <w:tab w:val="left" w:pos="6412"/>
+          <w:tab w:val="left" w:pos="7328"/>
+          <w:tab w:val="left" w:pos="8244"/>
+          <w:tab w:val="left" w:pos="9160"/>
+          <w:tab w:val="left" w:pos="10076"/>
+          <w:tab w:val="left" w:pos="10992"/>
+          <w:tab w:val="left" w:pos="11908"/>
+          <w:tab w:val="left" w:pos="12824"/>
+          <w:tab w:val="left" w:pos="13740"/>
+          <w:tab w:val="left" w:pos="14656"/>
+        </w:tabs>
+        <w:spacing w:after="0" w:line="240" w:lineRule="auto"/>
+        <w:rPr>
+          <w:rFonts w:ascii="Courier New" w:eastAsia="Times New Roman" w:hAnsi="Courier New" w:cs="Courier New"/>
+          <w:sz w:val="20"/>
+          <w:szCs w:val="20"/>
+          <w:lang w:eastAsia="hu-HU"/>
+        </w:rPr>
+      </w:pPr>
+      <w:r>
+        <w:rPr>
+          <w:rFonts w:ascii="Courier New" w:eastAsia="Times New Roman" w:hAnsi="Courier New" w:cs="Courier New"/>
+          <w:sz w:val="20"/>
+          <w:szCs w:val="20"/>
+          <w:lang w:eastAsia="hu-HU"/>
+        </w:rPr>
+        <w:t xml:space="preserve">  </w:t>
+      </w:r>
+      <w:proofErr w:type="spellStart"/>
+      <w:r>
+        <w:rPr>
+          <w:rFonts w:ascii="Courier New" w:eastAsia="Times New Roman" w:hAnsi="Courier New" w:cs="Courier New"/>
+          <w:sz w:val="20"/>
+          <w:szCs w:val="20"/>
+          <w:lang w:eastAsia="hu-HU"/>
+        </w:rPr>
+        <w:t>border</w:t>
+      </w:r>
+      <w:proofErr w:type="spellEnd"/>
+      <w:r>
+        <w:rPr>
+          <w:rFonts w:ascii="Courier New" w:eastAsia="Times New Roman" w:hAnsi="Courier New" w:cs="Courier New"/>
+          <w:sz w:val="20"/>
+          <w:szCs w:val="20"/>
+          <w:lang w:eastAsia="hu-HU"/>
+        </w:rPr>
+        <w:t xml:space="preserve">: 1px </w:t>
+      </w:r>
+      <w:proofErr w:type="spellStart"/>
+      <w:r>
+        <w:rPr>
+          <w:rFonts w:ascii="Courier New" w:eastAsia="Times New Roman" w:hAnsi="Courier New" w:cs="Courier New"/>
+          <w:sz w:val="20"/>
+          <w:szCs w:val="20"/>
+          <w:lang w:eastAsia="hu-HU"/>
+        </w:rPr>
+        <w:t>solid</w:t>
+      </w:r>
+      <w:proofErr w:type="spellEnd"/>
+      <w:r>
+        <w:rPr>
+          <w:rFonts w:ascii="Courier New" w:eastAsia="Times New Roman" w:hAnsi="Courier New" w:cs="Courier New"/>
+          <w:sz w:val="20"/>
+          <w:szCs w:val="20"/>
+          <w:lang w:eastAsia="hu-HU"/>
+        </w:rPr>
+        <w:t xml:space="preserve"> #ddd;</w:t>
+      </w:r>
+    </w:p>
+    <w:p>
+      <w:pPr>
+        <w:tabs>
+          <w:tab w:val="left" w:pos="916"/>
+          <w:tab w:val="left" w:pos="1832"/>
+          <w:tab w:val="left" w:pos="2748"/>
+          <w:tab w:val="left" w:pos="3664"/>
+          <w:tab w:val="left" w:pos="4580"/>
+          <w:tab w:val="left" w:pos="5496"/>
+          <w:tab w:val="left" w:pos="6412"/>
+          <w:tab w:val="left" w:pos="7328"/>
+          <w:tab w:val="left" w:pos="8244"/>
+          <w:tab w:val="left" w:pos="9160"/>
+          <w:tab w:val="left" w:pos="10076"/>
+          <w:tab w:val="left" w:pos="10992"/>
+          <w:tab w:val="left" w:pos="11908"/>
+          <w:tab w:val="left" w:pos="12824"/>
+          <w:tab w:val="left" w:pos="13740"/>
+          <w:tab w:val="left" w:pos="14656"/>
+        </w:tabs>
+        <w:spacing w:after="0" w:line="240" w:lineRule="auto"/>
+        <w:rPr>
+          <w:rFonts w:ascii="Courier New" w:eastAsia="Times New Roman" w:hAnsi="Courier New" w:cs="Courier New"/>
+          <w:sz w:val="20"/>
+          <w:szCs w:val="20"/>
+          <w:lang w:eastAsia="hu-HU"/>
+        </w:rPr>
+      </w:pPr>
+      <w:r>
+        <w:rPr>
+          <w:rFonts w:ascii="Courier New" w:eastAsia="Times New Roman" w:hAnsi="Courier New" w:cs="Courier New"/>
+          <w:sz w:val="20"/>
+          <w:szCs w:val="20"/>
+          <w:lang w:eastAsia="hu-HU"/>
+        </w:rPr>
+        <w:t xml:space="preserve">  </w:t>
+      </w:r>
+      <w:proofErr w:type="spellStart"/>
+      <w:r>
+        <w:rPr>
+          <w:rFonts w:ascii="Courier New" w:eastAsia="Times New Roman" w:hAnsi="Courier New" w:cs="Courier New"/>
+          <w:sz w:val="20"/>
+          <w:szCs w:val="20"/>
+          <w:lang w:eastAsia="hu-HU"/>
+        </w:rPr>
+        <w:t>border-radius</w:t>
+      </w:r>
+      <w:proofErr w:type="spellEnd"/>
+      <w:r>
+        <w:rPr>
+          <w:rFonts w:ascii="Courier New" w:eastAsia="Times New Roman" w:hAnsi="Courier New" w:cs="Courier New"/>
+          <w:sz w:val="20"/>
+          <w:szCs w:val="20"/>
+          <w:lang w:eastAsia="hu-HU"/>
+        </w:rPr>
+        <w:t>: 8px;</w:t>
+      </w:r>
+    </w:p>
+    <w:p>
+      <w:pPr>
+        <w:tabs>
+          <w:tab w:val="left" w:pos="916"/>
+          <w:tab w:val="left" w:pos="1832"/>
+          <w:tab w:val="left" w:pos="2748"/>
+          <w:tab w:val="left" w:pos="3664"/>
+          <w:tab w:val="left" w:pos="4580"/>
+          <w:tab w:val="left" w:pos="5496"/>
+          <w:tab w:val="left" w:pos="6412"/>
+          <w:tab w:val="left" w:pos="7328"/>
+          <w:tab w:val="left" w:pos="8244"/>
+          <w:tab w:val="left" w:pos="9160"/>
+          <w:tab w:val="left" w:pos="10076"/>
+          <w:tab w:val="left" w:pos="10992"/>
+          <w:tab w:val="left" w:pos="11908"/>
+          <w:tab w:val="left" w:pos="12824"/>
+          <w:tab w:val="left" w:pos="13740"/>
+          <w:tab w:val="left" w:pos="14656"/>
+        </w:tabs>
+        <w:spacing w:after="0" w:line="240" w:lineRule="auto"/>
+        <w:rPr>
+          <w:rFonts w:ascii="Courier New" w:eastAsia="Times New Roman" w:hAnsi="Courier New" w:cs="Courier New"/>
+          <w:sz w:val="20"/>
+          <w:szCs w:val="20"/>
+          <w:lang w:eastAsia="hu-HU"/>
+        </w:rPr>
+      </w:pPr>
+      <w:r>
+        <w:rPr>
+          <w:rFonts w:ascii="Courier New" w:eastAsia="Times New Roman" w:hAnsi="Courier New" w:cs="Courier New"/>
+          <w:sz w:val="20"/>
+          <w:szCs w:val="20"/>
+          <w:lang w:eastAsia="hu-HU"/>
+        </w:rPr>
+        <w:lastRenderedPageBreak/>
+        <w:t xml:space="preserve">  </w:t>
+      </w:r>
+      <w:proofErr w:type="spellStart"/>
+      <w:r>
+        <w:rPr>
+          <w:rFonts w:ascii="Courier New" w:eastAsia="Times New Roman" w:hAnsi="Courier New" w:cs="Courier New"/>
+          <w:sz w:val="20"/>
+          <w:szCs w:val="20"/>
+          <w:lang w:eastAsia="hu-HU"/>
+        </w:rPr>
+        <w:t>background-color</w:t>
+      </w:r>
+      <w:proofErr w:type="spellEnd"/>
+      <w:r>
+        <w:rPr>
+          <w:rFonts w:ascii="Courier New" w:eastAsia="Times New Roman" w:hAnsi="Courier New" w:cs="Courier New"/>
+          <w:sz w:val="20"/>
+          <w:szCs w:val="20"/>
+          <w:lang w:eastAsia="hu-HU"/>
+        </w:rPr>
+        <w:t>: #fff;</w:t>
+      </w:r>
+    </w:p>
+    <w:p>
+      <w:pPr>
+        <w:tabs>
+          <w:tab w:val="left" w:pos="916"/>
+          <w:tab w:val="left" w:pos="1832"/>
+          <w:tab w:val="left" w:pos="2748"/>
+          <w:tab w:val="left" w:pos="3664"/>
+          <w:tab w:val="left" w:pos="4580"/>
+          <w:tab w:val="left" w:pos="5496"/>
+          <w:tab w:val="left" w:pos="6412"/>
+          <w:tab w:val="left" w:pos="7328"/>
+          <w:tab w:val="left" w:pos="8244"/>
+          <w:tab w:val="left" w:pos="9160"/>
+          <w:tab w:val="left" w:pos="10076"/>
+          <w:tab w:val="left" w:pos="10992"/>
+          <w:tab w:val="left" w:pos="11908"/>
+          <w:tab w:val="left" w:pos="12824"/>
+          <w:tab w:val="left" w:pos="13740"/>
+          <w:tab w:val="left" w:pos="14656"/>
+        </w:tabs>
+        <w:spacing w:after="0" w:line="240" w:lineRule="auto"/>
+        <w:rPr>
+          <w:rFonts w:ascii="Courier New" w:eastAsia="Times New Roman" w:hAnsi="Courier New" w:cs="Courier New"/>
+          <w:sz w:val="20"/>
+          <w:szCs w:val="20"/>
+          <w:lang w:eastAsia="hu-HU"/>
+        </w:rPr>
+      </w:pPr>
+      <w:r>
+        <w:rPr>
+          <w:rFonts w:ascii="Courier New" w:eastAsia="Times New Roman" w:hAnsi="Courier New" w:cs="Courier New"/>
+          <w:sz w:val="20"/>
+          <w:szCs w:val="20"/>
+          <w:lang w:eastAsia="hu-HU"/>
+        </w:rPr>
+        <w:t>}</w:t>
+      </w:r>
+    </w:p>
+    <w:p>
+      <w:pPr>
+        <w:tabs>
+          <w:tab w:val="left" w:pos="916"/>
+          <w:tab w:val="left" w:pos="1832"/>
+          <w:tab w:val="left" w:pos="2748"/>
+          <w:tab w:val="left" w:pos="3664"/>
+          <w:tab w:val="left" w:pos="4580"/>
+          <w:tab w:val="left" w:pos="5496"/>
+          <w:tab w:val="left" w:pos="6412"/>
+          <w:tab w:val="left" w:pos="7328"/>
+          <w:tab w:val="left" w:pos="8244"/>
+          <w:tab w:val="left" w:pos="9160"/>
+          <w:tab w:val="left" w:pos="10076"/>
+          <w:tab w:val="left" w:pos="10992"/>
+          <w:tab w:val="left" w:pos="11908"/>
+          <w:tab w:val="left" w:pos="12824"/>
+          <w:tab w:val="left" w:pos="13740"/>
+          <w:tab w:val="left" w:pos="14656"/>
+        </w:tabs>
+        <w:spacing w:after="0" w:line="240" w:lineRule="auto"/>
+        <w:rPr>
+          <w:rFonts w:ascii="Courier New" w:eastAsia="Times New Roman" w:hAnsi="Courier New" w:cs="Courier New"/>
+          <w:sz w:val="20"/>
+          <w:szCs w:val="20"/>
+          <w:lang w:eastAsia="hu-HU"/>
+        </w:rPr>
+      </w:pPr>
+    </w:p>
+    <w:p>
+      <w:pPr>
+        <w:tabs>
+          <w:tab w:val="left" w:pos="916"/>
+          <w:tab w:val="left" w:pos="1832"/>
+          <w:tab w:val="left" w:pos="2748"/>
+          <w:tab w:val="left" w:pos="3664"/>
+          <w:tab w:val="left" w:pos="4580"/>
+          <w:tab w:val="left" w:pos="5496"/>
+          <w:tab w:val="left" w:pos="6412"/>
+          <w:tab w:val="left" w:pos="7328"/>
+          <w:tab w:val="left" w:pos="8244"/>
+          <w:tab w:val="left" w:pos="9160"/>
+          <w:tab w:val="left" w:pos="10076"/>
+          <w:tab w:val="left" w:pos="10992"/>
+          <w:tab w:val="left" w:pos="11908"/>
+          <w:tab w:val="left" w:pos="12824"/>
+          <w:tab w:val="left" w:pos="13740"/>
+          <w:tab w:val="left" w:pos="14656"/>
+        </w:tabs>
+        <w:spacing w:after="0" w:line="240" w:lineRule="auto"/>
+        <w:rPr>
+          <w:rFonts w:ascii="Courier New" w:eastAsia="Times New Roman" w:hAnsi="Courier New" w:cs="Courier New"/>
+          <w:sz w:val="20"/>
+          <w:szCs w:val="20"/>
+          <w:lang w:eastAsia="hu-HU"/>
+        </w:rPr>
+      </w:pPr>
+      <w:r>
+        <w:rPr>
+          <w:rFonts w:ascii="Courier New" w:eastAsia="Times New Roman" w:hAnsi="Courier New" w:cs="Courier New"/>
+          <w:sz w:val="20"/>
+          <w:szCs w:val="20"/>
+          <w:lang w:eastAsia="hu-HU"/>
+        </w:rPr>
+        <w:t>/* Kép */</w:t>
+      </w:r>
+    </w:p>
+    <w:p>
+      <w:pPr>
+        <w:tabs>
+          <w:tab w:val="left" w:pos="916"/>
+          <w:tab w:val="left" w:pos="1832"/>
+          <w:tab w:val="left" w:pos="2748"/>
+          <w:tab w:val="left" w:pos="3664"/>
+          <w:tab w:val="left" w:pos="4580"/>
+          <w:tab w:val="left" w:pos="5496"/>
+          <w:tab w:val="left" w:pos="6412"/>
+          <w:tab w:val="left" w:pos="7328"/>
+          <w:tab w:val="left" w:pos="8244"/>
+          <w:tab w:val="left" w:pos="9160"/>
+          <w:tab w:val="left" w:pos="10076"/>
+          <w:tab w:val="left" w:pos="10992"/>
+          <w:tab w:val="left" w:pos="11908"/>
+          <w:tab w:val="left" w:pos="12824"/>
+          <w:tab w:val="left" w:pos="13740"/>
+          <w:tab w:val="left" w:pos="14656"/>
+        </w:tabs>
+        <w:spacing w:after="0" w:line="240" w:lineRule="auto"/>
+        <w:rPr>
+          <w:rFonts w:ascii="Courier New" w:eastAsia="Times New Roman" w:hAnsi="Courier New" w:cs="Courier New"/>
+          <w:sz w:val="20"/>
+          <w:szCs w:val="20"/>
+          <w:lang w:eastAsia="hu-HU"/>
+        </w:rPr>
+      </w:pPr>
+      <w:proofErr w:type="gramStart"/>
+      <w:r>
+        <w:rPr>
+          <w:rFonts w:ascii="Courier New" w:eastAsia="Times New Roman" w:hAnsi="Courier New" w:cs="Courier New"/>
+          <w:sz w:val="20"/>
+          <w:szCs w:val="20"/>
+          <w:lang w:eastAsia="hu-HU"/>
+        </w:rPr>
+        <w:t>.image</w:t>
+      </w:r>
+      <w:proofErr w:type="gramEnd"/>
+      <w:r>
+        <w:rPr>
+          <w:rFonts w:ascii="Courier New" w:eastAsia="Times New Roman" w:hAnsi="Courier New" w:cs="Courier New"/>
+          <w:sz w:val="20"/>
+          <w:szCs w:val="20"/>
+          <w:lang w:eastAsia="hu-HU"/>
+        </w:rPr>
+        <w:t>-</w:t>
+      </w:r>
+      <w:proofErr w:type="spellStart"/>
+      <w:r>
+        <w:rPr>
+          <w:rFonts w:ascii="Courier New" w:eastAsia="Times New Roman" w:hAnsi="Courier New" w:cs="Courier New"/>
+          <w:sz w:val="20"/>
+          <w:szCs w:val="20"/>
+          <w:lang w:eastAsia="hu-HU"/>
+        </w:rPr>
+        <w:t>placeholder</w:t>
+      </w:r>
+      <w:proofErr w:type="spellEnd"/>
+      <w:r>
+        <w:rPr>
+          <w:rFonts w:ascii="Courier New" w:eastAsia="Times New Roman" w:hAnsi="Courier New" w:cs="Courier New"/>
+          <w:sz w:val="20"/>
+          <w:szCs w:val="20"/>
+          <w:lang w:eastAsia="hu-HU"/>
+        </w:rPr>
+        <w:t xml:space="preserve"> {</w:t>
+      </w:r>
+    </w:p>
+    <w:p>
+      <w:pPr>
+        <w:tabs>
+          <w:tab w:val="left" w:pos="916"/>
+          <w:tab w:val="left" w:pos="1832"/>
+          <w:tab w:val="left" w:pos="2748"/>
+          <w:tab w:val="left" w:pos="3664"/>
+          <w:tab w:val="left" w:pos="4580"/>
+          <w:tab w:val="left" w:pos="5496"/>
+          <w:tab w:val="left" w:pos="6412"/>
+          <w:tab w:val="left" w:pos="7328"/>
+          <w:tab w:val="left" w:pos="8244"/>
+          <w:tab w:val="left" w:pos="9160"/>
+          <w:tab w:val="left" w:pos="10076"/>
+          <w:tab w:val="left" w:pos="10992"/>
+          <w:tab w:val="left" w:pos="11908"/>
+          <w:tab w:val="left" w:pos="12824"/>
+          <w:tab w:val="left" w:pos="13740"/>
+          <w:tab w:val="left" w:pos="14656"/>
+        </w:tabs>
+        <w:spacing w:after="0" w:line="240" w:lineRule="auto"/>
+        <w:rPr>
+          <w:rFonts w:ascii="Courier New" w:eastAsia="Times New Roman" w:hAnsi="Courier New" w:cs="Courier New"/>
+          <w:sz w:val="20"/>
+          <w:szCs w:val="20"/>
+          <w:lang w:eastAsia="hu-HU"/>
+        </w:rPr>
+      </w:pPr>
+      <w:r>
+        <w:rPr>
+          <w:rFonts w:ascii="Courier New" w:eastAsia="Times New Roman" w:hAnsi="Courier New" w:cs="Courier New"/>
+          <w:sz w:val="20"/>
+          <w:szCs w:val="20"/>
+          <w:lang w:eastAsia="hu-HU"/>
+        </w:rPr>
+        <w:t xml:space="preserve">  </w:t>
+      </w:r>
+      <w:proofErr w:type="spellStart"/>
+      <w:r>
+        <w:rPr>
+          <w:rFonts w:ascii="Courier New" w:eastAsia="Times New Roman" w:hAnsi="Courier New" w:cs="Courier New"/>
+          <w:sz w:val="20"/>
+          <w:szCs w:val="20"/>
+          <w:lang w:eastAsia="hu-HU"/>
+        </w:rPr>
+        <w:t>flex</w:t>
+      </w:r>
+      <w:proofErr w:type="spellEnd"/>
+      <w:r>
+        <w:rPr>
+          <w:rFonts w:ascii="Courier New" w:eastAsia="Times New Roman" w:hAnsi="Courier New" w:cs="Courier New"/>
+          <w:sz w:val="20"/>
+          <w:szCs w:val="20"/>
+          <w:lang w:eastAsia="hu-HU"/>
+        </w:rPr>
+        <w:t>: 0 0 120px;</w:t>
+      </w:r>
+    </w:p>
+    <w:p>
+      <w:pPr>
+        <w:tabs>
+          <w:tab w:val="left" w:pos="916"/>
+          <w:tab w:val="left" w:pos="1832"/>
+          <w:tab w:val="left" w:pos="2748"/>
+          <w:tab w:val="left" w:pos="3664"/>
+          <w:tab w:val="left" w:pos="4580"/>
+          <w:tab w:val="left" w:pos="5496"/>
+          <w:tab w:val="left" w:pos="6412"/>
+          <w:tab w:val="left" w:pos="7328"/>
+          <w:tab w:val="left" w:pos="8244"/>
+          <w:tab w:val="left" w:pos="9160"/>
+          <w:tab w:val="left" w:pos="10076"/>
+          <w:tab w:val="left" w:pos="10992"/>
+          <w:tab w:val="left" w:pos="11908"/>
+          <w:tab w:val="left" w:pos="12824"/>
+          <w:tab w:val="left" w:pos="13740"/>
+          <w:tab w:val="left" w:pos="14656"/>
+        </w:tabs>
+        <w:spacing w:after="0" w:line="240" w:lineRule="auto"/>
+        <w:rPr>
+          <w:rFonts w:ascii="Courier New" w:eastAsia="Times New Roman" w:hAnsi="Courier New" w:cs="Courier New"/>
+          <w:sz w:val="20"/>
+          <w:szCs w:val="20"/>
+          <w:lang w:eastAsia="hu-HU"/>
+        </w:rPr>
+      </w:pPr>
+      <w:r>
+        <w:rPr>
+          <w:rFonts w:ascii="Courier New" w:eastAsia="Times New Roman" w:hAnsi="Courier New" w:cs="Courier New"/>
+          <w:sz w:val="20"/>
+          <w:szCs w:val="20"/>
+          <w:lang w:eastAsia="hu-HU"/>
+        </w:rPr>
+        <w:t xml:space="preserve">  </w:t>
+      </w:r>
+      <w:proofErr w:type="spellStart"/>
+      <w:r>
+        <w:rPr>
+          <w:rFonts w:ascii="Courier New" w:eastAsia="Times New Roman" w:hAnsi="Courier New" w:cs="Courier New"/>
+          <w:sz w:val="20"/>
+          <w:szCs w:val="20"/>
+          <w:lang w:eastAsia="hu-HU"/>
+        </w:rPr>
+        <w:t>height</w:t>
+      </w:r>
+      <w:proofErr w:type="spellEnd"/>
+      <w:r>
+        <w:rPr>
+          <w:rFonts w:ascii="Courier New" w:eastAsia="Times New Roman" w:hAnsi="Courier New" w:cs="Courier New"/>
+          <w:sz w:val="20"/>
+          <w:szCs w:val="20"/>
+          <w:lang w:eastAsia="hu-HU"/>
+        </w:rPr>
+        <w:t xml:space="preserve">: </w:t>
+      </w:r>
+      <w:proofErr w:type="spellStart"/>
+      <w:r>
+        <w:rPr>
+          <w:rFonts w:ascii="Courier New" w:eastAsia="Times New Roman" w:hAnsi="Courier New" w:cs="Courier New"/>
+          <w:sz w:val="20"/>
+          <w:szCs w:val="20"/>
+          <w:lang w:eastAsia="hu-HU"/>
+        </w:rPr>
+        <w:t>auto</w:t>
+      </w:r>
+      <w:proofErr w:type="spellEnd"/>
+      <w:r>
+        <w:rPr>
+          <w:rFonts w:ascii="Courier New" w:eastAsia="Times New Roman" w:hAnsi="Courier New" w:cs="Courier New"/>
+          <w:sz w:val="20"/>
+          <w:szCs w:val="20"/>
+          <w:lang w:eastAsia="hu-HU"/>
+        </w:rPr>
+        <w:t>;</w:t>
+      </w:r>
+    </w:p>
+    <w:p>
+      <w:pPr>
+        <w:tabs>
+          <w:tab w:val="left" w:pos="916"/>
+          <w:tab w:val="left" w:pos="1832"/>
+          <w:tab w:val="left" w:pos="2748"/>
+          <w:tab w:val="left" w:pos="3664"/>
+          <w:tab w:val="left" w:pos="4580"/>
+          <w:tab w:val="left" w:pos="5496"/>
+          <w:tab w:val="left" w:pos="6412"/>
+          <w:tab w:val="left" w:pos="7328"/>
+          <w:tab w:val="left" w:pos="8244"/>
+          <w:tab w:val="left" w:pos="9160"/>
+          <w:tab w:val="left" w:pos="10076"/>
+          <w:tab w:val="left" w:pos="10992"/>
+          <w:tab w:val="left" w:pos="11908"/>
+          <w:tab w:val="left" w:pos="12824"/>
+          <w:tab w:val="left" w:pos="13740"/>
+          <w:tab w:val="left" w:pos="14656"/>
+        </w:tabs>
+        <w:spacing w:after="0" w:line="240" w:lineRule="auto"/>
+        <w:rPr>
+          <w:rFonts w:ascii="Courier New" w:eastAsia="Times New Roman" w:hAnsi="Courier New" w:cs="Courier New"/>
+          <w:sz w:val="20"/>
+          <w:szCs w:val="20"/>
+          <w:lang w:eastAsia="hu-HU"/>
+        </w:rPr>
+      </w:pPr>
+      <w:r>
+        <w:rPr>
+          <w:rFonts w:ascii="Courier New" w:eastAsia="Times New Roman" w:hAnsi="Courier New" w:cs="Courier New"/>
+          <w:sz w:val="20"/>
+          <w:szCs w:val="20"/>
+          <w:lang w:eastAsia="hu-HU"/>
+        </w:rPr>
+        <w:t xml:space="preserve">  min-</w:t>
+      </w:r>
+      <w:proofErr w:type="spellStart"/>
+      <w:r>
+        <w:rPr>
+          <w:rFonts w:ascii="Courier New" w:eastAsia="Times New Roman" w:hAnsi="Courier New" w:cs="Courier New"/>
+          <w:sz w:val="20"/>
+          <w:szCs w:val="20"/>
+          <w:lang w:eastAsia="hu-HU"/>
+        </w:rPr>
+        <w:t>height</w:t>
+      </w:r>
+      <w:proofErr w:type="spellEnd"/>
+      <w:r>
+        <w:rPr>
+          <w:rFonts w:ascii="Courier New" w:eastAsia="Times New Roman" w:hAnsi="Courier New" w:cs="Courier New"/>
+          <w:sz w:val="20"/>
+          <w:szCs w:val="20"/>
+          <w:lang w:eastAsia="hu-HU"/>
+        </w:rPr>
+        <w:t>: 160px;</w:t>
+      </w:r>
+    </w:p>
+    <w:p>
+      <w:pPr>
+        <w:tabs>
+          <w:tab w:val="left" w:pos="916"/>
+          <w:tab w:val="left" w:pos="1832"/>
+          <w:tab w:val="left" w:pos="2748"/>
+          <w:tab w:val="left" w:pos="3664"/>
+          <w:tab w:val="left" w:pos="4580"/>
+          <w:tab w:val="left" w:pos="5496"/>
+          <w:tab w:val="left" w:pos="6412"/>
+          <w:tab w:val="left" w:pos="7328"/>
+          <w:tab w:val="left" w:pos="8244"/>
+          <w:tab w:val="left" w:pos="9160"/>
+          <w:tab w:val="left" w:pos="10076"/>
+          <w:tab w:val="left" w:pos="10992"/>
+          <w:tab w:val="left" w:pos="11908"/>
+          <w:tab w:val="left" w:pos="12824"/>
+          <w:tab w:val="left" w:pos="13740"/>
+          <w:tab w:val="left" w:pos="14656"/>
+        </w:tabs>
+        <w:spacing w:after="0" w:line="240" w:lineRule="auto"/>
+        <w:rPr>
+          <w:rFonts w:ascii="Courier New" w:eastAsia="Times New Roman" w:hAnsi="Courier New" w:cs="Courier New"/>
+          <w:sz w:val="20"/>
+          <w:szCs w:val="20"/>
+          <w:lang w:eastAsia="hu-HU"/>
+        </w:rPr>
+      </w:pPr>
+      <w:r>
+        <w:rPr>
+          <w:rFonts w:ascii="Courier New" w:eastAsia="Times New Roman" w:hAnsi="Courier New" w:cs="Courier New"/>
+          <w:sz w:val="20"/>
+          <w:szCs w:val="20"/>
+          <w:lang w:eastAsia="hu-HU"/>
+        </w:rPr>
+        <w:t xml:space="preserve">  overflow: </w:t>
+      </w:r>
+      <w:proofErr w:type="spellStart"/>
+      <w:r>
+        <w:rPr>
+          <w:rFonts w:ascii="Courier New" w:eastAsia="Times New Roman" w:hAnsi="Courier New" w:cs="Courier New"/>
+          <w:sz w:val="20"/>
+          <w:szCs w:val="20"/>
+          <w:lang w:eastAsia="hu-HU"/>
+        </w:rPr>
+        <w:t>hidden</w:t>
+      </w:r>
+      <w:proofErr w:type="spellEnd"/>
+      <w:r>
+        <w:rPr>
+          <w:rFonts w:ascii="Courier New" w:eastAsia="Times New Roman" w:hAnsi="Courier New" w:cs="Courier New"/>
+          <w:sz w:val="20"/>
+          <w:szCs w:val="20"/>
+          <w:lang w:eastAsia="hu-HU"/>
+        </w:rPr>
+        <w:t>;</w:t>
+      </w:r>
+    </w:p>
+    <w:p>
+      <w:pPr>
+        <w:tabs>
+          <w:tab w:val="left" w:pos="916"/>
+          <w:tab w:val="left" w:pos="1832"/>
+          <w:tab w:val="left" w:pos="2748"/>
+          <w:tab w:val="left" w:pos="3664"/>
+          <w:tab w:val="left" w:pos="4580"/>
+          <w:tab w:val="left" w:pos="5496"/>
+          <w:tab w:val="left" w:pos="6412"/>
+          <w:tab w:val="left" w:pos="7328"/>
+          <w:tab w:val="left" w:pos="8244"/>
+          <w:tab w:val="left" w:pos="9160"/>
+          <w:tab w:val="left" w:pos="10076"/>
+          <w:tab w:val="left" w:pos="10992"/>
+          <w:tab w:val="left" w:pos="11908"/>
+          <w:tab w:val="left" w:pos="12824"/>
+          <w:tab w:val="left" w:pos="13740"/>
+          <w:tab w:val="left" w:pos="14656"/>
+        </w:tabs>
+        <w:spacing w:after="0" w:line="240" w:lineRule="auto"/>
+        <w:rPr>
+          <w:rFonts w:ascii="Courier New" w:eastAsia="Times New Roman" w:hAnsi="Courier New" w:cs="Courier New"/>
+          <w:sz w:val="20"/>
+          <w:szCs w:val="20"/>
+          <w:lang w:eastAsia="hu-HU"/>
+        </w:rPr>
+      </w:pPr>
+      <w:r>
+        <w:rPr>
+          <w:rFonts w:ascii="Courier New" w:eastAsia="Times New Roman" w:hAnsi="Courier New" w:cs="Courier New"/>
+          <w:sz w:val="20"/>
+          <w:szCs w:val="20"/>
+          <w:lang w:eastAsia="hu-HU"/>
+        </w:rPr>
+        <w:t>}</w:t>
+      </w:r>
+    </w:p>
+    <w:p>
+      <w:pPr>
+        <w:tabs>
+          <w:tab w:val="left" w:pos="916"/>
+          <w:tab w:val="left" w:pos="1832"/>
+          <w:tab w:val="left" w:pos="2748"/>
+          <w:tab w:val="left" w:pos="3664"/>
+          <w:tab w:val="left" w:pos="4580"/>
+          <w:tab w:val="left" w:pos="5496"/>
+          <w:tab w:val="left" w:pos="6412"/>
+          <w:tab w:val="left" w:pos="7328"/>
+          <w:tab w:val="left" w:pos="8244"/>
+          <w:tab w:val="left" w:pos="9160"/>
+          <w:tab w:val="left" w:pos="10076"/>
+          <w:tab w:val="left" w:pos="10992"/>
+          <w:tab w:val="left" w:pos="11908"/>
+          <w:tab w:val="left" w:pos="12824"/>
+          <w:tab w:val="left" w:pos="13740"/>
+          <w:tab w:val="left" w:pos="14656"/>
+        </w:tabs>
+        <w:spacing w:after="0" w:line="240" w:lineRule="auto"/>
+        <w:rPr>
+          <w:rFonts w:ascii="Courier New" w:eastAsia="Times New Roman" w:hAnsi="Courier New" w:cs="Courier New"/>
+          <w:sz w:val="20"/>
+          <w:szCs w:val="20"/>
+          <w:lang w:eastAsia="hu-HU"/>
+        </w:rPr>
+      </w:pPr>
+    </w:p>
+    <w:p>
+      <w:pPr>
+        <w:tabs>
+          <w:tab w:val="left" w:pos="916"/>
+          <w:tab w:val="left" w:pos="1832"/>
+          <w:tab w:val="left" w:pos="2748"/>
+          <w:tab w:val="left" w:pos="3664"/>
+          <w:tab w:val="left" w:pos="4580"/>
+          <w:tab w:val="left" w:pos="5496"/>
+          <w:tab w:val="left" w:pos="6412"/>
+          <w:tab w:val="left" w:pos="7328"/>
+          <w:tab w:val="left" w:pos="8244"/>
+          <w:tab w:val="left" w:pos="9160"/>
+          <w:tab w:val="left" w:pos="10076"/>
+          <w:tab w:val="left" w:pos="10992"/>
+          <w:tab w:val="left" w:pos="11908"/>
+          <w:tab w:val="left" w:pos="12824"/>
+          <w:tab w:val="left" w:pos="13740"/>
+          <w:tab w:val="left" w:pos="14656"/>
+        </w:tabs>
+        <w:spacing w:after="0" w:line="240" w:lineRule="auto"/>
+        <w:rPr>
+          <w:rFonts w:ascii="Courier New" w:eastAsia="Times New Roman" w:hAnsi="Courier New" w:cs="Courier New"/>
+          <w:sz w:val="20"/>
+          <w:szCs w:val="20"/>
+          <w:lang w:eastAsia="hu-HU"/>
+        </w:rPr>
+      </w:pPr>
+      <w:proofErr w:type="gramStart"/>
+      <w:r>
+        <w:rPr>
+          <w:rFonts w:ascii="Courier New" w:eastAsia="Times New Roman" w:hAnsi="Courier New" w:cs="Courier New"/>
+          <w:sz w:val="20"/>
+          <w:szCs w:val="20"/>
+          <w:lang w:eastAsia="hu-HU"/>
+        </w:rPr>
+        <w:t>.image</w:t>
+      </w:r>
+      <w:proofErr w:type="gramEnd"/>
+      <w:r>
+        <w:rPr>
+          <w:rFonts w:ascii="Courier New" w:eastAsia="Times New Roman" w:hAnsi="Courier New" w:cs="Courier New"/>
+          <w:sz w:val="20"/>
+          <w:szCs w:val="20"/>
+          <w:lang w:eastAsia="hu-HU"/>
+        </w:rPr>
+        <w:t>-</w:t>
+      </w:r>
+      <w:proofErr w:type="spellStart"/>
+      <w:r>
+        <w:rPr>
+          <w:rFonts w:ascii="Courier New" w:eastAsia="Times New Roman" w:hAnsi="Courier New" w:cs="Courier New"/>
+          <w:sz w:val="20"/>
+          <w:szCs w:val="20"/>
+          <w:lang w:eastAsia="hu-HU"/>
+        </w:rPr>
+        <w:t>placeholder</w:t>
+      </w:r>
+      <w:proofErr w:type="spellEnd"/>
+      <w:r>
+        <w:rPr>
+          <w:rFonts w:ascii="Courier New" w:eastAsia="Times New Roman" w:hAnsi="Courier New" w:cs="Courier New"/>
+          <w:sz w:val="20"/>
+          <w:szCs w:val="20"/>
+          <w:lang w:eastAsia="hu-HU"/>
+        </w:rPr>
+        <w:t xml:space="preserve"> </w:t>
+      </w:r>
+      <w:proofErr w:type="spellStart"/>
+      <w:r>
+        <w:rPr>
+          <w:rFonts w:ascii="Courier New" w:eastAsia="Times New Roman" w:hAnsi="Courier New" w:cs="Courier New"/>
+          <w:sz w:val="20"/>
+          <w:szCs w:val="20"/>
+          <w:lang w:eastAsia="hu-HU"/>
+        </w:rPr>
+        <w:t>img</w:t>
+      </w:r>
+      <w:proofErr w:type="spellEnd"/>
+      <w:r>
+        <w:rPr>
+          <w:rFonts w:ascii="Courier New" w:eastAsia="Times New Roman" w:hAnsi="Courier New" w:cs="Courier New"/>
+          <w:sz w:val="20"/>
+          <w:szCs w:val="20"/>
+          <w:lang w:eastAsia="hu-HU"/>
+        </w:rPr>
+        <w:t xml:space="preserve"> {</w:t>
+      </w:r>
+    </w:p>
+    <w:p>
+      <w:pPr>
+        <w:tabs>
+          <w:tab w:val="left" w:pos="916"/>
+          <w:tab w:val="left" w:pos="1832"/>
+          <w:tab w:val="left" w:pos="2748"/>
+          <w:tab w:val="left" w:pos="3664"/>
+          <w:tab w:val="left" w:pos="4580"/>
+          <w:tab w:val="left" w:pos="5496"/>
+          <w:tab w:val="left" w:pos="6412"/>
+          <w:tab w:val="left" w:pos="7328"/>
+          <w:tab w:val="left" w:pos="8244"/>
+          <w:tab w:val="left" w:pos="9160"/>
+          <w:tab w:val="left" w:pos="10076"/>
+          <w:tab w:val="left" w:pos="10992"/>
+          <w:tab w:val="left" w:pos="11908"/>
+          <w:tab w:val="left" w:pos="12824"/>
+          <w:tab w:val="left" w:pos="13740"/>
+          <w:tab w:val="left" w:pos="14656"/>
+        </w:tabs>
+        <w:spacing w:after="0" w:line="240" w:lineRule="auto"/>
+        <w:rPr>
+          <w:rFonts w:ascii="Courier New" w:eastAsia="Times New Roman" w:hAnsi="Courier New" w:cs="Courier New"/>
+          <w:sz w:val="20"/>
+          <w:szCs w:val="20"/>
+          <w:lang w:eastAsia="hu-HU"/>
+        </w:rPr>
+      </w:pPr>
+      <w:r>
+        <w:rPr>
+          <w:rFonts w:ascii="Courier New" w:eastAsia="Times New Roman" w:hAnsi="Courier New" w:cs="Courier New"/>
+          <w:sz w:val="20"/>
+          <w:szCs w:val="20"/>
+          <w:lang w:eastAsia="hu-HU"/>
+        </w:rPr>
+        <w:t xml:space="preserve">  display: </w:t>
+      </w:r>
+      <w:proofErr w:type="spellStart"/>
+      <w:r>
+        <w:rPr>
+          <w:rFonts w:ascii="Courier New" w:eastAsia="Times New Roman" w:hAnsi="Courier New" w:cs="Courier New"/>
+          <w:sz w:val="20"/>
+          <w:szCs w:val="20"/>
+          <w:lang w:eastAsia="hu-HU"/>
+        </w:rPr>
+        <w:t>block</w:t>
+      </w:r>
+      <w:proofErr w:type="spellEnd"/>
+      <w:r>
+        <w:rPr>
+          <w:rFonts w:ascii="Courier New" w:eastAsia="Times New Roman" w:hAnsi="Courier New" w:cs="Courier New"/>
+          <w:sz w:val="20"/>
+          <w:szCs w:val="20"/>
+          <w:lang w:eastAsia="hu-HU"/>
+        </w:rPr>
+        <w:t>;</w:t>
+      </w:r>
+    </w:p>
+    <w:p>
+      <w:pPr>
+        <w:tabs>
+          <w:tab w:val="left" w:pos="916"/>
+          <w:tab w:val="left" w:pos="1832"/>
+          <w:tab w:val="left" w:pos="2748"/>
+          <w:tab w:val="left" w:pos="3664"/>
+          <w:tab w:val="left" w:pos="4580"/>
+          <w:tab w:val="left" w:pos="5496"/>
+          <w:tab w:val="left" w:pos="6412"/>
+          <w:tab w:val="left" w:pos="7328"/>
+          <w:tab w:val="left" w:pos="8244"/>
+          <w:tab w:val="left" w:pos="9160"/>
+          <w:tab w:val="left" w:pos="10076"/>
+          <w:tab w:val="left" w:pos="10992"/>
+          <w:tab w:val="left" w:pos="11908"/>
+          <w:tab w:val="left" w:pos="12824"/>
+          <w:tab w:val="left" w:pos="13740"/>
+          <w:tab w:val="left" w:pos="14656"/>
+        </w:tabs>
+        <w:spacing w:after="0" w:line="240" w:lineRule="auto"/>
+        <w:rPr>
+          <w:rFonts w:ascii="Courier New" w:eastAsia="Times New Roman" w:hAnsi="Courier New" w:cs="Courier New"/>
+          <w:sz w:val="20"/>
+          <w:szCs w:val="20"/>
+          <w:lang w:eastAsia="hu-HU"/>
+        </w:rPr>
+      </w:pPr>
+      <w:r>
+        <w:rPr>
+          <w:rFonts w:ascii="Courier New" w:eastAsia="Times New Roman" w:hAnsi="Courier New" w:cs="Courier New"/>
+          <w:sz w:val="20"/>
+          <w:szCs w:val="20"/>
+          <w:lang w:eastAsia="hu-HU"/>
+        </w:rPr>
+        <w:t xml:space="preserve">  </w:t>
+      </w:r>
+      <w:proofErr w:type="spellStart"/>
+      <w:r>
+        <w:rPr>
+          <w:rFonts w:ascii="Courier New" w:eastAsia="Times New Roman" w:hAnsi="Courier New" w:cs="Courier New"/>
+          <w:sz w:val="20"/>
+          <w:szCs w:val="20"/>
+          <w:lang w:eastAsia="hu-HU"/>
+        </w:rPr>
+        <w:t>width</w:t>
+      </w:r>
+      <w:proofErr w:type="spellEnd"/>
+      <w:r>
+        <w:rPr>
+          <w:rFonts w:ascii="Courier New" w:eastAsia="Times New Roman" w:hAnsi="Courier New" w:cs="Courier New"/>
+          <w:sz w:val="20"/>
+          <w:szCs w:val="20"/>
+          <w:lang w:eastAsia="hu-HU"/>
+        </w:rPr>
+        <w:t>: 100%;</w:t>
+      </w:r>
+    </w:p>
+    <w:p>
+      <w:pPr>
+        <w:tabs>
+          <w:tab w:val="left" w:pos="916"/>
+          <w:tab w:val="left" w:pos="1832"/>
+          <w:tab w:val="left" w:pos="2748"/>
+          <w:tab w:val="left" w:pos="3664"/>
+          <w:tab w:val="left" w:pos="4580"/>
+          <w:tab w:val="left" w:pos="5496"/>
+          <w:tab w:val="left" w:pos="6412"/>
+          <w:tab w:val="left" w:pos="7328"/>
+          <w:tab w:val="left" w:pos="8244"/>
+          <w:tab w:val="left" w:pos="9160"/>
+          <w:tab w:val="left" w:pos="10076"/>
+          <w:tab w:val="left" w:pos="10992"/>
+          <w:tab w:val="left" w:pos="11908"/>
+          <w:tab w:val="left" w:pos="12824"/>
+          <w:tab w:val="left" w:pos="13740"/>
+          <w:tab w:val="left" w:pos="14656"/>
+        </w:tabs>
+        <w:spacing w:after="0" w:line="240" w:lineRule="auto"/>
+        <w:rPr>
+          <w:rFonts w:ascii="Courier New" w:eastAsia="Times New Roman" w:hAnsi="Courier New" w:cs="Courier New"/>
+          <w:sz w:val="20"/>
+          <w:szCs w:val="20"/>
+          <w:lang w:eastAsia="hu-HU"/>
+        </w:rPr>
+      </w:pPr>
+      <w:r>
+        <w:rPr>
+          <w:rFonts w:ascii="Courier New" w:eastAsia="Times New Roman" w:hAnsi="Courier New" w:cs="Courier New"/>
+          <w:sz w:val="20"/>
+          <w:szCs w:val="20"/>
+          <w:lang w:eastAsia="hu-HU"/>
+        </w:rPr>
+        <w:t xml:space="preserve">  </w:t>
+      </w:r>
+      <w:proofErr w:type="spellStart"/>
+      <w:r>
+        <w:rPr>
+          <w:rFonts w:ascii="Courier New" w:eastAsia="Times New Roman" w:hAnsi="Courier New" w:cs="Courier New"/>
+          <w:sz w:val="20"/>
+          <w:szCs w:val="20"/>
+          <w:lang w:eastAsia="hu-HU"/>
+        </w:rPr>
+        <w:t>height</w:t>
+      </w:r>
+      <w:proofErr w:type="spellEnd"/>
+      <w:r>
+        <w:rPr>
+          <w:rFonts w:ascii="Courier New" w:eastAsia="Times New Roman" w:hAnsi="Courier New" w:cs="Courier New"/>
+          <w:sz w:val="20"/>
+          <w:szCs w:val="20"/>
+          <w:lang w:eastAsia="hu-HU"/>
+        </w:rPr>
+        <w:t>: 100%;</w:t>
+      </w:r>
+    </w:p>
+    <w:p>
+      <w:pPr>
+        <w:tabs>
+          <w:tab w:val="left" w:pos="916"/>
+          <w:tab w:val="left" w:pos="1832"/>
+          <w:tab w:val="left" w:pos="2748"/>
+          <w:tab w:val="left" w:pos="3664"/>
+          <w:tab w:val="left" w:pos="4580"/>
+          <w:tab w:val="left" w:pos="5496"/>
+          <w:tab w:val="left" w:pos="6412"/>
+          <w:tab w:val="left" w:pos="7328"/>
+          <w:tab w:val="left" w:pos="8244"/>
+          <w:tab w:val="left" w:pos="9160"/>
+          <w:tab w:val="left" w:pos="10076"/>
+          <w:tab w:val="left" w:pos="10992"/>
+          <w:tab w:val="left" w:pos="11908"/>
+          <w:tab w:val="left" w:pos="12824"/>
+          <w:tab w:val="left" w:pos="13740"/>
+          <w:tab w:val="left" w:pos="14656"/>
+        </w:tabs>
+        <w:spacing w:after="0" w:line="240" w:lineRule="auto"/>
+        <w:rPr>
+          <w:rFonts w:ascii="Courier New" w:eastAsia="Times New Roman" w:hAnsi="Courier New" w:cs="Courier New"/>
+          <w:sz w:val="20"/>
+          <w:szCs w:val="20"/>
+          <w:lang w:eastAsia="hu-HU"/>
+        </w:rPr>
+      </w:pPr>
+      <w:r>
+        <w:rPr>
+          <w:rFonts w:ascii="Courier New" w:eastAsia="Times New Roman" w:hAnsi="Courier New" w:cs="Courier New"/>
+          <w:sz w:val="20"/>
+          <w:szCs w:val="20"/>
+          <w:lang w:eastAsia="hu-HU"/>
+        </w:rPr>
+        <w:t xml:space="preserve">  </w:t>
+      </w:r>
+      <w:proofErr w:type="spellStart"/>
+      <w:r>
+        <w:rPr>
+          <w:rFonts w:ascii="Courier New" w:eastAsia="Times New Roman" w:hAnsi="Courier New" w:cs="Courier New"/>
+          <w:sz w:val="20"/>
+          <w:szCs w:val="20"/>
+          <w:lang w:eastAsia="hu-HU"/>
+        </w:rPr>
+        <w:t>object</w:t>
+      </w:r>
+      <w:proofErr w:type="spellEnd"/>
+      <w:r>
+        <w:rPr>
+          <w:rFonts w:ascii="Courier New" w:eastAsia="Times New Roman" w:hAnsi="Courier New" w:cs="Courier New"/>
+          <w:sz w:val="20"/>
+          <w:szCs w:val="20"/>
+          <w:lang w:eastAsia="hu-HU"/>
+        </w:rPr>
+        <w:t xml:space="preserve">-fit: </w:t>
+      </w:r>
+      <w:proofErr w:type="spellStart"/>
+      <w:r>
+        <w:rPr>
+          <w:rFonts w:ascii="Courier New" w:eastAsia="Times New Roman" w:hAnsi="Courier New" w:cs="Courier New"/>
+          <w:sz w:val="20"/>
+          <w:szCs w:val="20"/>
+          <w:lang w:eastAsia="hu-HU"/>
+        </w:rPr>
+        <w:t>cover</w:t>
+      </w:r>
+      <w:proofErr w:type="spellEnd"/>
+      <w:r>
+        <w:rPr>
+          <w:rFonts w:ascii="Courier New" w:eastAsia="Times New Roman" w:hAnsi="Courier New" w:cs="Courier New"/>
+          <w:sz w:val="20"/>
+          <w:szCs w:val="20"/>
+          <w:lang w:eastAsia="hu-HU"/>
+        </w:rPr>
+        <w:t>;</w:t>
+      </w:r>
+    </w:p>
+    <w:p>
+      <w:pPr>
+        <w:tabs>
+          <w:tab w:val="left" w:pos="916"/>
+          <w:tab w:val="left" w:pos="1832"/>
+          <w:tab w:val="left" w:pos="2748"/>
+          <w:tab w:val="left" w:pos="3664"/>
+          <w:tab w:val="left" w:pos="4580"/>
+          <w:tab w:val="left" w:pos="5496"/>
+          <w:tab w:val="left" w:pos="6412"/>
+          <w:tab w:val="left" w:pos="7328"/>
+          <w:tab w:val="left" w:pos="8244"/>
+          <w:tab w:val="left" w:pos="9160"/>
+          <w:tab w:val="left" w:pos="10076"/>
+          <w:tab w:val="left" w:pos="10992"/>
+          <w:tab w:val="left" w:pos="11908"/>
+          <w:tab w:val="left" w:pos="12824"/>
+          <w:tab w:val="left" w:pos="13740"/>
+          <w:tab w:val="left" w:pos="14656"/>
+        </w:tabs>
+        <w:spacing w:after="0" w:line="240" w:lineRule="auto"/>
+        <w:rPr>
+          <w:rFonts w:ascii="Courier New" w:eastAsia="Times New Roman" w:hAnsi="Courier New" w:cs="Courier New"/>
+          <w:sz w:val="20"/>
+          <w:szCs w:val="20"/>
+          <w:lang w:eastAsia="hu-HU"/>
+        </w:rPr>
+      </w:pPr>
+      <w:r>
+        <w:rPr>
+          <w:rFonts w:ascii="Courier New" w:eastAsia="Times New Roman" w:hAnsi="Courier New" w:cs="Courier New"/>
+          <w:sz w:val="20"/>
+          <w:szCs w:val="20"/>
+          <w:lang w:eastAsia="hu-HU"/>
+        </w:rPr>
+        <w:t>}</w:t>
+      </w:r>
+    </w:p>
+    <w:p>
+      <w:pPr>
+        <w:tabs>
+          <w:tab w:val="left" w:pos="916"/>
+          <w:tab w:val="left" w:pos="1832"/>
+          <w:tab w:val="left" w:pos="2748"/>
+          <w:tab w:val="left" w:pos="3664"/>
+          <w:tab w:val="left" w:pos="4580"/>
+          <w:tab w:val="left" w:pos="5496"/>
+          <w:tab w:val="left" w:pos="6412"/>
+          <w:tab w:val="left" w:pos="7328"/>
+          <w:tab w:val="left" w:pos="8244"/>
+          <w:tab w:val="left" w:pos="9160"/>
+          <w:tab w:val="left" w:pos="10076"/>
+          <w:tab w:val="left" w:pos="10992"/>
+          <w:tab w:val="left" w:pos="11908"/>
+          <w:tab w:val="left" w:pos="12824"/>
+          <w:tab w:val="left" w:pos="13740"/>
+          <w:tab w:val="left" w:pos="14656"/>
+        </w:tabs>
+        <w:spacing w:after="0" w:line="240" w:lineRule="auto"/>
+        <w:rPr>
+          <w:rFonts w:ascii="Courier New" w:eastAsia="Times New Roman" w:hAnsi="Courier New" w:cs="Courier New"/>
+          <w:sz w:val="20"/>
+          <w:szCs w:val="20"/>
+          <w:lang w:eastAsia="hu-HU"/>
+        </w:rPr>
+      </w:pPr>
+    </w:p>
+    <w:p>
+      <w:pPr>
+        <w:tabs>
+          <w:tab w:val="left" w:pos="916"/>
+          <w:tab w:val="left" w:pos="1832"/>
+          <w:tab w:val="left" w:pos="2748"/>
+          <w:tab w:val="left" w:pos="3664"/>
+          <w:tab w:val="left" w:pos="4580"/>
+          <w:tab w:val="left" w:pos="5496"/>
+          <w:tab w:val="left" w:pos="6412"/>
+          <w:tab w:val="left" w:pos="7328"/>
+          <w:tab w:val="left" w:pos="8244"/>
+          <w:tab w:val="left" w:pos="9160"/>
+          <w:tab w:val="left" w:pos="10076"/>
+          <w:tab w:val="left" w:pos="10992"/>
+          <w:tab w:val="left" w:pos="11908"/>
+          <w:tab w:val="left" w:pos="12824"/>
+          <w:tab w:val="left" w:pos="13740"/>
+          <w:tab w:val="left" w:pos="14656"/>
+        </w:tabs>
+        <w:spacing w:after="0" w:line="240" w:lineRule="auto"/>
+        <w:rPr>
+          <w:rFonts w:ascii="Courier New" w:eastAsia="Times New Roman" w:hAnsi="Courier New" w:cs="Courier New"/>
+          <w:sz w:val="20"/>
+          <w:szCs w:val="20"/>
+          <w:lang w:eastAsia="hu-HU"/>
+        </w:rPr>
+      </w:pPr>
+      <w:r>
+        <w:rPr>
+          <w:rFonts w:ascii="Courier New" w:eastAsia="Times New Roman" w:hAnsi="Courier New" w:cs="Courier New"/>
+          <w:sz w:val="20"/>
+          <w:szCs w:val="20"/>
+          <w:lang w:eastAsia="hu-HU"/>
+        </w:rPr>
+        <w:t>/* Szöveges rész */</w:t>
+      </w:r>
+    </w:p>
+    <w:p>
+      <w:pPr>
+        <w:tabs>
+          <w:tab w:val="left" w:pos="916"/>
+          <w:tab w:val="left" w:pos="1832"/>
+          <w:tab w:val="left" w:pos="2748"/>
+          <w:tab w:val="left" w:pos="3664"/>
+          <w:tab w:val="left" w:pos="4580"/>
+          <w:tab w:val="left" w:pos="5496"/>
+          <w:tab w:val="left" w:pos="6412"/>
+          <w:tab w:val="left" w:pos="7328"/>
+          <w:tab w:val="left" w:pos="8244"/>
+          <w:tab w:val="left" w:pos="9160"/>
+          <w:tab w:val="left" w:pos="10076"/>
+          <w:tab w:val="left" w:pos="10992"/>
+          <w:tab w:val="left" w:pos="11908"/>
+          <w:tab w:val="left" w:pos="12824"/>
+          <w:tab w:val="left" w:pos="13740"/>
+          <w:tab w:val="left" w:pos="14656"/>
+        </w:tabs>
+        <w:spacing w:after="0" w:line="240" w:lineRule="auto"/>
+        <w:rPr>
+          <w:rFonts w:ascii="Courier New" w:eastAsia="Times New Roman" w:hAnsi="Courier New" w:cs="Courier New"/>
+          <w:sz w:val="20"/>
+          <w:szCs w:val="20"/>
+          <w:lang w:eastAsia="hu-HU"/>
+        </w:rPr>
+      </w:pPr>
+      <w:proofErr w:type="gramStart"/>
+      <w:r>
+        <w:rPr>
+          <w:rFonts w:ascii="Courier New" w:eastAsia="Times New Roman" w:hAnsi="Courier New" w:cs="Courier New"/>
+          <w:sz w:val="20"/>
+          <w:szCs w:val="20"/>
+          <w:lang w:eastAsia="hu-HU"/>
+        </w:rPr>
+        <w:t>.</w:t>
+      </w:r>
+      <w:proofErr w:type="spellStart"/>
+      <w:r>
+        <w:rPr>
+          <w:rFonts w:ascii="Courier New" w:eastAsia="Times New Roman" w:hAnsi="Courier New" w:cs="Courier New"/>
+          <w:sz w:val="20"/>
+          <w:szCs w:val="20"/>
+          <w:lang w:eastAsia="hu-HU"/>
+        </w:rPr>
+        <w:t>card</w:t>
+      </w:r>
+      <w:proofErr w:type="gramEnd"/>
+      <w:r>
+        <w:rPr>
+          <w:rFonts w:ascii="Courier New" w:eastAsia="Times New Roman" w:hAnsi="Courier New" w:cs="Courier New"/>
+          <w:sz w:val="20"/>
+          <w:szCs w:val="20"/>
+          <w:lang w:eastAsia="hu-HU"/>
+        </w:rPr>
+        <w:t>-content</w:t>
+      </w:r>
+      <w:proofErr w:type="spellEnd"/>
+      <w:r>
+        <w:rPr>
+          <w:rFonts w:ascii="Courier New" w:eastAsia="Times New Roman" w:hAnsi="Courier New" w:cs="Courier New"/>
+          <w:sz w:val="20"/>
+          <w:szCs w:val="20"/>
+          <w:lang w:eastAsia="hu-HU"/>
+        </w:rPr>
+        <w:t xml:space="preserve"> {</w:t>
+      </w:r>
+    </w:p>
+    <w:p>
+      <w:pPr>
+        <w:tabs>
+          <w:tab w:val="left" w:pos="916"/>
+          <w:tab w:val="left" w:pos="1832"/>
+          <w:tab w:val="left" w:pos="2748"/>
+          <w:tab w:val="left" w:pos="3664"/>
+          <w:tab w:val="left" w:pos="4580"/>
+          <w:tab w:val="left" w:pos="5496"/>
+          <w:tab w:val="left" w:pos="6412"/>
+          <w:tab w:val="left" w:pos="7328"/>
+          <w:tab w:val="left" w:pos="8244"/>
+          <w:tab w:val="left" w:pos="9160"/>
+          <w:tab w:val="left" w:pos="10076"/>
+          <w:tab w:val="left" w:pos="10992"/>
+          <w:tab w:val="left" w:pos="11908"/>
+          <w:tab w:val="left" w:pos="12824"/>
+          <w:tab w:val="left" w:pos="13740"/>
+          <w:tab w:val="left" w:pos="14656"/>
+        </w:tabs>
+        <w:spacing w:after="0" w:line="240" w:lineRule="auto"/>
+        <w:rPr>
+          <w:rFonts w:ascii="Courier New" w:eastAsia="Times New Roman" w:hAnsi="Courier New" w:cs="Courier New"/>
+          <w:sz w:val="20"/>
+          <w:szCs w:val="20"/>
+          <w:lang w:eastAsia="hu-HU"/>
+        </w:rPr>
+      </w:pPr>
+      <w:r>
+        <w:rPr>
+          <w:rFonts w:ascii="Courier New" w:eastAsia="Times New Roman" w:hAnsi="Courier New" w:cs="Courier New"/>
+          <w:sz w:val="20"/>
+          <w:szCs w:val="20"/>
+          <w:lang w:eastAsia="hu-HU"/>
+        </w:rPr>
+        <w:t xml:space="preserve">  display: </w:t>
+      </w:r>
+      <w:proofErr w:type="spellStart"/>
+      <w:r>
+        <w:rPr>
+          <w:rFonts w:ascii="Courier New" w:eastAsia="Times New Roman" w:hAnsi="Courier New" w:cs="Courier New"/>
+          <w:sz w:val="20"/>
+          <w:szCs w:val="20"/>
+          <w:lang w:eastAsia="hu-HU"/>
+        </w:rPr>
+        <w:t>flex</w:t>
+      </w:r>
+      <w:proofErr w:type="spellEnd"/>
+      <w:r>
+        <w:rPr>
+          <w:rFonts w:ascii="Courier New" w:eastAsia="Times New Roman" w:hAnsi="Courier New" w:cs="Courier New"/>
+          <w:sz w:val="20"/>
+          <w:szCs w:val="20"/>
+          <w:lang w:eastAsia="hu-HU"/>
+        </w:rPr>
+        <w:t>;</w:t>
+      </w:r>
+    </w:p>
+    <w:p>
+      <w:pPr>
+        <w:tabs>
+          <w:tab w:val="left" w:pos="916"/>
+          <w:tab w:val="left" w:pos="1832"/>
+          <w:tab w:val="left" w:pos="2748"/>
+          <w:tab w:val="left" w:pos="3664"/>
+          <w:tab w:val="left" w:pos="4580"/>
+          <w:tab w:val="left" w:pos="5496"/>
+          <w:tab w:val="left" w:pos="6412"/>
+          <w:tab w:val="left" w:pos="7328"/>
+          <w:tab w:val="left" w:pos="8244"/>
+          <w:tab w:val="left" w:pos="9160"/>
+          <w:tab w:val="left" w:pos="10076"/>
+          <w:tab w:val="left" w:pos="10992"/>
+          <w:tab w:val="left" w:pos="11908"/>
+          <w:tab w:val="left" w:pos="12824"/>
+          <w:tab w:val="left" w:pos="13740"/>
+          <w:tab w:val="left" w:pos="14656"/>
+        </w:tabs>
+        <w:spacing w:after="0" w:line="240" w:lineRule="auto"/>
+        <w:rPr>
+          <w:rFonts w:ascii="Courier New" w:eastAsia="Times New Roman" w:hAnsi="Courier New" w:cs="Courier New"/>
+          <w:sz w:val="20"/>
+          <w:szCs w:val="20"/>
+          <w:lang w:eastAsia="hu-HU"/>
+        </w:rPr>
+      </w:pPr>
+      <w:r>
+        <w:rPr>
+          <w:rFonts w:ascii="Courier New" w:eastAsia="Times New Roman" w:hAnsi="Courier New" w:cs="Courier New"/>
+          <w:sz w:val="20"/>
+          <w:szCs w:val="20"/>
+          <w:lang w:eastAsia="hu-HU"/>
+        </w:rPr>
+        <w:t xml:space="preserve">  </w:t>
+      </w:r>
+      <w:proofErr w:type="spellStart"/>
+      <w:r>
+        <w:rPr>
+          <w:rFonts w:ascii="Courier New" w:eastAsia="Times New Roman" w:hAnsi="Courier New" w:cs="Courier New"/>
+          <w:sz w:val="20"/>
+          <w:szCs w:val="20"/>
+          <w:lang w:eastAsia="hu-HU"/>
+        </w:rPr>
+        <w:t>flex-direction</w:t>
+      </w:r>
+      <w:proofErr w:type="spellEnd"/>
+      <w:r>
+        <w:rPr>
+          <w:rFonts w:ascii="Courier New" w:eastAsia="Times New Roman" w:hAnsi="Courier New" w:cs="Courier New"/>
+          <w:sz w:val="20"/>
+          <w:szCs w:val="20"/>
+          <w:lang w:eastAsia="hu-HU"/>
+        </w:rPr>
+        <w:t xml:space="preserve">: </w:t>
+      </w:r>
+      <w:proofErr w:type="spellStart"/>
+      <w:r>
+        <w:rPr>
+          <w:rFonts w:ascii="Courier New" w:eastAsia="Times New Roman" w:hAnsi="Courier New" w:cs="Courier New"/>
+          <w:sz w:val="20"/>
+          <w:szCs w:val="20"/>
+          <w:lang w:eastAsia="hu-HU"/>
+        </w:rPr>
+        <w:t>column</w:t>
+      </w:r>
+      <w:proofErr w:type="spellEnd"/>
+      <w:r>
+        <w:rPr>
+          <w:rFonts w:ascii="Courier New" w:eastAsia="Times New Roman" w:hAnsi="Courier New" w:cs="Courier New"/>
+          <w:sz w:val="20"/>
+          <w:szCs w:val="20"/>
+          <w:lang w:eastAsia="hu-HU"/>
+        </w:rPr>
+        <w:t>;</w:t>
+      </w:r>
+    </w:p>
+    <w:p>
+      <w:pPr>
+        <w:tabs>
+          <w:tab w:val="left" w:pos="916"/>
+          <w:tab w:val="left" w:pos="1832"/>
+          <w:tab w:val="left" w:pos="2748"/>
+          <w:tab w:val="left" w:pos="3664"/>
+          <w:tab w:val="left" w:pos="4580"/>
+          <w:tab w:val="left" w:pos="5496"/>
+          <w:tab w:val="left" w:pos="6412"/>
+          <w:tab w:val="left" w:pos="7328"/>
+          <w:tab w:val="left" w:pos="8244"/>
+          <w:tab w:val="left" w:pos="9160"/>
+          <w:tab w:val="left" w:pos="10076"/>
+          <w:tab w:val="left" w:pos="10992"/>
+          <w:tab w:val="left" w:pos="11908"/>
+          <w:tab w:val="left" w:pos="12824"/>
+          <w:tab w:val="left" w:pos="13740"/>
+          <w:tab w:val="left" w:pos="14656"/>
+        </w:tabs>
+        <w:spacing w:after="0" w:line="240" w:lineRule="auto"/>
+        <w:rPr>
+          <w:rFonts w:ascii="Courier New" w:eastAsia="Times New Roman" w:hAnsi="Courier New" w:cs="Courier New"/>
+          <w:sz w:val="20"/>
+          <w:szCs w:val="20"/>
+          <w:lang w:eastAsia="hu-HU"/>
+        </w:rPr>
+      </w:pPr>
+      <w:r>
+        <w:rPr>
+          <w:rFonts w:ascii="Courier New" w:eastAsia="Times New Roman" w:hAnsi="Courier New" w:cs="Courier New"/>
+          <w:sz w:val="20"/>
+          <w:szCs w:val="20"/>
+          <w:lang w:eastAsia="hu-HU"/>
+        </w:rPr>
+        <w:t xml:space="preserve">  </w:t>
+      </w:r>
+      <w:proofErr w:type="spellStart"/>
+      <w:r>
+        <w:rPr>
+          <w:rFonts w:ascii="Courier New" w:eastAsia="Times New Roman" w:hAnsi="Courier New" w:cs="Courier New"/>
+          <w:sz w:val="20"/>
+          <w:szCs w:val="20"/>
+          <w:lang w:eastAsia="hu-HU"/>
+        </w:rPr>
+        <w:t>align-items</w:t>
+      </w:r>
+      <w:proofErr w:type="spellEnd"/>
+      <w:r>
+        <w:rPr>
+          <w:rFonts w:ascii="Courier New" w:eastAsia="Times New Roman" w:hAnsi="Courier New" w:cs="Courier New"/>
+          <w:sz w:val="20"/>
+          <w:szCs w:val="20"/>
+          <w:lang w:eastAsia="hu-HU"/>
+        </w:rPr>
+        <w:t xml:space="preserve">: </w:t>
+      </w:r>
+      <w:proofErr w:type="spellStart"/>
+      <w:r>
+        <w:rPr>
+          <w:rFonts w:ascii="Courier New" w:eastAsia="Times New Roman" w:hAnsi="Courier New" w:cs="Courier New"/>
+          <w:sz w:val="20"/>
+          <w:szCs w:val="20"/>
+          <w:lang w:eastAsia="hu-HU"/>
+        </w:rPr>
+        <w:t>flex</w:t>
+      </w:r>
+      <w:proofErr w:type="spellEnd"/>
+      <w:r>
+        <w:rPr>
+          <w:rFonts w:ascii="Courier New" w:eastAsia="Times New Roman" w:hAnsi="Courier New" w:cs="Courier New"/>
+          <w:sz w:val="20"/>
+          <w:szCs w:val="20"/>
+          <w:lang w:eastAsia="hu-HU"/>
+        </w:rPr>
+        <w:t>-start;</w:t>
+      </w:r>
+    </w:p>
+    <w:p>
+      <w:pPr>
+        <w:tabs>
+          <w:tab w:val="left" w:pos="916"/>
+          <w:tab w:val="left" w:pos="1832"/>
+          <w:tab w:val="left" w:pos="2748"/>
+          <w:tab w:val="left" w:pos="3664"/>
+          <w:tab w:val="left" w:pos="4580"/>
+          <w:tab w:val="left" w:pos="5496"/>
+          <w:tab w:val="left" w:pos="6412"/>
+          <w:tab w:val="left" w:pos="7328"/>
+          <w:tab w:val="left" w:pos="8244"/>
+          <w:tab w:val="left" w:pos="9160"/>
+          <w:tab w:val="left" w:pos="10076"/>
+          <w:tab w:val="left" w:pos="10992"/>
+          <w:tab w:val="left" w:pos="11908"/>
+          <w:tab w:val="left" w:pos="12824"/>
+          <w:tab w:val="left" w:pos="13740"/>
+          <w:tab w:val="left" w:pos="14656"/>
+        </w:tabs>
+        <w:spacing w:after="0" w:line="240" w:lineRule="auto"/>
+        <w:rPr>
+          <w:rFonts w:ascii="Courier New" w:eastAsia="Times New Roman" w:hAnsi="Courier New" w:cs="Courier New"/>
+          <w:sz w:val="20"/>
+          <w:szCs w:val="20"/>
+          <w:lang w:eastAsia="hu-HU"/>
+        </w:rPr>
+      </w:pPr>
+      <w:r>
+        <w:rPr>
+          <w:rFonts w:ascii="Courier New" w:eastAsia="Times New Roman" w:hAnsi="Courier New" w:cs="Courier New"/>
+          <w:sz w:val="20"/>
+          <w:szCs w:val="20"/>
+          <w:lang w:eastAsia="hu-HU"/>
+        </w:rPr>
+        <w:t xml:space="preserve">  </w:t>
+      </w:r>
+      <w:proofErr w:type="spellStart"/>
+      <w:r>
+        <w:rPr>
+          <w:rFonts w:ascii="Courier New" w:eastAsia="Times New Roman" w:hAnsi="Courier New" w:cs="Courier New"/>
+          <w:sz w:val="20"/>
+          <w:szCs w:val="20"/>
+          <w:lang w:eastAsia="hu-HU"/>
+        </w:rPr>
+        <w:t>flex</w:t>
+      </w:r>
+      <w:proofErr w:type="spellEnd"/>
+      <w:r>
+        <w:rPr>
+          <w:rFonts w:ascii="Courier New" w:eastAsia="Times New Roman" w:hAnsi="Courier New" w:cs="Courier New"/>
+          <w:sz w:val="20"/>
+          <w:szCs w:val="20"/>
+          <w:lang w:eastAsia="hu-HU"/>
+        </w:rPr>
+        <w:t>: 1;</w:t>
+      </w:r>
+    </w:p>
+    <w:p>
+      <w:pPr>
+        <w:tabs>
+          <w:tab w:val="left" w:pos="916"/>
+          <w:tab w:val="left" w:pos="1832"/>
+          <w:tab w:val="left" w:pos="2748"/>
+          <w:tab w:val="left" w:pos="3664"/>
+          <w:tab w:val="left" w:pos="4580"/>
+          <w:tab w:val="left" w:pos="5496"/>
+          <w:tab w:val="left" w:pos="6412"/>
+          <w:tab w:val="left" w:pos="7328"/>
+          <w:tab w:val="left" w:pos="8244"/>
+          <w:tab w:val="left" w:pos="9160"/>
+          <w:tab w:val="left" w:pos="10076"/>
+          <w:tab w:val="left" w:pos="10992"/>
+          <w:tab w:val="left" w:pos="11908"/>
+          <w:tab w:val="left" w:pos="12824"/>
+          <w:tab w:val="left" w:pos="13740"/>
+          <w:tab w:val="left" w:pos="14656"/>
+        </w:tabs>
+        <w:spacing w:after="0" w:line="240" w:lineRule="auto"/>
+        <w:rPr>
+          <w:rFonts w:ascii="Courier New" w:eastAsia="Times New Roman" w:hAnsi="Courier New" w:cs="Courier New"/>
+          <w:sz w:val="20"/>
+          <w:szCs w:val="20"/>
+          <w:lang w:eastAsia="hu-HU"/>
+        </w:rPr>
+      </w:pPr>
+      <w:r>
+        <w:rPr>
+          <w:rFonts w:ascii="Courier New" w:eastAsia="Times New Roman" w:hAnsi="Courier New" w:cs="Courier New"/>
+          <w:sz w:val="20"/>
+          <w:szCs w:val="20"/>
+          <w:lang w:eastAsia="hu-HU"/>
+        </w:rPr>
+        <w:t xml:space="preserve">  min-</w:t>
+      </w:r>
+      <w:proofErr w:type="spellStart"/>
+      <w:r>
+        <w:rPr>
+          <w:rFonts w:ascii="Courier New" w:eastAsia="Times New Roman" w:hAnsi="Courier New" w:cs="Courier New"/>
+          <w:sz w:val="20"/>
+          <w:szCs w:val="20"/>
+          <w:lang w:eastAsia="hu-HU"/>
+        </w:rPr>
+        <w:t>width</w:t>
+      </w:r>
+      <w:proofErr w:type="spellEnd"/>
+      <w:r>
+        <w:rPr>
+          <w:rFonts w:ascii="Courier New" w:eastAsia="Times New Roman" w:hAnsi="Courier New" w:cs="Courier New"/>
+          <w:sz w:val="20"/>
+          <w:szCs w:val="20"/>
+          <w:lang w:eastAsia="hu-HU"/>
+        </w:rPr>
+        <w:t>: 0;</w:t>
+      </w:r>
+    </w:p>
+    <w:p>
+      <w:pPr>
+        <w:tabs>
+          <w:tab w:val="left" w:pos="916"/>
+          <w:tab w:val="left" w:pos="1832"/>
+          <w:tab w:val="left" w:pos="2748"/>
+          <w:tab w:val="left" w:pos="3664"/>
+          <w:tab w:val="left" w:pos="4580"/>
+          <w:tab w:val="left" w:pos="5496"/>
+          <w:tab w:val="left" w:pos="6412"/>
+          <w:tab w:val="left" w:pos="7328"/>
+          <w:tab w:val="left" w:pos="8244"/>
+          <w:tab w:val="left" w:pos="9160"/>
+          <w:tab w:val="left" w:pos="10076"/>
+          <w:tab w:val="left" w:pos="10992"/>
+          <w:tab w:val="left" w:pos="11908"/>
+          <w:tab w:val="left" w:pos="12824"/>
+          <w:tab w:val="left" w:pos="13740"/>
+          <w:tab w:val="left" w:pos="14656"/>
+        </w:tabs>
+        <w:spacing w:after="0" w:line="240" w:lineRule="auto"/>
+        <w:rPr>
+          <w:rFonts w:ascii="Courier New" w:eastAsia="Times New Roman" w:hAnsi="Courier New" w:cs="Courier New"/>
+          <w:sz w:val="20"/>
+          <w:szCs w:val="20"/>
+          <w:lang w:eastAsia="hu-HU"/>
+        </w:rPr>
+      </w:pPr>
+      <w:r>
+        <w:rPr>
+          <w:rFonts w:ascii="Courier New" w:eastAsia="Times New Roman" w:hAnsi="Courier New" w:cs="Courier New"/>
+          <w:sz w:val="20"/>
+          <w:szCs w:val="20"/>
+          <w:lang w:eastAsia="hu-HU"/>
+        </w:rPr>
+        <w:t xml:space="preserve">  </w:t>
+      </w:r>
+      <w:proofErr w:type="spellStart"/>
+      <w:r>
+        <w:rPr>
+          <w:rFonts w:ascii="Courier New" w:eastAsia="Times New Roman" w:hAnsi="Courier New" w:cs="Courier New"/>
+          <w:sz w:val="20"/>
+          <w:szCs w:val="20"/>
+          <w:lang w:eastAsia="hu-HU"/>
+        </w:rPr>
+        <w:t>padding</w:t>
+      </w:r>
+      <w:proofErr w:type="spellEnd"/>
+      <w:r>
+        <w:rPr>
+          <w:rFonts w:ascii="Courier New" w:eastAsia="Times New Roman" w:hAnsi="Courier New" w:cs="Courier New"/>
+          <w:sz w:val="20"/>
+          <w:szCs w:val="20"/>
+          <w:lang w:eastAsia="hu-HU"/>
+        </w:rPr>
+        <w:t>: 15px;</w:t>
+      </w:r>
+    </w:p>
+    <w:p>
+      <w:pPr>
+        <w:tabs>
+          <w:tab w:val="left" w:pos="916"/>
+          <w:tab w:val="left" w:pos="1832"/>
+          <w:tab w:val="left" w:pos="2748"/>
+          <w:tab w:val="left" w:pos="3664"/>
+          <w:tab w:val="left" w:pos="4580"/>
+          <w:tab w:val="left" w:pos="5496"/>
+          <w:tab w:val="left" w:pos="6412"/>
+          <w:tab w:val="left" w:pos="7328"/>
+          <w:tab w:val="left" w:pos="8244"/>
+          <w:tab w:val="left" w:pos="9160"/>
+          <w:tab w:val="left" w:pos="10076"/>
+          <w:tab w:val="left" w:pos="10992"/>
+          <w:tab w:val="left" w:pos="11908"/>
+          <w:tab w:val="left" w:pos="12824"/>
+          <w:tab w:val="left" w:pos="13740"/>
+          <w:tab w:val="left" w:pos="14656"/>
+        </w:tabs>
+        <w:spacing w:after="0" w:line="240" w:lineRule="auto"/>
+        <w:rPr>
+          <w:rFonts w:ascii="Courier New" w:eastAsia="Times New Roman" w:hAnsi="Courier New" w:cs="Courier New"/>
+          <w:sz w:val="20"/>
+          <w:szCs w:val="20"/>
+          <w:lang w:eastAsia="hu-HU"/>
+        </w:rPr>
+      </w:pPr>
+      <w:r>
+        <w:rPr>
+          <w:rFonts w:ascii="Courier New" w:eastAsia="Times New Roman" w:hAnsi="Courier New" w:cs="Courier New"/>
+          <w:sz w:val="20"/>
+          <w:szCs w:val="20"/>
+          <w:lang w:eastAsia="hu-HU"/>
+        </w:rPr>
+        <w:t>}</w:t>
+      </w:r>
+    </w:p>
+    <w:p>
+      <w:pPr>
+        <w:tabs>
+          <w:tab w:val="left" w:pos="916"/>
+          <w:tab w:val="left" w:pos="1832"/>
+          <w:tab w:val="left" w:pos="2748"/>
+          <w:tab w:val="left" w:pos="3664"/>
+          <w:tab w:val="left" w:pos="4580"/>
+          <w:tab w:val="left" w:pos="5496"/>
+          <w:tab w:val="left" w:pos="6412"/>
+          <w:tab w:val="left" w:pos="7328"/>
+          <w:tab w:val="left" w:pos="8244"/>
+          <w:tab w:val="left" w:pos="9160"/>
+          <w:tab w:val="left" w:pos="10076"/>
+          <w:tab w:val="left" w:pos="10992"/>
+          <w:tab w:val="left" w:pos="11908"/>
+          <w:tab w:val="left" w:pos="12824"/>
+          <w:tab w:val="left" w:pos="13740"/>
+          <w:tab w:val="left" w:pos="14656"/>
+        </w:tabs>
+        <w:spacing w:after="0" w:line="240" w:lineRule="auto"/>
+        <w:rPr>
+          <w:rFonts w:ascii="Courier New" w:eastAsia="Times New Roman" w:hAnsi="Courier New" w:cs="Courier New"/>
+          <w:sz w:val="20"/>
+          <w:szCs w:val="20"/>
+          <w:lang w:eastAsia="hu-HU"/>
+        </w:rPr>
+      </w:pPr>
+    </w:p>
+    <w:p>
+      <w:pPr>
+        <w:tabs>
+          <w:tab w:val="left" w:pos="916"/>
+          <w:tab w:val="left" w:pos="1832"/>
+          <w:tab w:val="left" w:pos="2748"/>
+          <w:tab w:val="left" w:pos="3664"/>
+          <w:tab w:val="left" w:pos="4580"/>
+          <w:tab w:val="left" w:pos="5496"/>
+          <w:tab w:val="left" w:pos="6412"/>
+          <w:tab w:val="left" w:pos="7328"/>
+          <w:tab w:val="left" w:pos="8244"/>
+          <w:tab w:val="left" w:pos="9160"/>
+          <w:tab w:val="left" w:pos="10076"/>
+          <w:tab w:val="left" w:pos="10992"/>
+          <w:tab w:val="left" w:pos="11908"/>
+          <w:tab w:val="left" w:pos="12824"/>
+          <w:tab w:val="left" w:pos="13740"/>
+          <w:tab w:val="left" w:pos="14656"/>
+        </w:tabs>
+        <w:spacing w:after="0" w:line="240" w:lineRule="auto"/>
+        <w:rPr>
+          <w:rFonts w:ascii="Courier New" w:eastAsia="Times New Roman" w:hAnsi="Courier New" w:cs="Courier New"/>
+          <w:sz w:val="20"/>
+          <w:szCs w:val="20"/>
+          <w:lang w:eastAsia="hu-HU"/>
+        </w:rPr>
+      </w:pPr>
+      <w:proofErr w:type="gramStart"/>
+      <w:r>
+        <w:rPr>
+          <w:rFonts w:ascii="Courier New" w:eastAsia="Times New Roman" w:hAnsi="Courier New" w:cs="Courier New"/>
+          <w:sz w:val="20"/>
+          <w:szCs w:val="20"/>
+          <w:lang w:eastAsia="hu-HU"/>
+        </w:rPr>
+        <w:t>.</w:t>
+      </w:r>
+      <w:proofErr w:type="spellStart"/>
+      <w:r>
+        <w:rPr>
+          <w:rFonts w:ascii="Courier New" w:eastAsia="Times New Roman" w:hAnsi="Courier New" w:cs="Courier New"/>
+          <w:sz w:val="20"/>
+          <w:szCs w:val="20"/>
+          <w:lang w:eastAsia="hu-HU"/>
+        </w:rPr>
+        <w:t>card</w:t>
+      </w:r>
+      <w:proofErr w:type="gramEnd"/>
+      <w:r>
+        <w:rPr>
+          <w:rFonts w:ascii="Courier New" w:eastAsia="Times New Roman" w:hAnsi="Courier New" w:cs="Courier New"/>
+          <w:sz w:val="20"/>
+          <w:szCs w:val="20"/>
+          <w:lang w:eastAsia="hu-HU"/>
+        </w:rPr>
+        <w:t>-content</w:t>
+      </w:r>
+      <w:proofErr w:type="spellEnd"/>
+      <w:r>
+        <w:rPr>
+          <w:rFonts w:ascii="Courier New" w:eastAsia="Times New Roman" w:hAnsi="Courier New" w:cs="Courier New"/>
+          <w:sz w:val="20"/>
+          <w:szCs w:val="20"/>
+          <w:lang w:eastAsia="hu-HU"/>
+        </w:rPr>
+        <w:t xml:space="preserve"> h3 {</w:t>
+      </w:r>
+    </w:p>
+    <w:p>
+      <w:pPr>
+        <w:tabs>
+          <w:tab w:val="left" w:pos="916"/>
+          <w:tab w:val="left" w:pos="1832"/>
+          <w:tab w:val="left" w:pos="2748"/>
+          <w:tab w:val="left" w:pos="3664"/>
+          <w:tab w:val="left" w:pos="4580"/>
+          <w:tab w:val="left" w:pos="5496"/>
+          <w:tab w:val="left" w:pos="6412"/>
+          <w:tab w:val="left" w:pos="7328"/>
+          <w:tab w:val="left" w:pos="8244"/>
+          <w:tab w:val="left" w:pos="9160"/>
+          <w:tab w:val="left" w:pos="10076"/>
+          <w:tab w:val="left" w:pos="10992"/>
+          <w:tab w:val="left" w:pos="11908"/>
+          <w:tab w:val="left" w:pos="12824"/>
+          <w:tab w:val="left" w:pos="13740"/>
+          <w:tab w:val="left" w:pos="14656"/>
+        </w:tabs>
+        <w:spacing w:after="0" w:line="240" w:lineRule="auto"/>
+        <w:rPr>
+          <w:rFonts w:ascii="Courier New" w:eastAsia="Times New Roman" w:hAnsi="Courier New" w:cs="Courier New"/>
+          <w:sz w:val="20"/>
+          <w:szCs w:val="20"/>
+          <w:lang w:eastAsia="hu-HU"/>
+        </w:rPr>
+      </w:pPr>
+      <w:r>
+        <w:rPr>
+          <w:rFonts w:ascii="Courier New" w:eastAsia="Times New Roman" w:hAnsi="Courier New" w:cs="Courier New"/>
+          <w:sz w:val="20"/>
+          <w:szCs w:val="20"/>
+          <w:lang w:eastAsia="hu-HU"/>
+        </w:rPr>
+        <w:t xml:space="preserve">  margin: 0 0 10px;</w:t>
+      </w:r>
+    </w:p>
+    <w:p>
+      <w:pPr>
+        <w:tabs>
+          <w:tab w:val="left" w:pos="916"/>
+          <w:tab w:val="left" w:pos="1832"/>
+          <w:tab w:val="left" w:pos="2748"/>
+          <w:tab w:val="left" w:pos="3664"/>
+          <w:tab w:val="left" w:pos="4580"/>
+          <w:tab w:val="left" w:pos="5496"/>
+          <w:tab w:val="left" w:pos="6412"/>
+          <w:tab w:val="left" w:pos="7328"/>
+          <w:tab w:val="left" w:pos="8244"/>
+          <w:tab w:val="left" w:pos="9160"/>
+          <w:tab w:val="left" w:pos="10076"/>
+          <w:tab w:val="left" w:pos="10992"/>
+          <w:tab w:val="left" w:pos="11908"/>
+          <w:tab w:val="left" w:pos="12824"/>
+          <w:tab w:val="left" w:pos="13740"/>
+          <w:tab w:val="left" w:pos="14656"/>
+        </w:tabs>
+        <w:spacing w:after="0" w:line="240" w:lineRule="auto"/>
+        <w:rPr>
+          <w:rFonts w:ascii="Courier New" w:eastAsia="Times New Roman" w:hAnsi="Courier New" w:cs="Courier New"/>
+          <w:sz w:val="20"/>
+          <w:szCs w:val="20"/>
+          <w:lang w:eastAsia="hu-HU"/>
+        </w:rPr>
+      </w:pPr>
+      <w:r>
+        <w:rPr>
+          <w:rFonts w:ascii="Courier New" w:eastAsia="Times New Roman" w:hAnsi="Courier New" w:cs="Courier New"/>
+          <w:sz w:val="20"/>
+          <w:szCs w:val="20"/>
+          <w:lang w:eastAsia="hu-HU"/>
+        </w:rPr>
+        <w:t>}</w:t>
+      </w:r>
+    </w:p>
+    <w:p>
+      <w:pPr>
+        <w:tabs>
+          <w:tab w:val="left" w:pos="916"/>
+          <w:tab w:val="left" w:pos="1832"/>
+          <w:tab w:val="left" w:pos="2748"/>
+          <w:tab w:val="left" w:pos="3664"/>
+          <w:tab w:val="left" w:pos="4580"/>
+          <w:tab w:val="left" w:pos="5496"/>
+          <w:tab w:val="left" w:pos="6412"/>
+          <w:tab w:val="left" w:pos="7328"/>
+          <w:tab w:val="left" w:pos="8244"/>
+          <w:tab w:val="left" w:pos="9160"/>
+          <w:tab w:val="left" w:pos="10076"/>
+          <w:tab w:val="left" w:pos="10992"/>
+          <w:tab w:val="left" w:pos="11908"/>
+          <w:tab w:val="left" w:pos="12824"/>
+          <w:tab w:val="left" w:pos="13740"/>
+          <w:tab w:val="left" w:pos="14656"/>
+        </w:tabs>
+        <w:spacing w:after="0" w:line="240" w:lineRule="auto"/>
+        <w:rPr>
+          <w:rFonts w:ascii="Courier New" w:eastAsia="Times New Roman" w:hAnsi="Courier New" w:cs="Courier New"/>
+          <w:sz w:val="20"/>
+          <w:szCs w:val="20"/>
+          <w:lang w:eastAsia="hu-HU"/>
+        </w:rPr>
+      </w:pPr>
+    </w:p>
+    <w:p>
+      <w:pPr>
+        <w:tabs>
+          <w:tab w:val="left" w:pos="916"/>
+          <w:tab w:val="left" w:pos="1832"/>
+          <w:tab w:val="left" w:pos="2748"/>
+          <w:tab w:val="left" w:pos="3664"/>
+          <w:tab w:val="left" w:pos="4580"/>
+          <w:tab w:val="left" w:pos="5496"/>
+          <w:tab w:val="left" w:pos="6412"/>
+          <w:tab w:val="left" w:pos="7328"/>
+          <w:tab w:val="left" w:pos="8244"/>
+          <w:tab w:val="left" w:pos="9160"/>
+          <w:tab w:val="left" w:pos="10076"/>
+          <w:tab w:val="left" w:pos="10992"/>
+          <w:tab w:val="left" w:pos="11908"/>
+          <w:tab w:val="left" w:pos="12824"/>
+          <w:tab w:val="left" w:pos="13740"/>
+          <w:tab w:val="left" w:pos="14656"/>
+        </w:tabs>
+        <w:spacing w:after="0" w:line="240" w:lineRule="auto"/>
+        <w:rPr>
+          <w:rFonts w:ascii="Courier New" w:eastAsia="Times New Roman" w:hAnsi="Courier New" w:cs="Courier New"/>
+          <w:sz w:val="20"/>
+          <w:szCs w:val="20"/>
+          <w:lang w:eastAsia="hu-HU"/>
+        </w:rPr>
+      </w:pPr>
+      <w:proofErr w:type="gramStart"/>
+      <w:r>
+        <w:rPr>
+          <w:rFonts w:ascii="Courier New" w:eastAsia="Times New Roman" w:hAnsi="Courier New" w:cs="Courier New"/>
+          <w:sz w:val="20"/>
+          <w:szCs w:val="20"/>
+          <w:lang w:eastAsia="hu-HU"/>
+        </w:rPr>
+        <w:t>.</w:t>
+      </w:r>
+      <w:proofErr w:type="spellStart"/>
+      <w:r>
+        <w:rPr>
+          <w:rFonts w:ascii="Courier New" w:eastAsia="Times New Roman" w:hAnsi="Courier New" w:cs="Courier New"/>
+          <w:sz w:val="20"/>
+          <w:szCs w:val="20"/>
+          <w:lang w:eastAsia="hu-HU"/>
+        </w:rPr>
+        <w:t>card</w:t>
+      </w:r>
+      <w:proofErr w:type="gramEnd"/>
+      <w:r>
+        <w:rPr>
+          <w:rFonts w:ascii="Courier New" w:eastAsia="Times New Roman" w:hAnsi="Courier New" w:cs="Courier New"/>
+          <w:sz w:val="20"/>
+          <w:szCs w:val="20"/>
+          <w:lang w:eastAsia="hu-HU"/>
+        </w:rPr>
+        <w:t>-content</w:t>
+      </w:r>
+      <w:proofErr w:type="spellEnd"/>
+      <w:r>
+        <w:rPr>
+          <w:rFonts w:ascii="Courier New" w:eastAsia="Times New Roman" w:hAnsi="Courier New" w:cs="Courier New"/>
+          <w:sz w:val="20"/>
+          <w:szCs w:val="20"/>
+          <w:lang w:eastAsia="hu-HU"/>
+        </w:rPr>
+        <w:t xml:space="preserve"> p {</w:t>
+      </w:r>
+    </w:p>
+    <w:p>
+      <w:pPr>
+        <w:tabs>
+          <w:tab w:val="left" w:pos="916"/>
+          <w:tab w:val="left" w:pos="1832"/>
+          <w:tab w:val="left" w:pos="2748"/>
+          <w:tab w:val="left" w:pos="3664"/>
+          <w:tab w:val="left" w:pos="4580"/>
+          <w:tab w:val="left" w:pos="5496"/>
+          <w:tab w:val="left" w:pos="6412"/>
+          <w:tab w:val="left" w:pos="7328"/>
+          <w:tab w:val="left" w:pos="8244"/>
+          <w:tab w:val="left" w:pos="9160"/>
+          <w:tab w:val="left" w:pos="10076"/>
+          <w:tab w:val="left" w:pos="10992"/>
+          <w:tab w:val="left" w:pos="11908"/>
+          <w:tab w:val="left" w:pos="12824"/>
+          <w:tab w:val="left" w:pos="13740"/>
+          <w:tab w:val="left" w:pos="14656"/>
+        </w:tabs>
+        <w:spacing w:after="0" w:line="240" w:lineRule="auto"/>
+        <w:rPr>
+          <w:rFonts w:ascii="Courier New" w:eastAsia="Times New Roman" w:hAnsi="Courier New" w:cs="Courier New"/>
+          <w:sz w:val="20"/>
+          <w:szCs w:val="20"/>
+          <w:lang w:eastAsia="hu-HU"/>
+        </w:rPr>
+      </w:pPr>
+      <w:r>
+        <w:rPr>
+          <w:rFonts w:ascii="Courier New" w:eastAsia="Times New Roman" w:hAnsi="Courier New" w:cs="Courier New"/>
+          <w:sz w:val="20"/>
+          <w:szCs w:val="20"/>
+          <w:lang w:eastAsia="hu-HU"/>
+        </w:rPr>
+        <w:t xml:space="preserve">  margin: 0 0 12px;</w:t>
+      </w:r>
+    </w:p>
+    <w:p>
+      <w:pPr>
+        <w:tabs>
+          <w:tab w:val="left" w:pos="916"/>
+          <w:tab w:val="left" w:pos="1832"/>
+          <w:tab w:val="left" w:pos="2748"/>
+          <w:tab w:val="left" w:pos="3664"/>
+          <w:tab w:val="left" w:pos="4580"/>
+          <w:tab w:val="left" w:pos="5496"/>
+          <w:tab w:val="left" w:pos="6412"/>
+          <w:tab w:val="left" w:pos="7328"/>
+          <w:tab w:val="left" w:pos="8244"/>
+          <w:tab w:val="left" w:pos="9160"/>
+          <w:tab w:val="left" w:pos="10076"/>
+          <w:tab w:val="left" w:pos="10992"/>
+          <w:tab w:val="left" w:pos="11908"/>
+          <w:tab w:val="left" w:pos="12824"/>
+          <w:tab w:val="left" w:pos="13740"/>
+          <w:tab w:val="left" w:pos="14656"/>
+        </w:tabs>
+        <w:spacing w:after="0" w:line="240" w:lineRule="auto"/>
+        <w:rPr>
+          <w:rFonts w:ascii="Courier New" w:eastAsia="Times New Roman" w:hAnsi="Courier New" w:cs="Courier New"/>
+          <w:sz w:val="20"/>
+          <w:szCs w:val="20"/>
+          <w:lang w:eastAsia="hu-HU"/>
+        </w:rPr>
+      </w:pPr>
+      <w:r>
+        <w:rPr>
+          <w:rFonts w:ascii="Courier New" w:eastAsia="Times New Roman" w:hAnsi="Courier New" w:cs="Courier New"/>
+          <w:sz w:val="20"/>
+          <w:szCs w:val="20"/>
+          <w:lang w:eastAsia="hu-HU"/>
+        </w:rPr>
+        <w:t xml:space="preserve">  line-</w:t>
+      </w:r>
+      <w:proofErr w:type="spellStart"/>
+      <w:r>
+        <w:rPr>
+          <w:rFonts w:ascii="Courier New" w:eastAsia="Times New Roman" w:hAnsi="Courier New" w:cs="Courier New"/>
+          <w:sz w:val="20"/>
+          <w:szCs w:val="20"/>
+          <w:lang w:eastAsia="hu-HU"/>
+        </w:rPr>
+        <w:t>height</w:t>
+      </w:r>
+      <w:proofErr w:type="spellEnd"/>
+      <w:r>
+        <w:rPr>
+          <w:rFonts w:ascii="Courier New" w:eastAsia="Times New Roman" w:hAnsi="Courier New" w:cs="Courier New"/>
+          <w:sz w:val="20"/>
+          <w:szCs w:val="20"/>
+          <w:lang w:eastAsia="hu-HU"/>
+        </w:rPr>
+        <w:t>: 1.5;</w:t>
+      </w:r>
+    </w:p>
+    <w:p>
+      <w:pPr>
+        <w:tabs>
+          <w:tab w:val="left" w:pos="916"/>
+          <w:tab w:val="left" w:pos="1832"/>
+          <w:tab w:val="left" w:pos="2748"/>
+          <w:tab w:val="left" w:pos="3664"/>
+          <w:tab w:val="left" w:pos="4580"/>
+          <w:tab w:val="left" w:pos="5496"/>
+          <w:tab w:val="left" w:pos="6412"/>
+          <w:tab w:val="left" w:pos="7328"/>
+          <w:tab w:val="left" w:pos="8244"/>
+          <w:tab w:val="left" w:pos="9160"/>
+          <w:tab w:val="left" w:pos="10076"/>
+          <w:tab w:val="left" w:pos="10992"/>
+          <w:tab w:val="left" w:pos="11908"/>
+          <w:tab w:val="left" w:pos="12824"/>
+          <w:tab w:val="left" w:pos="13740"/>
+          <w:tab w:val="left" w:pos="14656"/>
+        </w:tabs>
+        <w:spacing w:after="0" w:line="240" w:lineRule="auto"/>
+        <w:rPr>
+          <w:rFonts w:ascii="Courier New" w:eastAsia="Times New Roman" w:hAnsi="Courier New" w:cs="Courier New"/>
+          <w:sz w:val="20"/>
+          <w:szCs w:val="20"/>
+          <w:lang w:eastAsia="hu-HU"/>
+        </w:rPr>
+      </w:pPr>
+      <w:r>
+        <w:rPr>
+          <w:rFonts w:ascii="Courier New" w:eastAsia="Times New Roman" w:hAnsi="Courier New" w:cs="Courier New"/>
+          <w:sz w:val="20"/>
+          <w:szCs w:val="20"/>
+          <w:lang w:eastAsia="hu-HU"/>
+        </w:rPr>
+        <w:t>}</w:t>
+      </w:r>
+    </w:p>
+    <w:p>
+      <w:pPr>
+        <w:tabs>
+          <w:tab w:val="left" w:pos="916"/>
+          <w:tab w:val="left" w:pos="1832"/>
+          <w:tab w:val="left" w:pos="2748"/>
+          <w:tab w:val="left" w:pos="3664"/>
+          <w:tab w:val="left" w:pos="4580"/>
+          <w:tab w:val="left" w:pos="5496"/>
+          <w:tab w:val="left" w:pos="6412"/>
+          <w:tab w:val="left" w:pos="7328"/>
+          <w:tab w:val="left" w:pos="8244"/>
+          <w:tab w:val="left" w:pos="9160"/>
+          <w:tab w:val="left" w:pos="10076"/>
+          <w:tab w:val="left" w:pos="10992"/>
+          <w:tab w:val="left" w:pos="11908"/>
+          <w:tab w:val="left" w:pos="12824"/>
+          <w:tab w:val="left" w:pos="13740"/>
+          <w:tab w:val="left" w:pos="14656"/>
+        </w:tabs>
+        <w:spacing w:after="0" w:line="240" w:lineRule="auto"/>
+        <w:rPr>
+          <w:rFonts w:ascii="Courier New" w:eastAsia="Times New Roman" w:hAnsi="Courier New" w:cs="Courier New"/>
+          <w:sz w:val="20"/>
+          <w:szCs w:val="20"/>
+          <w:lang w:eastAsia="hu-HU"/>
+        </w:rPr>
+      </w:pPr>
+    </w:p>
+    <w:p>
+      <w:pPr>
+        <w:tabs>
+          <w:tab w:val="left" w:pos="916"/>
+          <w:tab w:val="left" w:pos="1832"/>
+          <w:tab w:val="left" w:pos="2748"/>
+          <w:tab w:val="left" w:pos="3664"/>
+          <w:tab w:val="left" w:pos="4580"/>
+          <w:tab w:val="left" w:pos="5496"/>
+          <w:tab w:val="left" w:pos="6412"/>
+          <w:tab w:val="left" w:pos="7328"/>
+          <w:tab w:val="left" w:pos="8244"/>
+          <w:tab w:val="left" w:pos="9160"/>
+          <w:tab w:val="left" w:pos="10076"/>
+          <w:tab w:val="left" w:pos="10992"/>
+          <w:tab w:val="left" w:pos="11908"/>
+          <w:tab w:val="left" w:pos="12824"/>
+          <w:tab w:val="left" w:pos="13740"/>
+          <w:tab w:val="left" w:pos="14656"/>
+        </w:tabs>
+        <w:spacing w:after="0" w:line="240" w:lineRule="auto"/>
+        <w:rPr>
+          <w:rFonts w:ascii="Courier New" w:eastAsia="Times New Roman" w:hAnsi="Courier New" w:cs="Courier New"/>
+          <w:sz w:val="20"/>
+          <w:szCs w:val="20"/>
+          <w:lang w:eastAsia="hu-HU"/>
+        </w:rPr>
+      </w:pPr>
+      <w:proofErr w:type="gramStart"/>
+      <w:r>
+        <w:rPr>
+          <w:rFonts w:ascii="Courier New" w:eastAsia="Times New Roman" w:hAnsi="Courier New" w:cs="Courier New"/>
+          <w:sz w:val="20"/>
+          <w:szCs w:val="20"/>
+          <w:lang w:eastAsia="hu-HU"/>
+        </w:rPr>
+        <w:t>.</w:t>
+      </w:r>
+      <w:proofErr w:type="spellStart"/>
+      <w:r>
+        <w:rPr>
+          <w:rFonts w:ascii="Courier New" w:eastAsia="Times New Roman" w:hAnsi="Courier New" w:cs="Courier New"/>
+          <w:sz w:val="20"/>
+          <w:szCs w:val="20"/>
+          <w:lang w:eastAsia="hu-HU"/>
+        </w:rPr>
+        <w:t>card</w:t>
+      </w:r>
+      <w:proofErr w:type="gramEnd"/>
+      <w:r>
+        <w:rPr>
+          <w:rFonts w:ascii="Courier New" w:eastAsia="Times New Roman" w:hAnsi="Courier New" w:cs="Courier New"/>
+          <w:sz w:val="20"/>
+          <w:szCs w:val="20"/>
+          <w:lang w:eastAsia="hu-HU"/>
+        </w:rPr>
+        <w:t>-content</w:t>
+      </w:r>
+      <w:proofErr w:type="spellEnd"/>
+      <w:r>
+        <w:rPr>
+          <w:rFonts w:ascii="Courier New" w:eastAsia="Times New Roman" w:hAnsi="Courier New" w:cs="Courier New"/>
+          <w:sz w:val="20"/>
+          <w:szCs w:val="20"/>
+          <w:lang w:eastAsia="hu-HU"/>
+        </w:rPr>
+        <w:t xml:space="preserve"> a {</w:t>
+      </w:r>
+    </w:p>
+    <w:p>
+      <w:pPr>
+        <w:tabs>
+          <w:tab w:val="left" w:pos="916"/>
+          <w:tab w:val="left" w:pos="1832"/>
+          <w:tab w:val="left" w:pos="2748"/>
+          <w:tab w:val="left" w:pos="3664"/>
+          <w:tab w:val="left" w:pos="4580"/>
+          <w:tab w:val="left" w:pos="5496"/>
+          <w:tab w:val="left" w:pos="6412"/>
+          <w:tab w:val="left" w:pos="7328"/>
+          <w:tab w:val="left" w:pos="8244"/>
+          <w:tab w:val="left" w:pos="9160"/>
+          <w:tab w:val="left" w:pos="10076"/>
+          <w:tab w:val="left" w:pos="10992"/>
+          <w:tab w:val="left" w:pos="11908"/>
+          <w:tab w:val="left" w:pos="12824"/>
+          <w:tab w:val="left" w:pos="13740"/>
+          <w:tab w:val="left" w:pos="14656"/>
+        </w:tabs>
+        <w:spacing w:after="0" w:line="240" w:lineRule="auto"/>
+        <w:rPr>
+          <w:rFonts w:ascii="Courier New" w:eastAsia="Times New Roman" w:hAnsi="Courier New" w:cs="Courier New"/>
+          <w:sz w:val="20"/>
+          <w:szCs w:val="20"/>
+          <w:lang w:eastAsia="hu-HU"/>
+        </w:rPr>
+      </w:pPr>
+      <w:r>
+        <w:rPr>
+          <w:rFonts w:ascii="Courier New" w:eastAsia="Times New Roman" w:hAnsi="Courier New" w:cs="Courier New"/>
+          <w:sz w:val="20"/>
+          <w:szCs w:val="20"/>
+          <w:lang w:eastAsia="hu-HU"/>
+        </w:rPr>
+        <w:t xml:space="preserve">  margin-top: </w:t>
+      </w:r>
+      <w:proofErr w:type="spellStart"/>
+      <w:r>
+        <w:rPr>
+          <w:rFonts w:ascii="Courier New" w:eastAsia="Times New Roman" w:hAnsi="Courier New" w:cs="Courier New"/>
+          <w:sz w:val="20"/>
+          <w:szCs w:val="20"/>
+          <w:lang w:eastAsia="hu-HU"/>
+        </w:rPr>
+        <w:t>auto</w:t>
+      </w:r>
+      <w:proofErr w:type="spellEnd"/>
+      <w:r>
+        <w:rPr>
+          <w:rFonts w:ascii="Courier New" w:eastAsia="Times New Roman" w:hAnsi="Courier New" w:cs="Courier New"/>
+          <w:sz w:val="20"/>
+          <w:szCs w:val="20"/>
+          <w:lang w:eastAsia="hu-HU"/>
+        </w:rPr>
+        <w:t>;</w:t>
+      </w:r>
+    </w:p>
+    <w:p>
+      <w:pPr>
+        <w:tabs>
+          <w:tab w:val="left" w:pos="916"/>
+          <w:tab w:val="left" w:pos="1832"/>
+          <w:tab w:val="left" w:pos="2748"/>
+          <w:tab w:val="left" w:pos="3664"/>
+          <w:tab w:val="left" w:pos="4580"/>
+          <w:tab w:val="left" w:pos="5496"/>
+          <w:tab w:val="left" w:pos="6412"/>
+          <w:tab w:val="left" w:pos="7328"/>
+          <w:tab w:val="left" w:pos="8244"/>
+          <w:tab w:val="left" w:pos="9160"/>
+          <w:tab w:val="left" w:pos="10076"/>
+          <w:tab w:val="left" w:pos="10992"/>
+          <w:tab w:val="left" w:pos="11908"/>
+          <w:tab w:val="left" w:pos="12824"/>
+          <w:tab w:val="left" w:pos="13740"/>
+          <w:tab w:val="left" w:pos="14656"/>
+        </w:tabs>
+        <w:spacing w:after="0" w:line="240" w:lineRule="auto"/>
+        <w:rPr>
+          <w:rFonts w:ascii="Courier New" w:eastAsia="Times New Roman" w:hAnsi="Courier New" w:cs="Courier New"/>
+          <w:sz w:val="20"/>
+          <w:szCs w:val="20"/>
+          <w:lang w:eastAsia="hu-HU"/>
+        </w:rPr>
+      </w:pPr>
+      <w:r>
+        <w:rPr>
+          <w:rFonts w:ascii="Courier New" w:eastAsia="Times New Roman" w:hAnsi="Courier New" w:cs="Courier New"/>
+          <w:sz w:val="20"/>
+          <w:szCs w:val="20"/>
+          <w:lang w:eastAsia="hu-HU"/>
+        </w:rPr>
+        <w:t xml:space="preserve">  </w:t>
+      </w:r>
+      <w:proofErr w:type="spellStart"/>
+      <w:r>
+        <w:rPr>
+          <w:rFonts w:ascii="Courier New" w:eastAsia="Times New Roman" w:hAnsi="Courier New" w:cs="Courier New"/>
+          <w:sz w:val="20"/>
+          <w:szCs w:val="20"/>
+          <w:lang w:eastAsia="hu-HU"/>
+        </w:rPr>
+        <w:t>color</w:t>
+      </w:r>
+      <w:proofErr w:type="spellEnd"/>
+      <w:r>
+        <w:rPr>
+          <w:rFonts w:ascii="Courier New" w:eastAsia="Times New Roman" w:hAnsi="Courier New" w:cs="Courier New"/>
+          <w:sz w:val="20"/>
+          <w:szCs w:val="20"/>
+          <w:lang w:eastAsia="hu-HU"/>
+        </w:rPr>
+        <w:t>: #333;</w:t>
+      </w:r>
+    </w:p>
+    <w:p>
+      <w:pPr>
+        <w:tabs>
+          <w:tab w:val="left" w:pos="916"/>
+          <w:tab w:val="left" w:pos="1832"/>
+          <w:tab w:val="left" w:pos="2748"/>
+          <w:tab w:val="left" w:pos="3664"/>
+          <w:tab w:val="left" w:pos="4580"/>
+          <w:tab w:val="left" w:pos="5496"/>
+          <w:tab w:val="left" w:pos="6412"/>
+          <w:tab w:val="left" w:pos="7328"/>
+          <w:tab w:val="left" w:pos="8244"/>
+          <w:tab w:val="left" w:pos="9160"/>
+          <w:tab w:val="left" w:pos="10076"/>
+          <w:tab w:val="left" w:pos="10992"/>
+          <w:tab w:val="left" w:pos="11908"/>
+          <w:tab w:val="left" w:pos="12824"/>
+          <w:tab w:val="left" w:pos="13740"/>
+          <w:tab w:val="left" w:pos="14656"/>
+        </w:tabs>
+        <w:spacing w:after="0" w:line="240" w:lineRule="auto"/>
+        <w:rPr>
+          <w:rFonts w:ascii="Courier New" w:eastAsia="Times New Roman" w:hAnsi="Courier New" w:cs="Courier New"/>
+          <w:sz w:val="20"/>
+          <w:szCs w:val="20"/>
+          <w:lang w:eastAsia="hu-HU"/>
+        </w:rPr>
+      </w:pPr>
+      <w:r>
+        <w:rPr>
+          <w:rFonts w:ascii="Courier New" w:eastAsia="Times New Roman" w:hAnsi="Courier New" w:cs="Courier New"/>
+          <w:sz w:val="20"/>
+          <w:szCs w:val="20"/>
+          <w:lang w:eastAsia="hu-HU"/>
+        </w:rPr>
+        <w:t xml:space="preserve">  text-</w:t>
+      </w:r>
+      <w:proofErr w:type="spellStart"/>
+      <w:r>
+        <w:rPr>
+          <w:rFonts w:ascii="Courier New" w:eastAsia="Times New Roman" w:hAnsi="Courier New" w:cs="Courier New"/>
+          <w:sz w:val="20"/>
+          <w:szCs w:val="20"/>
+          <w:lang w:eastAsia="hu-HU"/>
+        </w:rPr>
+        <w:t>decoration</w:t>
+      </w:r>
+      <w:proofErr w:type="spellEnd"/>
+      <w:r>
+        <w:rPr>
+          <w:rFonts w:ascii="Courier New" w:eastAsia="Times New Roman" w:hAnsi="Courier New" w:cs="Courier New"/>
+          <w:sz w:val="20"/>
+          <w:szCs w:val="20"/>
+          <w:lang w:eastAsia="hu-HU"/>
+        </w:rPr>
+        <w:t xml:space="preserve">: </w:t>
+      </w:r>
+      <w:proofErr w:type="spellStart"/>
+      <w:r>
+        <w:rPr>
+          <w:rFonts w:ascii="Courier New" w:eastAsia="Times New Roman" w:hAnsi="Courier New" w:cs="Courier New"/>
+          <w:sz w:val="20"/>
+          <w:szCs w:val="20"/>
+          <w:lang w:eastAsia="hu-HU"/>
+        </w:rPr>
+        <w:t>underline</w:t>
+      </w:r>
+      <w:proofErr w:type="spellEnd"/>
+      <w:r>
+        <w:rPr>
+          <w:rFonts w:ascii="Courier New" w:eastAsia="Times New Roman" w:hAnsi="Courier New" w:cs="Courier New"/>
+          <w:sz w:val="20"/>
+          <w:szCs w:val="20"/>
+          <w:lang w:eastAsia="hu-HU"/>
+        </w:rPr>
+        <w:t>;</w:t>
+      </w:r>
+    </w:p>
+    <w:p>
+      <w:pPr>
+        <w:tabs>
+          <w:tab w:val="left" w:pos="916"/>
+          <w:tab w:val="left" w:pos="1832"/>
+          <w:tab w:val="left" w:pos="2748"/>
+          <w:tab w:val="left" w:pos="3664"/>
+          <w:tab w:val="left" w:pos="4580"/>
+          <w:tab w:val="left" w:pos="5496"/>
+          <w:tab w:val="left" w:pos="6412"/>
+          <w:tab w:val="left" w:pos="7328"/>
+          <w:tab w:val="left" w:pos="8244"/>
+          <w:tab w:val="left" w:pos="9160"/>
+          <w:tab w:val="left" w:pos="10076"/>
+          <w:tab w:val="left" w:pos="10992"/>
+          <w:tab w:val="left" w:pos="11908"/>
+          <w:tab w:val="left" w:pos="12824"/>
+          <w:tab w:val="left" w:pos="13740"/>
+          <w:tab w:val="left" w:pos="14656"/>
+        </w:tabs>
+        <w:spacing w:after="0" w:line="240" w:lineRule="auto"/>
+        <w:rPr>
+          <w:rFonts w:ascii="Courier New" w:eastAsia="Times New Roman" w:hAnsi="Courier New" w:cs="Courier New"/>
+          <w:sz w:val="20"/>
+          <w:szCs w:val="20"/>
+          <w:lang w:eastAsia="hu-HU"/>
+        </w:rPr>
+      </w:pPr>
+      <w:r>
+        <w:rPr>
+          <w:rFonts w:ascii="Courier New" w:eastAsia="Times New Roman" w:hAnsi="Courier New" w:cs="Courier New"/>
+          <w:sz w:val="20"/>
+          <w:szCs w:val="20"/>
+          <w:lang w:eastAsia="hu-HU"/>
+        </w:rPr>
+        <w:t>}</w:t>
+      </w:r>
+    </w:p>
+    <w:p>
+      <w:pPr>
+        <w:tabs>
+          <w:tab w:val="left" w:pos="916"/>
+          <w:tab w:val="left" w:pos="1832"/>
+          <w:tab w:val="left" w:pos="2748"/>
+          <w:tab w:val="left" w:pos="3664"/>
+          <w:tab w:val="left" w:pos="4580"/>
+          <w:tab w:val="left" w:pos="5496"/>
+          <w:tab w:val="left" w:pos="6412"/>
+          <w:tab w:val="left" w:pos="7328"/>
+          <w:tab w:val="left" w:pos="8244"/>
+          <w:tab w:val="left" w:pos="9160"/>
+          <w:tab w:val="left" w:pos="10076"/>
+          <w:tab w:val="left" w:pos="10992"/>
+          <w:tab w:val="left" w:pos="11908"/>
+          <w:tab w:val="left" w:pos="12824"/>
+          <w:tab w:val="left" w:pos="13740"/>
+          <w:tab w:val="left" w:pos="14656"/>
+        </w:tabs>
+        <w:spacing w:after="0" w:line="240" w:lineRule="auto"/>
+        <w:rPr>
+          <w:rFonts w:ascii="Courier New" w:eastAsia="Times New Roman" w:hAnsi="Courier New" w:cs="Courier New"/>
+          <w:sz w:val="20"/>
+          <w:szCs w:val="20"/>
+          <w:lang w:eastAsia="hu-HU"/>
+        </w:rPr>
+      </w:pPr>
+    </w:p>
+    <w:p>
+      <w:pPr>
+        <w:tabs>
+          <w:tab w:val="left" w:pos="916"/>
+          <w:tab w:val="left" w:pos="1832"/>
+          <w:tab w:val="left" w:pos="2748"/>
+          <w:tab w:val="left" w:pos="3664"/>
+          <w:tab w:val="left" w:pos="4580"/>
+          <w:tab w:val="left" w:pos="5496"/>
+          <w:tab w:val="left" w:pos="6412"/>
+          <w:tab w:val="left" w:pos="7328"/>
+          <w:tab w:val="left" w:pos="8244"/>
+          <w:tab w:val="left" w:pos="9160"/>
+          <w:tab w:val="left" w:pos="10076"/>
+          <w:tab w:val="left" w:pos="10992"/>
+          <w:tab w:val="left" w:pos="11908"/>
+          <w:tab w:val="left" w:pos="12824"/>
+          <w:tab w:val="left" w:pos="13740"/>
+          <w:tab w:val="left" w:pos="14656"/>
+        </w:tabs>
+        <w:spacing w:after="0" w:line="240" w:lineRule="auto"/>
+        <w:rPr>
+          <w:rFonts w:ascii="Courier New" w:eastAsia="Times New Roman" w:hAnsi="Courier New" w:cs="Courier New"/>
+          <w:sz w:val="20"/>
+          <w:szCs w:val="20"/>
+          <w:lang w:eastAsia="hu-HU"/>
+        </w:rPr>
+      </w:pPr>
+      <w:r>
+        <w:rPr>
+          <w:rFonts w:ascii="Courier New" w:eastAsia="Times New Roman" w:hAnsi="Courier New" w:cs="Courier New"/>
+          <w:sz w:val="20"/>
+          <w:szCs w:val="20"/>
+          <w:lang w:eastAsia="hu-HU"/>
+        </w:rPr>
+        <w:t>/* Mobilon egy oszlop */</w:t>
+      </w:r>
+    </w:p>
+    <w:p>
+      <w:pPr>
+        <w:tabs>
+          <w:tab w:val="left" w:pos="916"/>
+          <w:tab w:val="left" w:pos="1832"/>
+          <w:tab w:val="left" w:pos="2748"/>
+          <w:tab w:val="left" w:pos="3664"/>
+          <w:tab w:val="left" w:pos="4580"/>
+          <w:tab w:val="left" w:pos="5496"/>
+          <w:tab w:val="left" w:pos="6412"/>
+          <w:tab w:val="left" w:pos="7328"/>
+          <w:tab w:val="left" w:pos="8244"/>
+          <w:tab w:val="left" w:pos="9160"/>
+          <w:tab w:val="left" w:pos="10076"/>
+          <w:tab w:val="left" w:pos="10992"/>
+          <w:tab w:val="left" w:pos="11908"/>
+          <w:tab w:val="left" w:pos="12824"/>
+          <w:tab w:val="left" w:pos="13740"/>
+          <w:tab w:val="left" w:pos="14656"/>
+        </w:tabs>
+        <w:spacing w:after="0" w:line="240" w:lineRule="auto"/>
+        <w:rPr>
+          <w:rFonts w:ascii="Courier New" w:eastAsia="Times New Roman" w:hAnsi="Courier New" w:cs="Courier New"/>
+          <w:sz w:val="20"/>
+          <w:szCs w:val="20"/>
+          <w:lang w:eastAsia="hu-HU"/>
+        </w:rPr>
+      </w:pPr>
+      <w:r>
+        <w:rPr>
+          <w:rFonts w:ascii="Courier New" w:eastAsia="Times New Roman" w:hAnsi="Courier New" w:cs="Courier New"/>
+          <w:sz w:val="20"/>
+          <w:szCs w:val="20"/>
+          <w:lang w:eastAsia="hu-HU"/>
+        </w:rPr>
+        <w:t>@media (</w:t>
+      </w:r>
+      <w:proofErr w:type="spellStart"/>
+      <w:r>
+        <w:rPr>
+          <w:rFonts w:ascii="Courier New" w:eastAsia="Times New Roman" w:hAnsi="Courier New" w:cs="Courier New"/>
+          <w:sz w:val="20"/>
+          <w:szCs w:val="20"/>
+          <w:lang w:eastAsia="hu-HU"/>
+        </w:rPr>
+        <w:t>max-width</w:t>
+      </w:r>
+      <w:proofErr w:type="spellEnd"/>
+      <w:r>
+        <w:rPr>
+          <w:rFonts w:ascii="Courier New" w:eastAsia="Times New Roman" w:hAnsi="Courier New" w:cs="Courier New"/>
+          <w:sz w:val="20"/>
+          <w:szCs w:val="20"/>
+          <w:lang w:eastAsia="hu-HU"/>
+        </w:rPr>
+        <w:t>: 600px) {</w:t>
+      </w:r>
+    </w:p>
+    <w:p>
+      <w:pPr>
+        <w:tabs>
+          <w:tab w:val="left" w:pos="916"/>
+          <w:tab w:val="left" w:pos="1832"/>
+          <w:tab w:val="left" w:pos="2748"/>
+          <w:tab w:val="left" w:pos="3664"/>
+          <w:tab w:val="left" w:pos="4580"/>
+          <w:tab w:val="left" w:pos="5496"/>
+          <w:tab w:val="left" w:pos="6412"/>
+          <w:tab w:val="left" w:pos="7328"/>
+          <w:tab w:val="left" w:pos="8244"/>
+          <w:tab w:val="left" w:pos="9160"/>
+          <w:tab w:val="left" w:pos="10076"/>
+          <w:tab w:val="left" w:pos="10992"/>
+          <w:tab w:val="left" w:pos="11908"/>
+          <w:tab w:val="left" w:pos="12824"/>
+          <w:tab w:val="left" w:pos="13740"/>
+          <w:tab w:val="left" w:pos="14656"/>
+        </w:tabs>
+        <w:spacing w:after="0" w:line="240" w:lineRule="auto"/>
+        <w:rPr>
+          <w:rFonts w:ascii="Courier New" w:eastAsia="Times New Roman" w:hAnsi="Courier New" w:cs="Courier New"/>
+          <w:sz w:val="20"/>
+          <w:szCs w:val="20"/>
+          <w:lang w:eastAsia="hu-HU"/>
+        </w:rPr>
+      </w:pPr>
+      <w:r>
+        <w:rPr>
+          <w:rFonts w:ascii="Courier New" w:eastAsia="Times New Roman" w:hAnsi="Courier New" w:cs="Courier New"/>
+          <w:sz w:val="20"/>
+          <w:szCs w:val="20"/>
+          <w:lang w:eastAsia="hu-HU"/>
+        </w:rPr>
+        <w:t xml:space="preserve">  </w:t>
+      </w:r>
+      <w:proofErr w:type="gramStart"/>
+      <w:r>
+        <w:rPr>
+          <w:rFonts w:ascii="Courier New" w:eastAsia="Times New Roman" w:hAnsi="Courier New" w:cs="Courier New"/>
+          <w:sz w:val="20"/>
+          <w:szCs w:val="20"/>
+          <w:lang w:eastAsia="hu-HU"/>
+        </w:rPr>
+        <w:t>.</w:t>
+      </w:r>
+      <w:proofErr w:type="spellStart"/>
+      <w:r>
+        <w:rPr>
+          <w:rFonts w:ascii="Courier New" w:eastAsia="Times New Roman" w:hAnsi="Courier New" w:cs="Courier New"/>
+          <w:sz w:val="20"/>
+          <w:szCs w:val="20"/>
+          <w:lang w:eastAsia="hu-HU"/>
+        </w:rPr>
+        <w:t>card</w:t>
+      </w:r>
+      <w:proofErr w:type="spellEnd"/>
+      <w:proofErr w:type="gramEnd"/>
+      <w:r>
+        <w:rPr>
+          <w:rFonts w:ascii="Courier New" w:eastAsia="Times New Roman" w:hAnsi="Courier New" w:cs="Courier New"/>
+          <w:sz w:val="20"/>
+          <w:szCs w:val="20"/>
+          <w:lang w:eastAsia="hu-HU"/>
+        </w:rPr>
+        <w:t xml:space="preserve"> {</w:t>
+      </w:r>
+    </w:p>
+    <w:p>
+      <w:pPr>
+        <w:tabs>
+          <w:tab w:val="left" w:pos="916"/>
+          <w:tab w:val="left" w:pos="1832"/>
+          <w:tab w:val="left" w:pos="2748"/>
+          <w:tab w:val="left" w:pos="3664"/>
+          <w:tab w:val="left" w:pos="4580"/>
+          <w:tab w:val="left" w:pos="5496"/>
+          <w:tab w:val="left" w:pos="6412"/>
+          <w:tab w:val="left" w:pos="7328"/>
+          <w:tab w:val="left" w:pos="8244"/>
+          <w:tab w:val="left" w:pos="9160"/>
+          <w:tab w:val="left" w:pos="10076"/>
+          <w:tab w:val="left" w:pos="10992"/>
+          <w:tab w:val="left" w:pos="11908"/>
+          <w:tab w:val="left" w:pos="12824"/>
+          <w:tab w:val="left" w:pos="13740"/>
+          <w:tab w:val="left" w:pos="14656"/>
+        </w:tabs>
+        <w:spacing w:after="0" w:line="240" w:lineRule="auto"/>
+        <w:rPr>
+          <w:rFonts w:ascii="Courier New" w:eastAsia="Times New Roman" w:hAnsi="Courier New" w:cs="Courier New"/>
+          <w:sz w:val="20"/>
+          <w:szCs w:val="20"/>
+          <w:lang w:eastAsia="hu-HU"/>
+        </w:rPr>
+      </w:pPr>
+      <w:r>
+        <w:rPr>
+          <w:rFonts w:ascii="Courier New" w:eastAsia="Times New Roman" w:hAnsi="Courier New" w:cs="Courier New"/>
+          <w:sz w:val="20"/>
+          <w:szCs w:val="20"/>
+          <w:lang w:eastAsia="hu-HU"/>
+        </w:rPr>
+        <w:t xml:space="preserve">    </w:t>
+      </w:r>
+      <w:proofErr w:type="spellStart"/>
+      <w:r>
+        <w:rPr>
+          <w:rFonts w:ascii="Courier New" w:eastAsia="Times New Roman" w:hAnsi="Courier New" w:cs="Courier New"/>
+          <w:sz w:val="20"/>
+          <w:szCs w:val="20"/>
+          <w:lang w:eastAsia="hu-HU"/>
+        </w:rPr>
+        <w:t>flex-basis</w:t>
+      </w:r>
+      <w:proofErr w:type="spellEnd"/>
+      <w:r>
+        <w:rPr>
+          <w:rFonts w:ascii="Courier New" w:eastAsia="Times New Roman" w:hAnsi="Courier New" w:cs="Courier New"/>
+          <w:sz w:val="20"/>
+          <w:szCs w:val="20"/>
+          <w:lang w:eastAsia="hu-HU"/>
+        </w:rPr>
+        <w:t>: 100%;</w:t>
+      </w:r>
+    </w:p>
+    <w:p>
+      <w:pPr>
+        <w:tabs>
+          <w:tab w:val="left" w:pos="916"/>
+          <w:tab w:val="left" w:pos="1832"/>
+          <w:tab w:val="left" w:pos="2748"/>
+          <w:tab w:val="left" w:pos="3664"/>
+          <w:tab w:val="left" w:pos="4580"/>
+          <w:tab w:val="left" w:pos="5496"/>
+          <w:tab w:val="left" w:pos="6412"/>
+          <w:tab w:val="left" w:pos="7328"/>
+          <w:tab w:val="left" w:pos="8244"/>
+          <w:tab w:val="left" w:pos="9160"/>
+          <w:tab w:val="left" w:pos="10076"/>
+          <w:tab w:val="left" w:pos="10992"/>
+          <w:tab w:val="left" w:pos="11908"/>
+          <w:tab w:val="left" w:pos="12824"/>
+          <w:tab w:val="left" w:pos="13740"/>
+          <w:tab w:val="left" w:pos="14656"/>
+        </w:tabs>
+        <w:spacing w:after="0" w:line="240" w:lineRule="auto"/>
+        <w:rPr>
+          <w:rFonts w:ascii="Courier New" w:eastAsia="Times New Roman" w:hAnsi="Courier New" w:cs="Courier New"/>
+          <w:sz w:val="20"/>
+          <w:szCs w:val="20"/>
+          <w:lang w:eastAsia="hu-HU"/>
+        </w:rPr>
+      </w:pPr>
+      <w:r>
+        <w:rPr>
+          <w:rFonts w:ascii="Courier New" w:eastAsia="Times New Roman" w:hAnsi="Courier New" w:cs="Courier New"/>
+          <w:sz w:val="20"/>
+          <w:szCs w:val="20"/>
+          <w:lang w:eastAsia="hu-HU"/>
+        </w:rPr>
+        <w:t xml:space="preserve">    min-</w:t>
+      </w:r>
+      <w:proofErr w:type="spellStart"/>
+      <w:r>
+        <w:rPr>
+          <w:rFonts w:ascii="Courier New" w:eastAsia="Times New Roman" w:hAnsi="Courier New" w:cs="Courier New"/>
+          <w:sz w:val="20"/>
+          <w:szCs w:val="20"/>
+          <w:lang w:eastAsia="hu-HU"/>
+        </w:rPr>
+        <w:t>width</w:t>
+      </w:r>
+      <w:proofErr w:type="spellEnd"/>
+      <w:r>
+        <w:rPr>
+          <w:rFonts w:ascii="Courier New" w:eastAsia="Times New Roman" w:hAnsi="Courier New" w:cs="Courier New"/>
+          <w:sz w:val="20"/>
+          <w:szCs w:val="20"/>
+          <w:lang w:eastAsia="hu-HU"/>
+        </w:rPr>
+        <w:t>: 0;</w:t>
+      </w:r>
+    </w:p>
+    <w:p>
+      <w:pPr>
+        <w:tabs>
+          <w:tab w:val="left" w:pos="916"/>
+          <w:tab w:val="left" w:pos="1832"/>
+          <w:tab w:val="left" w:pos="2748"/>
+          <w:tab w:val="left" w:pos="3664"/>
+          <w:tab w:val="left" w:pos="4580"/>
+          <w:tab w:val="left" w:pos="5496"/>
+          <w:tab w:val="left" w:pos="6412"/>
+          <w:tab w:val="left" w:pos="7328"/>
+          <w:tab w:val="left" w:pos="8244"/>
+          <w:tab w:val="left" w:pos="9160"/>
+          <w:tab w:val="left" w:pos="10076"/>
+          <w:tab w:val="left" w:pos="10992"/>
+          <w:tab w:val="left" w:pos="11908"/>
+          <w:tab w:val="left" w:pos="12824"/>
+          <w:tab w:val="left" w:pos="13740"/>
+          <w:tab w:val="left" w:pos="14656"/>
+        </w:tabs>
+        <w:spacing w:after="0" w:line="240" w:lineRule="auto"/>
+        <w:rPr>
+          <w:rFonts w:ascii="Courier New" w:eastAsia="Times New Roman" w:hAnsi="Courier New" w:cs="Courier New"/>
+          <w:sz w:val="20"/>
+          <w:szCs w:val="20"/>
+          <w:lang w:eastAsia="hu-HU"/>
+        </w:rPr>
+      </w:pPr>
+      <w:r>
+        <w:rPr>
+          <w:rFonts w:ascii="Courier New" w:eastAsia="Times New Roman" w:hAnsi="Courier New" w:cs="Courier New"/>
+          <w:sz w:val="20"/>
+          <w:szCs w:val="20"/>
+          <w:lang w:eastAsia="hu-HU"/>
+        </w:rPr>
+        <w:t xml:space="preserve">  }</w:t>
+      </w:r>
+    </w:p>
+    <w:p>
+      <w:pPr>
+        <w:tabs>
+          <w:tab w:val="left" w:pos="916"/>
+          <w:tab w:val="left" w:pos="1832"/>
+          <w:tab w:val="left" w:pos="2748"/>
+          <w:tab w:val="left" w:pos="3664"/>
+          <w:tab w:val="left" w:pos="4580"/>
+          <w:tab w:val="left" w:pos="5496"/>
+          <w:tab w:val="left" w:pos="6412"/>
+          <w:tab w:val="left" w:pos="7328"/>
+          <w:tab w:val="left" w:pos="8244"/>
+          <w:tab w:val="left" w:pos="9160"/>
+          <w:tab w:val="left" w:pos="10076"/>
+          <w:tab w:val="left" w:pos="10992"/>
+          <w:tab w:val="left" w:pos="11908"/>
+          <w:tab w:val="left" w:pos="12824"/>
+          <w:tab w:val="left" w:pos="13740"/>
+          <w:tab w:val="left" w:pos="14656"/>
+        </w:tabs>
+        <w:spacing w:after="0" w:line="240" w:lineRule="auto"/>
+        <w:rPr>
+          <w:rFonts w:ascii="Courier New" w:eastAsia="Times New Roman" w:hAnsi="Courier New" w:cs="Courier New"/>
+          <w:sz w:val="20"/>
+          <w:szCs w:val="20"/>
+          <w:lang w:eastAsia="hu-HU"/>
+        </w:rPr>
+      </w:pPr>
+    </w:p>
+    <w:p>
+      <w:pPr>
+        <w:tabs>
+          <w:tab w:val="left" w:pos="916"/>
+          <w:tab w:val="left" w:pos="1832"/>
+          <w:tab w:val="left" w:pos="2748"/>
+          <w:tab w:val="left" w:pos="3664"/>
+          <w:tab w:val="left" w:pos="4580"/>
+          <w:tab w:val="left" w:pos="5496"/>
+          <w:tab w:val="left" w:pos="6412"/>
+          <w:tab w:val="left" w:pos="7328"/>
+          <w:tab w:val="left" w:pos="8244"/>
+          <w:tab w:val="left" w:pos="9160"/>
+          <w:tab w:val="left" w:pos="10076"/>
+          <w:tab w:val="left" w:pos="10992"/>
+          <w:tab w:val="left" w:pos="11908"/>
+          <w:tab w:val="left" w:pos="12824"/>
+          <w:tab w:val="left" w:pos="13740"/>
+          <w:tab w:val="left" w:pos="14656"/>
+        </w:tabs>
+        <w:spacing w:after="0" w:line="240" w:lineRule="auto"/>
+        <w:rPr>
+          <w:rFonts w:ascii="Courier New" w:eastAsia="Times New Roman" w:hAnsi="Courier New" w:cs="Courier New"/>
+          <w:sz w:val="20"/>
+          <w:szCs w:val="20"/>
+          <w:lang w:eastAsia="hu-HU"/>
+        </w:rPr>
+      </w:pPr>
+      <w:r>
+        <w:rPr>
+          <w:rFonts w:ascii="Courier New" w:eastAsia="Times New Roman" w:hAnsi="Courier New" w:cs="Courier New"/>
+          <w:sz w:val="20"/>
+          <w:szCs w:val="20"/>
+          <w:lang w:eastAsia="hu-HU"/>
+        </w:rPr>
+        <w:t xml:space="preserve">  </w:t>
+      </w:r>
+      <w:proofErr w:type="gramStart"/>
+      <w:r>
+        <w:rPr>
+          <w:rFonts w:ascii="Courier New" w:eastAsia="Times New Roman" w:hAnsi="Courier New" w:cs="Courier New"/>
+          <w:sz w:val="20"/>
+          <w:szCs w:val="20"/>
+          <w:lang w:eastAsia="hu-HU"/>
+        </w:rPr>
+        <w:t>.image</w:t>
+      </w:r>
+      <w:proofErr w:type="gramEnd"/>
+      <w:r>
+        <w:rPr>
+          <w:rFonts w:ascii="Courier New" w:eastAsia="Times New Roman" w:hAnsi="Courier New" w:cs="Courier New"/>
+          <w:sz w:val="20"/>
+          <w:szCs w:val="20"/>
+          <w:lang w:eastAsia="hu-HU"/>
+        </w:rPr>
+        <w:t>-</w:t>
+      </w:r>
+      <w:proofErr w:type="spellStart"/>
+      <w:r>
+        <w:rPr>
+          <w:rFonts w:ascii="Courier New" w:eastAsia="Times New Roman" w:hAnsi="Courier New" w:cs="Courier New"/>
+          <w:sz w:val="20"/>
+          <w:szCs w:val="20"/>
+          <w:lang w:eastAsia="hu-HU"/>
+        </w:rPr>
+        <w:t>placeholder</w:t>
+      </w:r>
+      <w:proofErr w:type="spellEnd"/>
+      <w:r>
+        <w:rPr>
+          <w:rFonts w:ascii="Courier New" w:eastAsia="Times New Roman" w:hAnsi="Courier New" w:cs="Courier New"/>
+          <w:sz w:val="20"/>
+          <w:szCs w:val="20"/>
+          <w:lang w:eastAsia="hu-HU"/>
+        </w:rPr>
+        <w:t xml:space="preserve"> {</w:t>
+      </w:r>
+    </w:p>
+    <w:p>
+      <w:pPr>
+        <w:tabs>
+          <w:tab w:val="left" w:pos="916"/>
+          <w:tab w:val="left" w:pos="1832"/>
+          <w:tab w:val="left" w:pos="2748"/>
+          <w:tab w:val="left" w:pos="3664"/>
+          <w:tab w:val="left" w:pos="4580"/>
+          <w:tab w:val="left" w:pos="5496"/>
+          <w:tab w:val="left" w:pos="6412"/>
+          <w:tab w:val="left" w:pos="7328"/>
+          <w:tab w:val="left" w:pos="8244"/>
+          <w:tab w:val="left" w:pos="9160"/>
+          <w:tab w:val="left" w:pos="10076"/>
+          <w:tab w:val="left" w:pos="10992"/>
+          <w:tab w:val="left" w:pos="11908"/>
+          <w:tab w:val="left" w:pos="12824"/>
+          <w:tab w:val="left" w:pos="13740"/>
+          <w:tab w:val="left" w:pos="14656"/>
+        </w:tabs>
+        <w:spacing w:after="0" w:line="240" w:lineRule="auto"/>
+        <w:rPr>
+          <w:rFonts w:ascii="Courier New" w:eastAsia="Times New Roman" w:hAnsi="Courier New" w:cs="Courier New"/>
+          <w:sz w:val="20"/>
+          <w:szCs w:val="20"/>
+          <w:lang w:eastAsia="hu-HU"/>
+        </w:rPr>
+      </w:pPr>
+      <w:r>
+        <w:rPr>
+          <w:rFonts w:ascii="Courier New" w:eastAsia="Times New Roman" w:hAnsi="Courier New" w:cs="Courier New"/>
+          <w:sz w:val="20"/>
+          <w:szCs w:val="20"/>
+          <w:lang w:eastAsia="hu-HU"/>
+        </w:rPr>
+        <w:t xml:space="preserve">    </w:t>
+      </w:r>
+      <w:proofErr w:type="spellStart"/>
+      <w:r>
+        <w:rPr>
+          <w:rFonts w:ascii="Courier New" w:eastAsia="Times New Roman" w:hAnsi="Courier New" w:cs="Courier New"/>
+          <w:sz w:val="20"/>
+          <w:szCs w:val="20"/>
+          <w:lang w:eastAsia="hu-HU"/>
+        </w:rPr>
+        <w:t>flex-basis</w:t>
+      </w:r>
+      <w:proofErr w:type="spellEnd"/>
+      <w:r>
+        <w:rPr>
+          <w:rFonts w:ascii="Courier New" w:eastAsia="Times New Roman" w:hAnsi="Courier New" w:cs="Courier New"/>
+          <w:sz w:val="20"/>
+          <w:szCs w:val="20"/>
+          <w:lang w:eastAsia="hu-HU"/>
+        </w:rPr>
+        <w:t>: 100px;</w:t>
+      </w:r>
+    </w:p>
+    <w:p>
+      <w:pPr>
+        <w:tabs>
+          <w:tab w:val="left" w:pos="916"/>
+          <w:tab w:val="left" w:pos="1832"/>
+          <w:tab w:val="left" w:pos="2748"/>
+          <w:tab w:val="left" w:pos="3664"/>
+          <w:tab w:val="left" w:pos="4580"/>
+          <w:tab w:val="left" w:pos="5496"/>
+          <w:tab w:val="left" w:pos="6412"/>
+          <w:tab w:val="left" w:pos="7328"/>
+          <w:tab w:val="left" w:pos="8244"/>
+          <w:tab w:val="left" w:pos="9160"/>
+          <w:tab w:val="left" w:pos="10076"/>
+          <w:tab w:val="left" w:pos="10992"/>
+          <w:tab w:val="left" w:pos="11908"/>
+          <w:tab w:val="left" w:pos="12824"/>
+          <w:tab w:val="left" w:pos="13740"/>
+          <w:tab w:val="left" w:pos="14656"/>
+        </w:tabs>
+        <w:spacing w:after="0" w:line="240" w:lineRule="auto"/>
+        <w:rPr>
+          <w:rFonts w:ascii="Courier New" w:eastAsia="Times New Roman" w:hAnsi="Courier New" w:cs="Courier New"/>
+          <w:sz w:val="20"/>
+          <w:szCs w:val="20"/>
+          <w:lang w:eastAsia="hu-HU"/>
+        </w:rPr>
+      </w:pPr>
+      <w:r>
+        <w:rPr>
+          <w:rFonts w:ascii="Courier New" w:eastAsia="Times New Roman" w:hAnsi="Courier New" w:cs="Courier New"/>
+          <w:sz w:val="20"/>
+          <w:szCs w:val="20"/>
+          <w:lang w:eastAsia="hu-HU"/>
+        </w:rPr>
+        <w:t xml:space="preserve">  }</w:t>
+      </w:r>
+    </w:p>
+    <w:p>
+      <w:pPr>
+        <w:tabs>
+          <w:tab w:val="left" w:pos="916"/>
+          <w:tab w:val="left" w:pos="1832"/>
+          <w:tab w:val="left" w:pos="2748"/>
+          <w:tab w:val="left" w:pos="3664"/>
+          <w:tab w:val="left" w:pos="4580"/>
+          <w:tab w:val="left" w:pos="5496"/>
+          <w:tab w:val="left" w:pos="6412"/>
+          <w:tab w:val="left" w:pos="7328"/>
+          <w:tab w:val="left" w:pos="8244"/>
+          <w:tab w:val="left" w:pos="9160"/>
+          <w:tab w:val="left" w:pos="10076"/>
+          <w:tab w:val="left" w:pos="10992"/>
+          <w:tab w:val="left" w:pos="11908"/>
+          <w:tab w:val="left" w:pos="12824"/>
+          <w:tab w:val="left" w:pos="13740"/>
+          <w:tab w:val="left" w:pos="14656"/>
+        </w:tabs>
+        <w:spacing w:after="0" w:line="240" w:lineRule="auto"/>
+        <w:rPr>
+          <w:rFonts w:ascii="Courier New" w:eastAsia="Times New Roman" w:hAnsi="Courier New" w:cs="Courier New"/>
+          <w:sz w:val="20"/>
+          <w:szCs w:val="20"/>
+          <w:lang w:eastAsia="hu-HU"/>
+        </w:rPr>
+      </w:pPr>
+      <w:r>
+        <w:rPr>
+          <w:rFonts w:ascii="Courier New" w:eastAsia="Times New Roman" w:hAnsi="Courier New" w:cs="Courier New"/>
+          <w:sz w:val="20"/>
+          <w:szCs w:val="20"/>
+          <w:lang w:eastAsia="hu-HU"/>
+        </w:rPr>
+        <w:t>}</w:t>
+      </w:r>
+    </w:p>
+    <w:p>
+      <w:pPr>
+        <w:spacing w:before="100" w:beforeAutospacing="1" w:after="100" w:afterAutospacing="1" w:line="240" w:lineRule="auto"/>
+        <w:outlineLvl w:val="2"/>
+        <w:rPr>
+          <w:rFonts w:ascii="Times New Roman" w:eastAsia="Times New Roman" w:hAnsi="Times New Roman" w:cs="Times New Roman"/>
+          <w:b/>
+          <w:bCs/>
+          <w:sz w:val="27"/>
+          <w:szCs w:val="27"/>
+          <w:lang w:eastAsia="hu-HU"/>
+        </w:rPr>
+      </w:pPr>
+      <w:r>
+        <w:rPr>
+          <w:rFonts w:ascii="Times New Roman" w:eastAsia="Times New Roman" w:hAnsi="Times New Roman" w:cs="Times New Roman"/>
+          <w:b/>
+          <w:bCs/>
+          <w:sz w:val="27"/>
+          <w:szCs w:val="27"/>
+          <w:lang w:eastAsia="hu-HU"/>
+        </w:rPr>
+        <w:t>Így fog kinézni egy kártya</w:t>
+      </w:r>
+    </w:p>
+    <w:p>
+      <w:pPr>
+        <w:spacing w:before="100" w:beforeAutospacing="1" w:after="100" w:afterAutospacing="1" w:line="240" w:lineRule="auto"/>
+        <w:rPr>
+          <w:rFonts w:ascii="Times New Roman" w:eastAsia="Times New Roman" w:hAnsi="Times New Roman" w:cs="Times New Roman"/>
+          <w:sz w:val="24"/>
+          <w:szCs w:val="24"/>
+          <w:lang w:eastAsia="hu-HU"/>
+        </w:rPr>
+      </w:pPr>
+      <w:r>
+        <w:rPr>
+          <w:rFonts w:ascii="Times New Roman" w:eastAsia="Times New Roman" w:hAnsi="Times New Roman" w:cs="Times New Roman"/>
+          <w:sz w:val="24"/>
+          <w:szCs w:val="24"/>
+          <w:lang w:eastAsia="hu-HU"/>
+        </w:rPr>
+        <w:t>Kép</w:t>
+      </w:r>
+    </w:p>
+    <w:p>
+      <w:pPr>
+        <w:spacing w:before="100" w:beforeAutospacing="1" w:after="100" w:afterAutospacing="1" w:line="240" w:lineRule="auto"/>
+        <w:outlineLvl w:val="2"/>
+        <w:rPr>
+          <w:rFonts w:ascii="Times New Roman" w:eastAsia="Times New Roman" w:hAnsi="Times New Roman" w:cs="Times New Roman"/>
+          <w:b/>
+          <w:bCs/>
+          <w:sz w:val="27"/>
+          <w:szCs w:val="27"/>
+          <w:lang w:eastAsia="hu-HU"/>
+        </w:rPr>
+      </w:pPr>
+      <w:proofErr w:type="spellStart"/>
+      <w:r>
+        <w:rPr>
+          <w:rFonts w:ascii="Times New Roman" w:eastAsia="Times New Roman" w:hAnsi="Times New Roman" w:cs="Times New Roman"/>
+          <w:b/>
+          <w:bCs/>
+          <w:sz w:val="27"/>
+          <w:szCs w:val="27"/>
+          <w:lang w:eastAsia="hu-HU"/>
+        </w:rPr>
+        <w:t>Lorem</w:t>
+      </w:r>
+      <w:proofErr w:type="spellEnd"/>
+      <w:r>
+        <w:rPr>
+          <w:rFonts w:ascii="Times New Roman" w:eastAsia="Times New Roman" w:hAnsi="Times New Roman" w:cs="Times New Roman"/>
+          <w:b/>
+          <w:bCs/>
+          <w:sz w:val="27"/>
+          <w:szCs w:val="27"/>
+          <w:lang w:eastAsia="hu-HU"/>
+        </w:rPr>
+        <w:t xml:space="preserve"> </w:t>
+      </w:r>
+      <w:proofErr w:type="spellStart"/>
+      <w:r>
+        <w:rPr>
+          <w:rFonts w:ascii="Times New Roman" w:eastAsia="Times New Roman" w:hAnsi="Times New Roman" w:cs="Times New Roman"/>
+          <w:b/>
+          <w:bCs/>
+          <w:sz w:val="27"/>
+          <w:szCs w:val="27"/>
+          <w:lang w:eastAsia="hu-HU"/>
+        </w:rPr>
+        <w:t>ipsum</w:t>
+      </w:r>
+      <w:proofErr w:type="spellEnd"/>
+    </w:p>
+    <w:p>
+      <w:pPr>
+        <w:spacing w:before="100" w:beforeAutospacing="1" w:after="100" w:afterAutospacing="1" w:line="240" w:lineRule="auto"/>
+        <w:rPr>
+          <w:rFonts w:ascii="Times New Roman" w:eastAsia="Times New Roman" w:hAnsi="Times New Roman" w:cs="Times New Roman"/>
+          <w:sz w:val="24"/>
+          <w:szCs w:val="24"/>
+          <w:lang w:eastAsia="hu-HU"/>
+        </w:rPr>
+      </w:pPr>
+      <w:proofErr w:type="spellStart"/>
+      <w:r>
+        <w:rPr>
+          <w:rFonts w:ascii="Times New Roman" w:eastAsia="Times New Roman" w:hAnsi="Times New Roman" w:cs="Times New Roman"/>
+          <w:sz w:val="24"/>
+          <w:szCs w:val="24"/>
+          <w:lang w:eastAsia="hu-HU"/>
+        </w:rPr>
+        <w:lastRenderedPageBreak/>
+        <w:t>Lorem</w:t>
+      </w:r>
+      <w:proofErr w:type="spellEnd"/>
+      <w:r>
+        <w:rPr>
+          <w:rFonts w:ascii="Times New Roman" w:eastAsia="Times New Roman" w:hAnsi="Times New Roman" w:cs="Times New Roman"/>
+          <w:sz w:val="24"/>
+          <w:szCs w:val="24"/>
+          <w:lang w:eastAsia="hu-HU"/>
+        </w:rPr>
+        <w:t xml:space="preserve"> </w:t>
+      </w:r>
+      <w:proofErr w:type="spellStart"/>
+      <w:r>
+        <w:rPr>
+          <w:rFonts w:ascii="Times New Roman" w:eastAsia="Times New Roman" w:hAnsi="Times New Roman" w:cs="Times New Roman"/>
+          <w:sz w:val="24"/>
+          <w:szCs w:val="24"/>
+          <w:lang w:eastAsia="hu-HU"/>
+        </w:rPr>
+        <w:t>ipsum</w:t>
+      </w:r>
+      <w:proofErr w:type="spellEnd"/>
+      <w:r>
+        <w:rPr>
+          <w:rFonts w:ascii="Times New Roman" w:eastAsia="Times New Roman" w:hAnsi="Times New Roman" w:cs="Times New Roman"/>
+          <w:sz w:val="24"/>
+          <w:szCs w:val="24"/>
+          <w:lang w:eastAsia="hu-HU"/>
+        </w:rPr>
+        <w:t xml:space="preserve"> </w:t>
+      </w:r>
+      <w:proofErr w:type="spellStart"/>
+      <w:r>
+        <w:rPr>
+          <w:rFonts w:ascii="Times New Roman" w:eastAsia="Times New Roman" w:hAnsi="Times New Roman" w:cs="Times New Roman"/>
+          <w:sz w:val="24"/>
+          <w:szCs w:val="24"/>
+          <w:lang w:eastAsia="hu-HU"/>
+        </w:rPr>
+        <w:t>dolor</w:t>
+      </w:r>
+      <w:proofErr w:type="spellEnd"/>
+      <w:r>
+        <w:rPr>
+          <w:rFonts w:ascii="Times New Roman" w:eastAsia="Times New Roman" w:hAnsi="Times New Roman" w:cs="Times New Roman"/>
+          <w:sz w:val="24"/>
+          <w:szCs w:val="24"/>
+          <w:lang w:eastAsia="hu-HU"/>
+        </w:rPr>
+        <w:t xml:space="preserve"> </w:t>
+      </w:r>
+      <w:proofErr w:type="spellStart"/>
+      <w:r>
+        <w:rPr>
+          <w:rFonts w:ascii="Times New Roman" w:eastAsia="Times New Roman" w:hAnsi="Times New Roman" w:cs="Times New Roman"/>
+          <w:sz w:val="24"/>
+          <w:szCs w:val="24"/>
+          <w:lang w:eastAsia="hu-HU"/>
+        </w:rPr>
+        <w:t>sit</w:t>
+      </w:r>
+      <w:proofErr w:type="spellEnd"/>
+      <w:r>
+        <w:rPr>
+          <w:rFonts w:ascii="Times New Roman" w:eastAsia="Times New Roman" w:hAnsi="Times New Roman" w:cs="Times New Roman"/>
+          <w:sz w:val="24"/>
+          <w:szCs w:val="24"/>
+          <w:lang w:eastAsia="hu-HU"/>
+        </w:rPr>
+        <w:t xml:space="preserve"> </w:t>
+      </w:r>
+      <w:proofErr w:type="spellStart"/>
+      <w:r>
+        <w:rPr>
+          <w:rFonts w:ascii="Times New Roman" w:eastAsia="Times New Roman" w:hAnsi="Times New Roman" w:cs="Times New Roman"/>
+          <w:sz w:val="24"/>
+          <w:szCs w:val="24"/>
+          <w:lang w:eastAsia="hu-HU"/>
+        </w:rPr>
+        <w:t>amet</w:t>
+      </w:r>
+      <w:proofErr w:type="spellEnd"/>
+      <w:r>
+        <w:rPr>
+          <w:rFonts w:ascii="Times New Roman" w:eastAsia="Times New Roman" w:hAnsi="Times New Roman" w:cs="Times New Roman"/>
+          <w:sz w:val="24"/>
+          <w:szCs w:val="24"/>
+          <w:lang w:eastAsia="hu-HU"/>
+        </w:rPr>
+        <w:t xml:space="preserve">, </w:t>
+      </w:r>
+      <w:proofErr w:type="spellStart"/>
+      <w:r>
+        <w:rPr>
+          <w:rFonts w:ascii="Times New Roman" w:eastAsia="Times New Roman" w:hAnsi="Times New Roman" w:cs="Times New Roman"/>
+          <w:sz w:val="24"/>
+          <w:szCs w:val="24"/>
+          <w:lang w:eastAsia="hu-HU"/>
+        </w:rPr>
+        <w:t>consectetur</w:t>
+      </w:r>
+      <w:proofErr w:type="spellEnd"/>
+      <w:r>
+        <w:rPr>
+          <w:rFonts w:ascii="Times New Roman" w:eastAsia="Times New Roman" w:hAnsi="Times New Roman" w:cs="Times New Roman"/>
+          <w:sz w:val="24"/>
+          <w:szCs w:val="24"/>
+          <w:lang w:eastAsia="hu-HU"/>
+        </w:rPr>
+        <w:t xml:space="preserve"> </w:t>
+      </w:r>
+      <w:proofErr w:type="spellStart"/>
+      <w:r>
+        <w:rPr>
+          <w:rFonts w:ascii="Times New Roman" w:eastAsia="Times New Roman" w:hAnsi="Times New Roman" w:cs="Times New Roman"/>
+          <w:sz w:val="24"/>
+          <w:szCs w:val="24"/>
+          <w:lang w:eastAsia="hu-HU"/>
+        </w:rPr>
+        <w:t>adipiscing</w:t>
+      </w:r>
+      <w:proofErr w:type="spellEnd"/>
+      <w:r>
+        <w:rPr>
+          <w:rFonts w:ascii="Times New Roman" w:eastAsia="Times New Roman" w:hAnsi="Times New Roman" w:cs="Times New Roman"/>
+          <w:sz w:val="24"/>
+          <w:szCs w:val="24"/>
+          <w:lang w:eastAsia="hu-HU"/>
+        </w:rPr>
+        <w:t xml:space="preserve"> elit.</w:t>
+      </w:r>
+    </w:p>
+    <w:p>
+      <w:pPr>
+        <w:spacing w:before="100" w:beforeAutospacing="1" w:after="100" w:afterAutospacing="1" w:line="240" w:lineRule="auto"/>
+        <w:rPr>
+          <w:rFonts w:ascii="Times New Roman" w:eastAsia="Times New Roman" w:hAnsi="Times New Roman" w:cs="Times New Roman"/>
+          <w:sz w:val="24"/>
+          <w:szCs w:val="24"/>
+          <w:lang w:eastAsia="hu-HU"/>
+        </w:rPr>
+      </w:pPr>
+      <w:r>
+        <w:rPr>
+          <w:rFonts w:ascii="Times New Roman" w:eastAsia="Times New Roman" w:hAnsi="Times New Roman" w:cs="Times New Roman"/>
+          <w:sz w:val="24"/>
+          <w:szCs w:val="24"/>
+          <w:lang w:eastAsia="hu-HU"/>
+        </w:rPr>
+        <w:t>Tovább</w:t>
+      </w:r>
+    </w:p>
+    <w:p>
+      <w:pPr>
+        <w:spacing w:before="100" w:beforeAutospacing="1" w:after="100" w:afterAutospacing="1" w:line="240" w:lineRule="auto"/>
+        <w:rPr>
+          <w:rFonts w:ascii="Times New Roman" w:eastAsia="Times New Roman" w:hAnsi="Times New Roman" w:cs="Times New Roman"/>
+          <w:sz w:val="24"/>
+          <w:szCs w:val="24"/>
+          <w:lang w:eastAsia="hu-HU"/>
+        </w:rPr>
+      </w:pPr>
+      <w:r>
+        <w:rPr>
+          <w:rFonts w:ascii="Times New Roman" w:eastAsia="Times New Roman" w:hAnsi="Times New Roman" w:cs="Times New Roman"/>
+          <w:sz w:val="24"/>
+          <w:szCs w:val="24"/>
+          <w:lang w:eastAsia="hu-HU"/>
+        </w:rPr>
+        <w:t xml:space="preserve">A lényeg: </w:t>
+      </w:r>
+      <w:proofErr w:type="gramStart"/>
+      <w:r>
+        <w:rPr>
+          <w:rFonts w:ascii="Times New Roman" w:eastAsia="Times New Roman" w:hAnsi="Times New Roman" w:cs="Times New Roman"/>
+          <w:sz w:val="24"/>
+          <w:szCs w:val="24"/>
+          <w:lang w:eastAsia="hu-HU"/>
+        </w:rPr>
+        <w:t xml:space="preserve">a </w:t>
+      </w:r>
+      <w:r>
+        <w:rPr>
+          <w:rFonts w:ascii="Courier New" w:eastAsia="Times New Roman" w:hAnsi="Courier New" w:cs="Courier New"/>
+          <w:sz w:val="20"/>
+          <w:szCs w:val="20"/>
+          <w:lang w:eastAsia="hu-HU"/>
+        </w:rPr>
+        <w:t>.</w:t>
+      </w:r>
+      <w:proofErr w:type="spellStart"/>
+      <w:r>
+        <w:rPr>
+          <w:rFonts w:ascii="Courier New" w:eastAsia="Times New Roman" w:hAnsi="Courier New" w:cs="Courier New"/>
+          <w:sz w:val="20"/>
+          <w:szCs w:val="20"/>
+          <w:lang w:eastAsia="hu-HU"/>
+        </w:rPr>
+        <w:t>card</w:t>
+      </w:r>
+      <w:proofErr w:type="spellEnd"/>
+      <w:proofErr w:type="gramEnd"/>
+      <w:r>
+        <w:rPr>
+          <w:rFonts w:ascii="Times New Roman" w:eastAsia="Times New Roman" w:hAnsi="Times New Roman" w:cs="Times New Roman"/>
+          <w:sz w:val="24"/>
+          <w:szCs w:val="24"/>
+          <w:lang w:eastAsia="hu-HU"/>
+        </w:rPr>
+        <w:t xml:space="preserve"> kapja a </w:t>
+      </w:r>
+      <w:r>
+        <w:rPr>
+          <w:rFonts w:ascii="Courier New" w:eastAsia="Times New Roman" w:hAnsi="Courier New" w:cs="Courier New"/>
+          <w:sz w:val="20"/>
+          <w:szCs w:val="20"/>
+          <w:lang w:eastAsia="hu-HU"/>
+        </w:rPr>
+        <w:t xml:space="preserve">display: </w:t>
+      </w:r>
+      <w:proofErr w:type="spellStart"/>
+      <w:r>
+        <w:rPr>
+          <w:rFonts w:ascii="Courier New" w:eastAsia="Times New Roman" w:hAnsi="Courier New" w:cs="Courier New"/>
+          <w:sz w:val="20"/>
+          <w:szCs w:val="20"/>
+          <w:lang w:eastAsia="hu-HU"/>
+        </w:rPr>
+        <w:t>flex</w:t>
+      </w:r>
+      <w:proofErr w:type="spellEnd"/>
+      <w:r>
+        <w:rPr>
+          <w:rFonts w:ascii="Times New Roman" w:eastAsia="Times New Roman" w:hAnsi="Times New Roman" w:cs="Times New Roman"/>
+          <w:sz w:val="24"/>
+          <w:szCs w:val="24"/>
+          <w:lang w:eastAsia="hu-HU"/>
+        </w:rPr>
+        <w:t xml:space="preserve"> beállítást, a kép szélességét pedig a </w:t>
+      </w:r>
+      <w:proofErr w:type="spellStart"/>
+      <w:r>
+        <w:rPr>
+          <w:rFonts w:ascii="Courier New" w:eastAsia="Times New Roman" w:hAnsi="Courier New" w:cs="Courier New"/>
+          <w:sz w:val="20"/>
+          <w:szCs w:val="20"/>
+          <w:lang w:eastAsia="hu-HU"/>
+        </w:rPr>
+        <w:t>flex</w:t>
+      </w:r>
+      <w:proofErr w:type="spellEnd"/>
+      <w:r>
+        <w:rPr>
+          <w:rFonts w:ascii="Courier New" w:eastAsia="Times New Roman" w:hAnsi="Courier New" w:cs="Courier New"/>
+          <w:sz w:val="20"/>
+          <w:szCs w:val="20"/>
+          <w:lang w:eastAsia="hu-HU"/>
+        </w:rPr>
+        <w:t>: 0 0 120px</w:t>
+      </w:r>
+      <w:r>
+        <w:rPr>
+          <w:rFonts w:ascii="Times New Roman" w:eastAsia="Times New Roman" w:hAnsi="Times New Roman" w:cs="Times New Roman"/>
+          <w:sz w:val="24"/>
+          <w:szCs w:val="24"/>
+          <w:lang w:eastAsia="hu-HU"/>
+        </w:rPr>
+        <w:t xml:space="preserve"> rögzíti. Így a kép bal oldalon marad, a szöveg pedig a fennmaradó helyet használja. A kártyák továbbra is két oszlopban jelennek meg nagyobb képernyőn.</w:t>
       </w:r>
     </w:p>
     <w:p/>
@@ -21604,6 +25986,566 @@
       </w:rPr>
     </w:lvl>
   </w:abstractNum>
+  <w:abstractNum w:abstractNumId="4" w15:restartNumberingAfterBreak="0">
+    <w:nsid w:val="627C6CD6"/>
+    <w:multiLevelType w:val="multilevel"/>
+    <w:tmpl w:val="317EFC32"/>
+    <w:lvl w:ilvl="0">
+      <w:start w:val="1"/>
+      <w:numFmt w:val="decimal"/>
+      <w:lvlText w:val="%1."/>
+      <w:lvlJc w:val="left"/>
+      <w:pPr>
+        <w:tabs>
+          <w:tab w:val="num" w:pos="720"/>
+        </w:tabs>
+        <w:ind w:left="720" w:hanging="360"/>
+      </w:pPr>
+    </w:lvl>
+    <w:lvl w:ilvl="1" w:tentative="1">
+      <w:start w:val="1"/>
+      <w:numFmt w:val="decimal"/>
+      <w:lvlText w:val="%2."/>
+      <w:lvlJc w:val="left"/>
+      <w:pPr>
+        <w:tabs>
+          <w:tab w:val="num" w:pos="1440"/>
+        </w:tabs>
+        <w:ind w:left="1440" w:hanging="360"/>
+      </w:pPr>
+    </w:lvl>
+    <w:lvl w:ilvl="2" w:tentative="1">
+      <w:start w:val="1"/>
+      <w:numFmt w:val="decimal"/>
+      <w:lvlText w:val="%3."/>
+      <w:lvlJc w:val="left"/>
+      <w:pPr>
+        <w:tabs>
+          <w:tab w:val="num" w:pos="2160"/>
+        </w:tabs>
+        <w:ind w:left="2160" w:hanging="360"/>
+      </w:pPr>
+    </w:lvl>
+    <w:lvl w:ilvl="3" w:tentative="1">
+      <w:start w:val="1"/>
+      <w:numFmt w:val="decimal"/>
+      <w:lvlText w:val="%4."/>
+      <w:lvlJc w:val="left"/>
+      <w:pPr>
+        <w:tabs>
+          <w:tab w:val="num" w:pos="2880"/>
+        </w:tabs>
+        <w:ind w:left="2880" w:hanging="360"/>
+      </w:pPr>
+    </w:lvl>
+    <w:lvl w:ilvl="4" w:tentative="1">
+      <w:start w:val="1"/>
+      <w:numFmt w:val="decimal"/>
+      <w:lvlText w:val="%5."/>
+      <w:lvlJc w:val="left"/>
+      <w:pPr>
+        <w:tabs>
+          <w:tab w:val="num" w:pos="3600"/>
+        </w:tabs>
+        <w:ind w:left="3600" w:hanging="360"/>
+      </w:pPr>
+    </w:lvl>
+    <w:lvl w:ilvl="5" w:tentative="1">
+      <w:start w:val="1"/>
+      <w:numFmt w:val="decimal"/>
+      <w:lvlText w:val="%6."/>
+      <w:lvlJc w:val="left"/>
+      <w:pPr>
+        <w:tabs>
+          <w:tab w:val="num" w:pos="4320"/>
+        </w:tabs>
+        <w:ind w:left="4320" w:hanging="360"/>
+      </w:pPr>
+    </w:lvl>
+    <w:lvl w:ilvl="6" w:tentative="1">
+      <w:start w:val="1"/>
+      <w:numFmt w:val="decimal"/>
+      <w:lvlText w:val="%7."/>
+      <w:lvlJc w:val="left"/>
+      <w:pPr>
+        <w:tabs>
+          <w:tab w:val="num" w:pos="5040"/>
+        </w:tabs>
+        <w:ind w:left="5040" w:hanging="360"/>
+      </w:pPr>
+    </w:lvl>
+    <w:lvl w:ilvl="7" w:tentative="1">
+      <w:start w:val="1"/>
+      <w:numFmt w:val="decimal"/>
+      <w:lvlText w:val="%8."/>
+      <w:lvlJc w:val="left"/>
+      <w:pPr>
+        <w:tabs>
+          <w:tab w:val="num" w:pos="5760"/>
+        </w:tabs>
+        <w:ind w:left="5760" w:hanging="360"/>
+      </w:pPr>
+    </w:lvl>
+    <w:lvl w:ilvl="8" w:tentative="1">
+      <w:start w:val="1"/>
+      <w:numFmt w:val="decimal"/>
+      <w:lvlText w:val="%9."/>
+      <w:lvlJc w:val="left"/>
+      <w:pPr>
+        <w:tabs>
+          <w:tab w:val="num" w:pos="6480"/>
+        </w:tabs>
+        <w:ind w:left="6480" w:hanging="360"/>
+      </w:pPr>
+    </w:lvl>
+  </w:abstractNum>
+  <w:abstractNum w:abstractNumId="5" w15:restartNumberingAfterBreak="0">
+    <w:nsid w:val="698B4A2D"/>
+    <w:multiLevelType w:val="multilevel"/>
+    <w:tmpl w:val="B866963E"/>
+    <w:lvl w:ilvl="0">
+      <w:start w:val="1"/>
+      <w:numFmt w:val="bullet"/>
+      <w:lvlText w:val=""/>
+      <w:lvlJc w:val="left"/>
+      <w:pPr>
+        <w:tabs>
+          <w:tab w:val="num" w:pos="720"/>
+        </w:tabs>
+        <w:ind w:left="720" w:hanging="360"/>
+      </w:pPr>
+      <w:rPr>
+        <w:rFonts w:ascii="Symbol" w:hAnsi="Symbol" w:hint="default"/>
+        <w:sz w:val="20"/>
+      </w:rPr>
+    </w:lvl>
+    <w:lvl w:ilvl="1" w:tentative="1">
+      <w:start w:val="1"/>
+      <w:numFmt w:val="bullet"/>
+      <w:lvlText w:val="o"/>
+      <w:lvlJc w:val="left"/>
+      <w:pPr>
+        <w:tabs>
+          <w:tab w:val="num" w:pos="1440"/>
+        </w:tabs>
+        <w:ind w:left="1440" w:hanging="360"/>
+      </w:pPr>
+      <w:rPr>
+        <w:rFonts w:ascii="Courier New" w:hAnsi="Courier New" w:hint="default"/>
+        <w:sz w:val="20"/>
+      </w:rPr>
+    </w:lvl>
+    <w:lvl w:ilvl="2" w:tentative="1">
+      <w:start w:val="1"/>
+      <w:numFmt w:val="bullet"/>
+      <w:lvlText w:val=""/>
+      <w:lvlJc w:val="left"/>
+      <w:pPr>
+        <w:tabs>
+          <w:tab w:val="num" w:pos="2160"/>
+        </w:tabs>
+        <w:ind w:left="2160" w:hanging="360"/>
+      </w:pPr>
+      <w:rPr>
+        <w:rFonts w:ascii="Wingdings" w:hAnsi="Wingdings" w:hint="default"/>
+        <w:sz w:val="20"/>
+      </w:rPr>
+    </w:lvl>
+    <w:lvl w:ilvl="3" w:tentative="1">
+      <w:start w:val="1"/>
+      <w:numFmt w:val="bullet"/>
+      <w:lvlText w:val=""/>
+      <w:lvlJc w:val="left"/>
+      <w:pPr>
+        <w:tabs>
+          <w:tab w:val="num" w:pos="2880"/>
+        </w:tabs>
+        <w:ind w:left="2880" w:hanging="360"/>
+      </w:pPr>
+      <w:rPr>
+        <w:rFonts w:ascii="Wingdings" w:hAnsi="Wingdings" w:hint="default"/>
+        <w:sz w:val="20"/>
+      </w:rPr>
+    </w:lvl>
+    <w:lvl w:ilvl="4" w:tentative="1">
+      <w:start w:val="1"/>
+      <w:numFmt w:val="bullet"/>
+      <w:lvlText w:val=""/>
+      <w:lvlJc w:val="left"/>
+      <w:pPr>
+        <w:tabs>
+          <w:tab w:val="num" w:pos="3600"/>
+        </w:tabs>
+        <w:ind w:left="3600" w:hanging="360"/>
+      </w:pPr>
+      <w:rPr>
+        <w:rFonts w:ascii="Wingdings" w:hAnsi="Wingdings" w:hint="default"/>
+        <w:sz w:val="20"/>
+      </w:rPr>
+    </w:lvl>
+    <w:lvl w:ilvl="5" w:tentative="1">
+      <w:start w:val="1"/>
+      <w:numFmt w:val="bullet"/>
+      <w:lvlText w:val=""/>
+      <w:lvlJc w:val="left"/>
+      <w:pPr>
+        <w:tabs>
+          <w:tab w:val="num" w:pos="4320"/>
+        </w:tabs>
+        <w:ind w:left="4320" w:hanging="360"/>
+      </w:pPr>
+      <w:rPr>
+        <w:rFonts w:ascii="Wingdings" w:hAnsi="Wingdings" w:hint="default"/>
+        <w:sz w:val="20"/>
+      </w:rPr>
+    </w:lvl>
+    <w:lvl w:ilvl="6" w:tentative="1">
+      <w:start w:val="1"/>
+      <w:numFmt w:val="bullet"/>
+      <w:lvlText w:val=""/>
+      <w:lvlJc w:val="left"/>
+      <w:pPr>
+        <w:tabs>
+          <w:tab w:val="num" w:pos="5040"/>
+        </w:tabs>
+        <w:ind w:left="5040" w:hanging="360"/>
+      </w:pPr>
+      <w:rPr>
+        <w:rFonts w:ascii="Wingdings" w:hAnsi="Wingdings" w:hint="default"/>
+        <w:sz w:val="20"/>
+      </w:rPr>
+    </w:lvl>
+    <w:lvl w:ilvl="7" w:tentative="1">
+      <w:start w:val="1"/>
+      <w:numFmt w:val="bullet"/>
+      <w:lvlText w:val=""/>
+      <w:lvlJc w:val="left"/>
+      <w:pPr>
+        <w:tabs>
+          <w:tab w:val="num" w:pos="5760"/>
+        </w:tabs>
+        <w:ind w:left="5760" w:hanging="360"/>
+      </w:pPr>
+      <w:rPr>
+        <w:rFonts w:ascii="Wingdings" w:hAnsi="Wingdings" w:hint="default"/>
+        <w:sz w:val="20"/>
+      </w:rPr>
+    </w:lvl>
+    <w:lvl w:ilvl="8" w:tentative="1">
+      <w:start w:val="1"/>
+      <w:numFmt w:val="bullet"/>
+      <w:lvlText w:val=""/>
+      <w:lvlJc w:val="left"/>
+      <w:pPr>
+        <w:tabs>
+          <w:tab w:val="num" w:pos="6480"/>
+        </w:tabs>
+        <w:ind w:left="6480" w:hanging="360"/>
+      </w:pPr>
+      <w:rPr>
+        <w:rFonts w:ascii="Wingdings" w:hAnsi="Wingdings" w:hint="default"/>
+        <w:sz w:val="20"/>
+      </w:rPr>
+    </w:lvl>
+  </w:abstractNum>
+  <w:abstractNum w:abstractNumId="6" w15:restartNumberingAfterBreak="0">
+    <w:nsid w:val="7907530A"/>
+    <w:multiLevelType w:val="multilevel"/>
+    <w:tmpl w:val="FFF2A43C"/>
+    <w:lvl w:ilvl="0">
+      <w:start w:val="1"/>
+      <w:numFmt w:val="bullet"/>
+      <w:lvlText w:val=""/>
+      <w:lvlJc w:val="left"/>
+      <w:pPr>
+        <w:tabs>
+          <w:tab w:val="num" w:pos="720"/>
+        </w:tabs>
+        <w:ind w:left="720" w:hanging="360"/>
+      </w:pPr>
+      <w:rPr>
+        <w:rFonts w:ascii="Symbol" w:hAnsi="Symbol" w:hint="default"/>
+        <w:sz w:val="20"/>
+      </w:rPr>
+    </w:lvl>
+    <w:lvl w:ilvl="1" w:tentative="1">
+      <w:start w:val="1"/>
+      <w:numFmt w:val="bullet"/>
+      <w:lvlText w:val="o"/>
+      <w:lvlJc w:val="left"/>
+      <w:pPr>
+        <w:tabs>
+          <w:tab w:val="num" w:pos="1440"/>
+        </w:tabs>
+        <w:ind w:left="1440" w:hanging="360"/>
+      </w:pPr>
+      <w:rPr>
+        <w:rFonts w:ascii="Courier New" w:hAnsi="Courier New" w:hint="default"/>
+        <w:sz w:val="20"/>
+      </w:rPr>
+    </w:lvl>
+    <w:lvl w:ilvl="2" w:tentative="1">
+      <w:start w:val="1"/>
+      <w:numFmt w:val="bullet"/>
+      <w:lvlText w:val=""/>
+      <w:lvlJc w:val="left"/>
+      <w:pPr>
+        <w:tabs>
+          <w:tab w:val="num" w:pos="2160"/>
+        </w:tabs>
+        <w:ind w:left="2160" w:hanging="360"/>
+      </w:pPr>
+      <w:rPr>
+        <w:rFonts w:ascii="Wingdings" w:hAnsi="Wingdings" w:hint="default"/>
+        <w:sz w:val="20"/>
+      </w:rPr>
+    </w:lvl>
+    <w:lvl w:ilvl="3" w:tentative="1">
+      <w:start w:val="1"/>
+      <w:numFmt w:val="bullet"/>
+      <w:lvlText w:val=""/>
+      <w:lvlJc w:val="left"/>
+      <w:pPr>
+        <w:tabs>
+          <w:tab w:val="num" w:pos="2880"/>
+        </w:tabs>
+        <w:ind w:left="2880" w:hanging="360"/>
+      </w:pPr>
+      <w:rPr>
+        <w:rFonts w:ascii="Wingdings" w:hAnsi="Wingdings" w:hint="default"/>
+        <w:sz w:val="20"/>
+      </w:rPr>
+    </w:lvl>
+    <w:lvl w:ilvl="4" w:tentative="1">
+      <w:start w:val="1"/>
+      <w:numFmt w:val="bullet"/>
+      <w:lvlText w:val=""/>
+      <w:lvlJc w:val="left"/>
+      <w:pPr>
+        <w:tabs>
+          <w:tab w:val="num" w:pos="3600"/>
+        </w:tabs>
+        <w:ind w:left="3600" w:hanging="360"/>
+      </w:pPr>
+      <w:rPr>
+        <w:rFonts w:ascii="Wingdings" w:hAnsi="Wingdings" w:hint="default"/>
+        <w:sz w:val="20"/>
+      </w:rPr>
+    </w:lvl>
+    <w:lvl w:ilvl="5" w:tentative="1">
+      <w:start w:val="1"/>
+      <w:numFmt w:val="bullet"/>
+      <w:lvlText w:val=""/>
+      <w:lvlJc w:val="left"/>
+      <w:pPr>
+        <w:tabs>
+          <w:tab w:val="num" w:pos="4320"/>
+        </w:tabs>
+        <w:ind w:left="4320" w:hanging="360"/>
+      </w:pPr>
+      <w:rPr>
+        <w:rFonts w:ascii="Wingdings" w:hAnsi="Wingdings" w:hint="default"/>
+        <w:sz w:val="20"/>
+      </w:rPr>
+    </w:lvl>
+    <w:lvl w:ilvl="6" w:tentative="1">
+      <w:start w:val="1"/>
+      <w:numFmt w:val="bullet"/>
+      <w:lvlText w:val=""/>
+      <w:lvlJc w:val="left"/>
+      <w:pPr>
+        <w:tabs>
+          <w:tab w:val="num" w:pos="5040"/>
+        </w:tabs>
+        <w:ind w:left="5040" w:hanging="360"/>
+      </w:pPr>
+      <w:rPr>
+        <w:rFonts w:ascii="Wingdings" w:hAnsi="Wingdings" w:hint="default"/>
+        <w:sz w:val="20"/>
+      </w:rPr>
+    </w:lvl>
+    <w:lvl w:ilvl="7" w:tentative="1">
+      <w:start w:val="1"/>
+      <w:numFmt w:val="bullet"/>
+      <w:lvlText w:val=""/>
+      <w:lvlJc w:val="left"/>
+      <w:pPr>
+        <w:tabs>
+          <w:tab w:val="num" w:pos="5760"/>
+        </w:tabs>
+        <w:ind w:left="5760" w:hanging="360"/>
+      </w:pPr>
+      <w:rPr>
+        <w:rFonts w:ascii="Wingdings" w:hAnsi="Wingdings" w:hint="default"/>
+        <w:sz w:val="20"/>
+      </w:rPr>
+    </w:lvl>
+    <w:lvl w:ilvl="8" w:tentative="1">
+      <w:start w:val="1"/>
+      <w:numFmt w:val="bullet"/>
+      <w:lvlText w:val=""/>
+      <w:lvlJc w:val="left"/>
+      <w:pPr>
+        <w:tabs>
+          <w:tab w:val="num" w:pos="6480"/>
+        </w:tabs>
+        <w:ind w:left="6480" w:hanging="360"/>
+      </w:pPr>
+      <w:rPr>
+        <w:rFonts w:ascii="Wingdings" w:hAnsi="Wingdings" w:hint="default"/>
+        <w:sz w:val="20"/>
+      </w:rPr>
+    </w:lvl>
+  </w:abstractNum>
+  <w:abstractNum w:abstractNumId="7" w15:restartNumberingAfterBreak="0">
+    <w:nsid w:val="7B641104"/>
+    <w:multiLevelType w:val="multilevel"/>
+    <w:tmpl w:val="D1BA5DEC"/>
+    <w:lvl w:ilvl="0">
+      <w:start w:val="1"/>
+      <w:numFmt w:val="bullet"/>
+      <w:lvlText w:val=""/>
+      <w:lvlJc w:val="left"/>
+      <w:pPr>
+        <w:tabs>
+          <w:tab w:val="num" w:pos="720"/>
+        </w:tabs>
+        <w:ind w:left="720" w:hanging="360"/>
+      </w:pPr>
+      <w:rPr>
+        <w:rFonts w:ascii="Symbol" w:hAnsi="Symbol" w:hint="default"/>
+        <w:sz w:val="20"/>
+      </w:rPr>
+    </w:lvl>
+    <w:lvl w:ilvl="1" w:tentative="1">
+      <w:start w:val="1"/>
+      <w:numFmt w:val="bullet"/>
+      <w:lvlText w:val="o"/>
+      <w:lvlJc w:val="left"/>
+      <w:pPr>
+        <w:tabs>
+          <w:tab w:val="num" w:pos="1440"/>
+        </w:tabs>
+        <w:ind w:left="1440" w:hanging="360"/>
+      </w:pPr>
+      <w:rPr>
+        <w:rFonts w:ascii="Courier New" w:hAnsi="Courier New" w:hint="default"/>
+        <w:sz w:val="20"/>
+      </w:rPr>
+    </w:lvl>
+    <w:lvl w:ilvl="2" w:tentative="1">
+      <w:start w:val="1"/>
+      <w:numFmt w:val="bullet"/>
+      <w:lvlText w:val=""/>
+      <w:lvlJc w:val="left"/>
+      <w:pPr>
+        <w:tabs>
+          <w:tab w:val="num" w:pos="2160"/>
+        </w:tabs>
+        <w:ind w:left="2160" w:hanging="360"/>
+      </w:pPr>
+      <w:rPr>
+        <w:rFonts w:ascii="Wingdings" w:hAnsi="Wingdings" w:hint="default"/>
+        <w:sz w:val="20"/>
+      </w:rPr>
+    </w:lvl>
+    <w:lvl w:ilvl="3" w:tentative="1">
+      <w:start w:val="1"/>
+      <w:numFmt w:val="bullet"/>
+      <w:lvlText w:val=""/>
+      <w:lvlJc w:val="left"/>
+      <w:pPr>
+        <w:tabs>
+          <w:tab w:val="num" w:pos="2880"/>
+        </w:tabs>
+        <w:ind w:left="2880" w:hanging="360"/>
+      </w:pPr>
+      <w:rPr>
+        <w:rFonts w:ascii="Wingdings" w:hAnsi="Wingdings" w:hint="default"/>
+        <w:sz w:val="20"/>
+      </w:rPr>
+    </w:lvl>
+    <w:lvl w:ilvl="4" w:tentative="1">
+      <w:start w:val="1"/>
+      <w:numFmt w:val="bullet"/>
+      <w:lvlText w:val=""/>
+      <w:lvlJc w:val="left"/>
+      <w:pPr>
+        <w:tabs>
+          <w:tab w:val="num" w:pos="3600"/>
+        </w:tabs>
+        <w:ind w:left="3600" w:hanging="360"/>
+      </w:pPr>
+      <w:rPr>
+        <w:rFonts w:ascii="Wingdings" w:hAnsi="Wingdings" w:hint="default"/>
+        <w:sz w:val="20"/>
+      </w:rPr>
+    </w:lvl>
+    <w:lvl w:ilvl="5" w:tentative="1">
+      <w:start w:val="1"/>
+      <w:numFmt w:val="bullet"/>
+      <w:lvlText w:val=""/>
+      <w:lvlJc w:val="left"/>
+      <w:pPr>
+        <w:tabs>
+          <w:tab w:val="num" w:pos="4320"/>
+        </w:tabs>
+        <w:ind w:left="4320" w:hanging="360"/>
+      </w:pPr>
+      <w:rPr>
+        <w:rFonts w:ascii="Wingdings" w:hAnsi="Wingdings" w:hint="default"/>
+        <w:sz w:val="20"/>
+      </w:rPr>
+    </w:lvl>
+    <w:lvl w:ilvl="6" w:tentative="1">
+      <w:start w:val="1"/>
+      <w:numFmt w:val="bullet"/>
+      <w:lvlText w:val=""/>
+      <w:lvlJc w:val="left"/>
+      <w:pPr>
+        <w:tabs>
+          <w:tab w:val="num" w:pos="5040"/>
+        </w:tabs>
+        <w:ind w:left="5040" w:hanging="360"/>
+      </w:pPr>
+      <w:rPr>
+        <w:rFonts w:ascii="Wingdings" w:hAnsi="Wingdings" w:hint="default"/>
+        <w:sz w:val="20"/>
+      </w:rPr>
+    </w:lvl>
+    <w:lvl w:ilvl="7" w:tentative="1">
+      <w:start w:val="1"/>
+      <w:numFmt w:val="bullet"/>
+      <w:lvlText w:val=""/>
+      <w:lvlJc w:val="left"/>
+      <w:pPr>
+        <w:tabs>
+          <w:tab w:val="num" w:pos="5760"/>
+        </w:tabs>
+        <w:ind w:left="5760" w:hanging="360"/>
+      </w:pPr>
+      <w:rPr>
+        <w:rFonts w:ascii="Wingdings" w:hAnsi="Wingdings" w:hint="default"/>
+        <w:sz w:val="20"/>
+      </w:rPr>
+    </w:lvl>
+    <w:lvl w:ilvl="8" w:tentative="1">
+      <w:start w:val="1"/>
+      <w:numFmt w:val="bullet"/>
+      <w:lvlText w:val=""/>
+      <w:lvlJc w:val="left"/>
+      <w:pPr>
+        <w:tabs>
+          <w:tab w:val="num" w:pos="6480"/>
+        </w:tabs>
+        <w:ind w:left="6480" w:hanging="360"/>
+      </w:pPr>
+      <w:rPr>
+        <w:rFonts w:ascii="Wingdings" w:hAnsi="Wingdings" w:hint="default"/>
+        <w:sz w:val="20"/>
+      </w:rPr>
+    </w:lvl>
+  </w:abstractNum>
   <w:num w:numId="1">
     <w:abstractNumId w:val="1"/>
   </w:num>
@@ -21615,6 +26557,18 @@
   </w:num>
   <w:num w:numId="4">
     <w:abstractNumId w:val="0"/>
+  </w:num>
+  <w:num w:numId="5">
+    <w:abstractNumId w:val="7"/>
+  </w:num>
+  <w:num w:numId="6">
+    <w:abstractNumId w:val="4"/>
+  </w:num>
+  <w:num w:numId="7">
+    <w:abstractNumId w:val="5"/>
+  </w:num>
+  <w:num w:numId="8">
+    <w:abstractNumId w:val="6"/>
   </w:num>
 </w:numbering>
 </file>
